--- a/PhanyasitW-EN_2026.docx
+++ b/PhanyasitW-EN_2026.docx
@@ -180,7 +180,27 @@
           <w:sz w:val="32"/>
           <w:szCs w:val="32"/>
         </w:rPr>
-        <w:t xml:space="preserve"> 46 years</w:t>
+        <w:t xml:space="preserve"> 4</w:t>
+      </w:r>
+      <w:r>
+        <w:rPr>
+          <w:rFonts w:asciiTheme="majorBidi" w:eastAsia="Sarabun" w:hAnsiTheme="majorBidi" w:cstheme="majorBidi"/>
+          <w:b/>
+          <w:color w:val="000000"/>
+          <w:sz w:val="32"/>
+          <w:szCs w:val="32"/>
+        </w:rPr>
+        <w:t>7</w:t>
+      </w:r>
+      <w:r>
+        <w:rPr>
+          <w:rFonts w:asciiTheme="majorBidi" w:eastAsia="Sarabun" w:hAnsiTheme="majorBidi" w:cstheme="majorBidi"/>
+          <w:b/>
+          <w:color w:val="000000"/>
+          <w:sz w:val="32"/>
+          <w:szCs w:val="32"/>
+        </w:rPr>
+        <w:t xml:space="preserve"> years</w:t>
       </w:r>
       <w:r>
         <w:rPr>
@@ -575,7 +595,27 @@
           <w:sz w:val="32"/>
           <w:szCs w:val="32"/>
         </w:rPr>
-        <w:t>2022 – Present</w:t>
+        <w:t>202</w:t>
+      </w:r>
+      <w:r>
+        <w:rPr>
+          <w:rFonts w:asciiTheme="majorBidi" w:eastAsia="Sarabun" w:hAnsiTheme="majorBidi" w:cstheme="majorBidi"/>
+          <w:b/>
+          <w:bCs/>
+          <w:sz w:val="32"/>
+          <w:szCs w:val="32"/>
+        </w:rPr>
+        <w:t>1</w:t>
+      </w:r>
+      <w:r>
+        <w:rPr>
+          <w:rFonts w:asciiTheme="majorBidi" w:eastAsia="Sarabun" w:hAnsiTheme="majorBidi" w:cstheme="majorBidi"/>
+          <w:b/>
+          <w:bCs/>
+          <w:sz w:val="32"/>
+          <w:szCs w:val="32"/>
+        </w:rPr>
+        <w:t xml:space="preserve"> – Present</w:t>
       </w:r>
       <w:r>
         <w:rPr>
@@ -697,7 +737,37 @@
           <w:sz w:val="32"/>
           <w:szCs w:val="32"/>
         </w:rPr>
-        <w:t>2016 – 2020</w:t>
+        <w:t>20</w:t>
+      </w:r>
+      <w:r>
+        <w:rPr>
+          <w:rFonts w:asciiTheme="majorBidi" w:eastAsia="Sarabun" w:hAnsiTheme="majorBidi" w:cstheme="majorBidi"/>
+          <w:b/>
+          <w:bCs/>
+          <w:sz w:val="32"/>
+          <w:szCs w:val="32"/>
+        </w:rPr>
+        <w:t>19</w:t>
+      </w:r>
+      <w:r>
+        <w:rPr>
+          <w:rFonts w:asciiTheme="majorBidi" w:eastAsia="Sarabun" w:hAnsiTheme="majorBidi" w:cstheme="majorBidi"/>
+          <w:b/>
+          <w:bCs/>
+          <w:sz w:val="32"/>
+          <w:szCs w:val="32"/>
+        </w:rPr>
+        <w:t xml:space="preserve"> – 20</w:t>
+      </w:r>
+      <w:r>
+        <w:rPr>
+          <w:rFonts w:asciiTheme="majorBidi" w:eastAsia="Sarabun" w:hAnsiTheme="majorBidi" w:cstheme="majorBidi"/>
+          <w:b/>
+          <w:bCs/>
+          <w:sz w:val="32"/>
+          <w:szCs w:val="32"/>
+        </w:rPr>
+        <w:t>19</w:t>
       </w:r>
       <w:r>
         <w:rPr>
@@ -758,7 +828,37 @@
           <w:sz w:val="32"/>
           <w:szCs w:val="32"/>
         </w:rPr>
-        <w:t>2010 – 2015</w:t>
+        <w:t>20</w:t>
+      </w:r>
+      <w:r>
+        <w:rPr>
+          <w:rFonts w:asciiTheme="majorBidi" w:eastAsia="Sarabun" w:hAnsiTheme="majorBidi" w:cstheme="majorBidi"/>
+          <w:b/>
+          <w:bCs/>
+          <w:sz w:val="32"/>
+          <w:szCs w:val="32"/>
+        </w:rPr>
+        <w:t>17</w:t>
+      </w:r>
+      <w:r>
+        <w:rPr>
+          <w:rFonts w:asciiTheme="majorBidi" w:eastAsia="Sarabun" w:hAnsiTheme="majorBidi" w:cstheme="majorBidi"/>
+          <w:b/>
+          <w:bCs/>
+          <w:sz w:val="32"/>
+          <w:szCs w:val="32"/>
+        </w:rPr>
+        <w:t xml:space="preserve"> – 20</w:t>
+      </w:r>
+      <w:r>
+        <w:rPr>
+          <w:rFonts w:asciiTheme="majorBidi" w:eastAsia="Sarabun" w:hAnsiTheme="majorBidi" w:cstheme="majorBidi"/>
+          <w:b/>
+          <w:bCs/>
+          <w:sz w:val="32"/>
+          <w:szCs w:val="32"/>
+        </w:rPr>
+        <w:t>19</w:t>
       </w:r>
       <w:r>
         <w:rPr>
@@ -777,16 +877,25 @@
           <w:sz w:val="32"/>
           <w:szCs w:val="32"/>
         </w:rPr>
-        <w:t>Web Designer and Developer</w:t>
-      </w:r>
-      <w:r>
-        <w:rPr>
-          <w:rFonts w:asciiTheme="majorBidi" w:eastAsia="Sarabun" w:hAnsiTheme="majorBidi" w:cstheme="majorBidi"/>
-          <w:b/>
-          <w:sz w:val="32"/>
-          <w:szCs w:val="32"/>
-        </w:rPr>
-        <w:t xml:space="preserve"> – Kimberly Clark Thailand</w:t>
+        <w:t>Creative Manager</w:t>
+      </w:r>
+      <w:r>
+        <w:rPr>
+          <w:rFonts w:asciiTheme="majorBidi" w:eastAsia="Sarabun" w:hAnsiTheme="majorBidi" w:cstheme="majorBidi"/>
+          <w:b/>
+          <w:sz w:val="32"/>
+          <w:szCs w:val="32"/>
+        </w:rPr>
+        <w:t xml:space="preserve"> – </w:t>
+      </w:r>
+      <w:r>
+        <w:rPr>
+          <w:rFonts w:asciiTheme="majorBidi" w:eastAsia="Sarabun" w:hAnsiTheme="majorBidi" w:cstheme="majorBidi"/>
+          <w:b/>
+          <w:sz w:val="32"/>
+          <w:szCs w:val="32"/>
+        </w:rPr>
+        <w:t>AM2B Marketing</w:t>
       </w:r>
     </w:p>
     <w:p>
@@ -819,7 +928,7 @@
           <w:sz w:val="32"/>
           <w:szCs w:val="32"/>
         </w:rPr>
-        <w:t>2009 – 2010</w:t>
+        <w:t>2010 – 2015</w:t>
       </w:r>
       <w:r>
         <w:rPr>
@@ -838,16 +947,16 @@
           <w:sz w:val="32"/>
           <w:szCs w:val="32"/>
         </w:rPr>
-        <w:t>Webmaster</w:t>
-      </w:r>
-      <w:r>
-        <w:rPr>
-          <w:rFonts w:asciiTheme="majorBidi" w:eastAsia="Sarabun" w:hAnsiTheme="majorBidi" w:cstheme="majorBidi"/>
-          <w:b/>
-          <w:sz w:val="32"/>
-          <w:szCs w:val="32"/>
-        </w:rPr>
-        <w:t xml:space="preserve"> – Orient Thai Airlines</w:t>
+        <w:t>Web Designer and Developer</w:t>
+      </w:r>
+      <w:r>
+        <w:rPr>
+          <w:rFonts w:asciiTheme="majorBidi" w:eastAsia="Sarabun" w:hAnsiTheme="majorBidi" w:cstheme="majorBidi"/>
+          <w:b/>
+          <w:sz w:val="32"/>
+          <w:szCs w:val="32"/>
+        </w:rPr>
+        <w:t xml:space="preserve"> – Kimberly Clark Thailand</w:t>
       </w:r>
     </w:p>
     <w:p>
@@ -880,7 +989,7 @@
           <w:sz w:val="32"/>
           <w:szCs w:val="32"/>
         </w:rPr>
-        <w:t>2006 – 2009</w:t>
+        <w:t>2009 – 2010</w:t>
       </w:r>
       <w:r>
         <w:rPr>
@@ -899,16 +1008,16 @@
           <w:sz w:val="32"/>
           <w:szCs w:val="32"/>
         </w:rPr>
-        <w:t>Configuration Management</w:t>
-      </w:r>
-      <w:r>
-        <w:rPr>
-          <w:rFonts w:asciiTheme="majorBidi" w:eastAsia="Sarabun" w:hAnsiTheme="majorBidi" w:cstheme="majorBidi"/>
-          <w:b/>
-          <w:sz w:val="32"/>
-          <w:szCs w:val="32"/>
-        </w:rPr>
-        <w:t xml:space="preserve"> – Trinity Enterprise Solution</w:t>
+        <w:t>Webmaster</w:t>
+      </w:r>
+      <w:r>
+        <w:rPr>
+          <w:rFonts w:asciiTheme="majorBidi" w:eastAsia="Sarabun" w:hAnsiTheme="majorBidi" w:cstheme="majorBidi"/>
+          <w:b/>
+          <w:sz w:val="32"/>
+          <w:szCs w:val="32"/>
+        </w:rPr>
+        <w:t xml:space="preserve"> – Orient Thai Airlines</w:t>
       </w:r>
     </w:p>
     <w:p>
@@ -941,7 +1050,7 @@
           <w:sz w:val="32"/>
           <w:szCs w:val="32"/>
         </w:rPr>
-        <w:t>2005 – 2006</w:t>
+        <w:t>2006 – 2009</w:t>
       </w:r>
       <w:r>
         <w:rPr>
@@ -960,16 +1069,16 @@
           <w:sz w:val="32"/>
           <w:szCs w:val="32"/>
         </w:rPr>
-        <w:t>Web and Graphic Designer</w:t>
-      </w:r>
-      <w:r>
-        <w:rPr>
-          <w:rFonts w:asciiTheme="majorBidi" w:eastAsia="Sarabun" w:hAnsiTheme="majorBidi" w:cstheme="majorBidi"/>
-          <w:b/>
-          <w:sz w:val="32"/>
-          <w:szCs w:val="32"/>
-        </w:rPr>
-        <w:t xml:space="preserve"> – Definitely Corporation</w:t>
+        <w:t>Configuration Management</w:t>
+      </w:r>
+      <w:r>
+        <w:rPr>
+          <w:rFonts w:asciiTheme="majorBidi" w:eastAsia="Sarabun" w:hAnsiTheme="majorBidi" w:cstheme="majorBidi"/>
+          <w:b/>
+          <w:sz w:val="32"/>
+          <w:szCs w:val="32"/>
+        </w:rPr>
+        <w:t xml:space="preserve"> – Trinity Enterprise Solution</w:t>
       </w:r>
     </w:p>
     <w:p>
@@ -1003,7 +1112,7 @@
           <w:szCs w:val="32"/>
         </w:rPr>
         <w:lastRenderedPageBreak/>
-        <w:t>2004</w:t>
+        <w:t>2005 – 2006</w:t>
       </w:r>
       <w:r>
         <w:rPr>
@@ -1022,16 +1131,16 @@
           <w:sz w:val="32"/>
           <w:szCs w:val="32"/>
         </w:rPr>
-        <w:t>Web Designer</w:t>
-      </w:r>
-      <w:r>
-        <w:rPr>
-          <w:rFonts w:asciiTheme="majorBidi" w:eastAsia="Sarabun" w:hAnsiTheme="majorBidi" w:cstheme="majorBidi"/>
-          <w:b/>
-          <w:sz w:val="32"/>
-          <w:szCs w:val="32"/>
-        </w:rPr>
-        <w:t xml:space="preserve"> – Niner Co., Ltd.</w:t>
+        <w:t>Web and Graphic Designer</w:t>
+      </w:r>
+      <w:r>
+        <w:rPr>
+          <w:rFonts w:asciiTheme="majorBidi" w:eastAsia="Sarabun" w:hAnsiTheme="majorBidi" w:cstheme="majorBidi"/>
+          <w:b/>
+          <w:sz w:val="32"/>
+          <w:szCs w:val="32"/>
+        </w:rPr>
+        <w:t xml:space="preserve"> – Definitely Corporation</w:t>
       </w:r>
     </w:p>
     <w:p>
@@ -1064,6 +1173,67 @@
           <w:sz w:val="32"/>
           <w:szCs w:val="32"/>
         </w:rPr>
+        <w:t>2004</w:t>
+      </w:r>
+      <w:r>
+        <w:rPr>
+          <w:rFonts w:asciiTheme="majorBidi" w:eastAsia="Sarabun" w:hAnsiTheme="majorBidi" w:cstheme="majorBidi"/>
+          <w:b/>
+          <w:sz w:val="32"/>
+          <w:szCs w:val="32"/>
+        </w:rPr>
+        <w:br/>
+      </w:r>
+      <w:r>
+        <w:rPr>
+          <w:rFonts w:asciiTheme="majorBidi" w:eastAsia="Sarabun" w:hAnsiTheme="majorBidi" w:cstheme="majorBidi"/>
+          <w:b/>
+          <w:bCs/>
+          <w:sz w:val="32"/>
+          <w:szCs w:val="32"/>
+        </w:rPr>
+        <w:t>Web Designer</w:t>
+      </w:r>
+      <w:r>
+        <w:rPr>
+          <w:rFonts w:asciiTheme="majorBidi" w:eastAsia="Sarabun" w:hAnsiTheme="majorBidi" w:cstheme="majorBidi"/>
+          <w:b/>
+          <w:sz w:val="32"/>
+          <w:szCs w:val="32"/>
+        </w:rPr>
+        <w:t xml:space="preserve"> – Niner Co., Ltd.</w:t>
+      </w:r>
+    </w:p>
+    <w:p>
+      <w:pPr>
+        <w:widowControl w:val="0"/>
+        <w:numPr>
+          <w:ilvl w:val="0"/>
+          <w:numId w:val="26"/>
+        </w:numPr>
+        <w:pBdr>
+          <w:top w:val="nil"/>
+          <w:left w:val="nil"/>
+          <w:bottom w:val="nil"/>
+          <w:right w:val="nil"/>
+          <w:between w:val="nil"/>
+        </w:pBdr>
+        <w:spacing w:line="240" w:lineRule="auto"/>
+        <w:rPr>
+          <w:rFonts w:asciiTheme="majorBidi" w:eastAsia="Sarabun" w:hAnsiTheme="majorBidi" w:cstheme="majorBidi"/>
+          <w:b/>
+          <w:sz w:val="32"/>
+          <w:szCs w:val="32"/>
+        </w:rPr>
+      </w:pPr>
+      <w:r>
+        <w:rPr>
+          <w:rFonts w:asciiTheme="majorBidi" w:eastAsia="Sarabun" w:hAnsiTheme="majorBidi" w:cstheme="majorBidi"/>
+          <w:b/>
+          <w:bCs/>
+          <w:sz w:val="32"/>
+          <w:szCs w:val="32"/>
+        </w:rPr>
         <w:t>2003 – 2004</w:t>
       </w:r>
       <w:r>
@@ -1183,19 +1353,30 @@
         <w:rPr>
           <w:rFonts w:asciiTheme="majorBidi" w:eastAsia="Sarabun" w:hAnsiTheme="majorBidi" w:cstheme="majorBidi"/>
           <w:b/>
-          <w:sz w:val="32"/>
-          <w:szCs w:val="32"/>
-        </w:rPr>
-      </w:pPr>
-      <w:r>
-        <w:rPr>
-          <w:rFonts w:asciiTheme="majorBidi" w:eastAsia="Sarabun" w:hAnsiTheme="majorBidi" w:cstheme="majorBidi"/>
-          <w:b/>
-          <w:bCs/>
-          <w:sz w:val="32"/>
-          <w:szCs w:val="32"/>
-        </w:rPr>
-        <w:t>2022</w:t>
+          <w:bCs/>
+          <w:sz w:val="32"/>
+          <w:szCs w:val="32"/>
+        </w:rPr>
+      </w:pPr>
+      <w:r>
+        <w:rPr>
+          <w:rFonts w:asciiTheme="majorBidi" w:eastAsia="Sarabun" w:hAnsiTheme="majorBidi" w:cstheme="majorBidi"/>
+          <w:b/>
+          <w:bCs/>
+          <w:sz w:val="32"/>
+          <w:szCs w:val="32"/>
+        </w:rPr>
+        <w:t>202</w:t>
+      </w:r>
+      <w:r>
+        <w:rPr>
+          <w:rFonts w:asciiTheme="majorBidi" w:eastAsia="Sarabun" w:hAnsiTheme="majorBidi" w:cstheme="majorBidi"/>
+          <w:b/>
+          <w:bCs/>
+          <w:sz w:val="32"/>
+          <w:szCs w:val="32"/>
+        </w:rPr>
+        <w:t>1</w:t>
       </w:r>
       <w:r>
         <w:rPr>
@@ -1223,6 +1404,7 @@
         <w:rPr>
           <w:rFonts w:asciiTheme="majorBidi" w:eastAsia="Sarabun" w:hAnsiTheme="majorBidi" w:cstheme="majorBidi"/>
           <w:b/>
+          <w:bCs/>
           <w:sz w:val="32"/>
           <w:szCs w:val="32"/>
         </w:rPr>
@@ -1257,15 +1439,13 @@
         <w:ind w:right="233"/>
         <w:rPr>
           <w:rFonts w:asciiTheme="majorBidi" w:eastAsia="Sarabun" w:hAnsiTheme="majorBidi" w:cstheme="majorBidi"/>
-          <w:b/>
-          <w:sz w:val="32"/>
-          <w:szCs w:val="32"/>
-        </w:rPr>
-      </w:pPr>
-      <w:r>
-        <w:rPr>
-          <w:rFonts w:asciiTheme="majorBidi" w:eastAsia="Sarabun" w:hAnsiTheme="majorBidi" w:cstheme="majorBidi"/>
-          <w:b/>
+          <w:sz w:val="32"/>
+          <w:szCs w:val="32"/>
+        </w:rPr>
+      </w:pPr>
+      <w:r>
+        <w:rPr>
+          <w:rFonts w:asciiTheme="majorBidi" w:eastAsia="Sarabun" w:hAnsiTheme="majorBidi" w:cstheme="majorBidi"/>
           <w:sz w:val="32"/>
           <w:szCs w:val="32"/>
         </w:rPr>
@@ -1274,7 +1454,6 @@
       <w:r>
         <w:rPr>
           <w:rFonts w:asciiTheme="majorBidi" w:eastAsia="Sarabun" w:hAnsiTheme="majorBidi" w:cstheme="majorBidi"/>
-          <w:b/>
           <w:sz w:val="32"/>
           <w:szCs w:val="32"/>
         </w:rPr>
@@ -1284,7 +1463,6 @@
       <w:r>
         <w:rPr>
           <w:rFonts w:asciiTheme="majorBidi" w:eastAsia="Sarabun" w:hAnsiTheme="majorBidi" w:cstheme="majorBidi"/>
-          <w:b/>
           <w:sz w:val="32"/>
           <w:szCs w:val="32"/>
         </w:rPr>
@@ -1294,7 +1472,6 @@
       <w:r>
         <w:rPr>
           <w:rFonts w:asciiTheme="majorBidi" w:eastAsia="Sarabun" w:hAnsiTheme="majorBidi" w:cstheme="majorBidi"/>
-          <w:b/>
           <w:sz w:val="32"/>
           <w:szCs w:val="32"/>
         </w:rPr>
@@ -1321,15 +1498,13 @@
         <w:ind w:right="233"/>
         <w:rPr>
           <w:rFonts w:asciiTheme="majorBidi" w:eastAsia="Sarabun" w:hAnsiTheme="majorBidi" w:cstheme="majorBidi"/>
-          <w:b/>
-          <w:sz w:val="32"/>
-          <w:szCs w:val="32"/>
-        </w:rPr>
-      </w:pPr>
-      <w:r>
-        <w:rPr>
-          <w:rFonts w:asciiTheme="majorBidi" w:eastAsia="Sarabun" w:hAnsiTheme="majorBidi" w:cstheme="majorBidi"/>
-          <w:b/>
+          <w:sz w:val="32"/>
+          <w:szCs w:val="32"/>
+        </w:rPr>
+      </w:pPr>
+      <w:r>
+        <w:rPr>
+          <w:rFonts w:asciiTheme="majorBidi" w:eastAsia="Sarabun" w:hAnsiTheme="majorBidi" w:cstheme="majorBidi"/>
           <w:sz w:val="32"/>
           <w:szCs w:val="32"/>
         </w:rPr>
@@ -1339,7 +1514,6 @@
       <w:r>
         <w:rPr>
           <w:rFonts w:asciiTheme="majorBidi" w:eastAsia="Sarabun" w:hAnsiTheme="majorBidi" w:cstheme="majorBidi"/>
-          <w:b/>
           <w:sz w:val="32"/>
           <w:szCs w:val="32"/>
         </w:rPr>
@@ -1349,7 +1523,6 @@
       <w:r>
         <w:rPr>
           <w:rFonts w:asciiTheme="majorBidi" w:eastAsia="Sarabun" w:hAnsiTheme="majorBidi" w:cstheme="majorBidi"/>
-          <w:b/>
           <w:sz w:val="32"/>
           <w:szCs w:val="32"/>
         </w:rPr>
@@ -1375,15 +1548,13 @@
         <w:ind w:right="233"/>
         <w:rPr>
           <w:rFonts w:asciiTheme="majorBidi" w:eastAsia="Sarabun" w:hAnsiTheme="majorBidi" w:cstheme="majorBidi"/>
-          <w:b/>
-          <w:sz w:val="32"/>
-          <w:szCs w:val="32"/>
-        </w:rPr>
-      </w:pPr>
-      <w:r>
-        <w:rPr>
-          <w:rFonts w:asciiTheme="majorBidi" w:eastAsia="Sarabun" w:hAnsiTheme="majorBidi" w:cstheme="majorBidi"/>
-          <w:b/>
+          <w:sz w:val="32"/>
+          <w:szCs w:val="32"/>
+        </w:rPr>
+      </w:pPr>
+      <w:r>
+        <w:rPr>
+          <w:rFonts w:asciiTheme="majorBidi" w:eastAsia="Sarabun" w:hAnsiTheme="majorBidi" w:cstheme="majorBidi"/>
           <w:sz w:val="32"/>
           <w:szCs w:val="32"/>
         </w:rPr>
@@ -1393,7 +1564,6 @@
       <w:r>
         <w:rPr>
           <w:rFonts w:asciiTheme="majorBidi" w:eastAsia="Sarabun" w:hAnsiTheme="majorBidi" w:cstheme="majorBidi"/>
-          <w:b/>
           <w:sz w:val="32"/>
           <w:szCs w:val="32"/>
         </w:rPr>
@@ -1403,7 +1573,6 @@
       <w:r>
         <w:rPr>
           <w:rFonts w:asciiTheme="majorBidi" w:eastAsia="Sarabun" w:hAnsiTheme="majorBidi" w:cstheme="majorBidi"/>
-          <w:b/>
           <w:sz w:val="32"/>
           <w:szCs w:val="32"/>
         </w:rPr>
@@ -1429,15 +1598,13 @@
         <w:ind w:right="233"/>
         <w:rPr>
           <w:rFonts w:asciiTheme="majorBidi" w:eastAsia="Sarabun" w:hAnsiTheme="majorBidi" w:cstheme="majorBidi"/>
-          <w:b/>
-          <w:sz w:val="32"/>
-          <w:szCs w:val="32"/>
-        </w:rPr>
-      </w:pPr>
-      <w:r>
-        <w:rPr>
-          <w:rFonts w:asciiTheme="majorBidi" w:eastAsia="Sarabun" w:hAnsiTheme="majorBidi" w:cstheme="majorBidi"/>
-          <w:b/>
+          <w:sz w:val="32"/>
+          <w:szCs w:val="32"/>
+        </w:rPr>
+      </w:pPr>
+      <w:r>
+        <w:rPr>
+          <w:rFonts w:asciiTheme="majorBidi" w:eastAsia="Sarabun" w:hAnsiTheme="majorBidi" w:cstheme="majorBidi"/>
           <w:sz w:val="32"/>
           <w:szCs w:val="32"/>
         </w:rPr>
@@ -1463,15 +1630,13 @@
         <w:ind w:right="233"/>
         <w:rPr>
           <w:rFonts w:asciiTheme="majorBidi" w:eastAsia="Sarabun" w:hAnsiTheme="majorBidi" w:cstheme="majorBidi"/>
-          <w:b/>
-          <w:sz w:val="32"/>
-          <w:szCs w:val="32"/>
-        </w:rPr>
-      </w:pPr>
-      <w:r>
-        <w:rPr>
-          <w:rFonts w:asciiTheme="majorBidi" w:eastAsia="Sarabun" w:hAnsiTheme="majorBidi" w:cstheme="majorBidi"/>
-          <w:b/>
+          <w:sz w:val="32"/>
+          <w:szCs w:val="32"/>
+        </w:rPr>
+      </w:pPr>
+      <w:r>
+        <w:rPr>
+          <w:rFonts w:asciiTheme="majorBidi" w:eastAsia="Sarabun" w:hAnsiTheme="majorBidi" w:cstheme="majorBidi"/>
           <w:sz w:val="32"/>
           <w:szCs w:val="32"/>
         </w:rPr>
@@ -1497,15 +1662,13 @@
         <w:ind w:right="233"/>
         <w:rPr>
           <w:rFonts w:asciiTheme="majorBidi" w:eastAsia="Sarabun" w:hAnsiTheme="majorBidi" w:cstheme="majorBidi"/>
-          <w:b/>
-          <w:sz w:val="32"/>
-          <w:szCs w:val="32"/>
-        </w:rPr>
-      </w:pPr>
-      <w:r>
-        <w:rPr>
-          <w:rFonts w:asciiTheme="majorBidi" w:eastAsia="Sarabun" w:hAnsiTheme="majorBidi" w:cstheme="majorBidi"/>
-          <w:b/>
+          <w:sz w:val="32"/>
+          <w:szCs w:val="32"/>
+        </w:rPr>
+      </w:pPr>
+      <w:r>
+        <w:rPr>
+          <w:rFonts w:asciiTheme="majorBidi" w:eastAsia="Sarabun" w:hAnsiTheme="majorBidi" w:cstheme="majorBidi"/>
           <w:sz w:val="32"/>
           <w:szCs w:val="32"/>
         </w:rPr>
@@ -1531,15 +1694,13 @@
         <w:ind w:right="233"/>
         <w:rPr>
           <w:rFonts w:asciiTheme="majorBidi" w:eastAsia="Sarabun" w:hAnsiTheme="majorBidi" w:cstheme="majorBidi"/>
-          <w:b/>
-          <w:sz w:val="32"/>
-          <w:szCs w:val="32"/>
-        </w:rPr>
-      </w:pPr>
-      <w:r>
-        <w:rPr>
-          <w:rFonts w:asciiTheme="majorBidi" w:eastAsia="Sarabun" w:hAnsiTheme="majorBidi" w:cstheme="majorBidi"/>
-          <w:b/>
+          <w:sz w:val="32"/>
+          <w:szCs w:val="32"/>
+        </w:rPr>
+      </w:pPr>
+      <w:r>
+        <w:rPr>
+          <w:rFonts w:asciiTheme="majorBidi" w:eastAsia="Sarabun" w:hAnsiTheme="majorBidi" w:cstheme="majorBidi"/>
           <w:sz w:val="32"/>
           <w:szCs w:val="32"/>
         </w:rPr>
@@ -1565,15 +1726,13 @@
         <w:ind w:right="233"/>
         <w:rPr>
           <w:rFonts w:asciiTheme="majorBidi" w:eastAsia="Sarabun" w:hAnsiTheme="majorBidi" w:cstheme="majorBidi"/>
-          <w:b/>
-          <w:sz w:val="32"/>
-          <w:szCs w:val="32"/>
-        </w:rPr>
-      </w:pPr>
-      <w:r>
-        <w:rPr>
-          <w:rFonts w:asciiTheme="majorBidi" w:eastAsia="Sarabun" w:hAnsiTheme="majorBidi" w:cstheme="majorBidi"/>
-          <w:b/>
+          <w:sz w:val="32"/>
+          <w:szCs w:val="32"/>
+        </w:rPr>
+      </w:pPr>
+      <w:r>
+        <w:rPr>
+          <w:rFonts w:asciiTheme="majorBidi" w:eastAsia="Sarabun" w:hAnsiTheme="majorBidi" w:cstheme="majorBidi"/>
           <w:sz w:val="32"/>
           <w:szCs w:val="32"/>
         </w:rPr>
@@ -1583,7 +1742,6 @@
       <w:r>
         <w:rPr>
           <w:rFonts w:asciiTheme="majorBidi" w:eastAsia="Sarabun" w:hAnsiTheme="majorBidi" w:cstheme="majorBidi"/>
-          <w:b/>
           <w:sz w:val="32"/>
           <w:szCs w:val="32"/>
         </w:rPr>
@@ -1593,7 +1751,6 @@
       <w:r>
         <w:rPr>
           <w:rFonts w:asciiTheme="majorBidi" w:eastAsia="Sarabun" w:hAnsiTheme="majorBidi" w:cstheme="majorBidi"/>
-          <w:b/>
           <w:sz w:val="32"/>
           <w:szCs w:val="32"/>
         </w:rPr>
@@ -1786,6 +1943,131 @@
                 <w:color w:val="000000"/>
               </w:rPr>
               <w:t>RPA Workdays</w:t>
+            </w:r>
+          </w:p>
+        </w:tc>
+      </w:tr>
+      <w:tr>
+        <w:trPr>
+          <w:trHeight w:val="276"/>
+        </w:trPr>
+        <w:tc>
+          <w:tcPr>
+            <w:tcW w:w="817" w:type="dxa"/>
+            <w:tcBorders>
+              <w:top w:val="nil"/>
+              <w:left w:val="single" w:sz="4" w:space="0" w:color="auto"/>
+              <w:bottom w:val="single" w:sz="4" w:space="0" w:color="auto"/>
+              <w:right w:val="single" w:sz="4" w:space="0" w:color="auto"/>
+            </w:tcBorders>
+            <w:noWrap/>
+            <w:vAlign w:val="bottom"/>
+          </w:tcPr>
+          <w:p>
+            <w:pPr>
+              <w:spacing w:line="240" w:lineRule="auto"/>
+              <w:jc w:val="center"/>
+              <w:rPr>
+                <w:rFonts w:ascii="Tahoma" w:eastAsia="Times New Roman" w:hAnsi="Tahoma" w:cs="Tahoma"/>
+                <w:color w:val="000000"/>
+              </w:rPr>
+            </w:pPr>
+            <w:r>
+              <w:rPr>
+                <w:rFonts w:ascii="Tahoma" w:eastAsia="Times New Roman" w:hAnsi="Tahoma" w:cs="Tahoma"/>
+                <w:color w:val="000000"/>
+              </w:rPr>
+              <w:t>2026</w:t>
+            </w:r>
+          </w:p>
+        </w:tc>
+        <w:tc>
+          <w:tcPr>
+            <w:tcW w:w="2302" w:type="dxa"/>
+            <w:tcBorders>
+              <w:top w:val="nil"/>
+              <w:left w:val="nil"/>
+              <w:bottom w:val="single" w:sz="4" w:space="0" w:color="auto"/>
+              <w:right w:val="single" w:sz="4" w:space="0" w:color="auto"/>
+            </w:tcBorders>
+            <w:noWrap/>
+            <w:vAlign w:val="bottom"/>
+          </w:tcPr>
+          <w:p>
+            <w:pPr>
+              <w:spacing w:line="240" w:lineRule="auto"/>
+              <w:jc w:val="center"/>
+              <w:rPr>
+                <w:rFonts w:ascii="Tahoma" w:eastAsia="Times New Roman" w:hAnsi="Tahoma" w:cs="Tahoma"/>
+                <w:color w:val="000000"/>
+              </w:rPr>
+            </w:pPr>
+            <w:r>
+              <w:rPr>
+                <w:rFonts w:ascii="Tahoma" w:eastAsia="Times New Roman" w:hAnsi="Tahoma" w:cs="Tahoma"/>
+                <w:color w:val="000000"/>
+              </w:rPr>
+              <w:t>27</w:t>
+            </w:r>
+          </w:p>
+        </w:tc>
+        <w:tc>
+          <w:tcPr>
+            <w:tcW w:w="3118" w:type="dxa"/>
+            <w:tcBorders>
+              <w:top w:val="nil"/>
+              <w:left w:val="nil"/>
+              <w:bottom w:val="single" w:sz="4" w:space="0" w:color="auto"/>
+              <w:right w:val="single" w:sz="4" w:space="0" w:color="auto"/>
+            </w:tcBorders>
+            <w:noWrap/>
+            <w:vAlign w:val="center"/>
+          </w:tcPr>
+          <w:p>
+            <w:pPr>
+              <w:spacing w:line="240" w:lineRule="auto"/>
+              <w:jc w:val="center"/>
+              <w:rPr>
+                <w:rFonts w:ascii="Tahoma" w:eastAsia="Times New Roman" w:hAnsi="Tahoma" w:cs="Tahoma"/>
+                <w:color w:val="000000"/>
+              </w:rPr>
+            </w:pPr>
+            <w:r>
+              <w:rPr>
+                <w:rFonts w:ascii="Tahoma" w:eastAsia="Times New Roman" w:hAnsi="Tahoma" w:cs="Tahoma"/>
+                <w:color w:val="000000"/>
+              </w:rPr>
+              <w:t>204.74</w:t>
+            </w:r>
+          </w:p>
+        </w:tc>
+        <w:tc>
+          <w:tcPr>
+            <w:tcW w:w="2835" w:type="dxa"/>
+            <w:tcBorders>
+              <w:top w:val="nil"/>
+              <w:left w:val="nil"/>
+              <w:bottom w:val="single" w:sz="4" w:space="0" w:color="auto"/>
+              <w:right w:val="single" w:sz="4" w:space="0" w:color="auto"/>
+            </w:tcBorders>
+            <w:noWrap/>
+            <w:vAlign w:val="center"/>
+          </w:tcPr>
+          <w:p>
+            <w:pPr>
+              <w:spacing w:line="240" w:lineRule="auto"/>
+              <w:jc w:val="center"/>
+              <w:rPr>
+                <w:rFonts w:ascii="Tahoma" w:eastAsia="Times New Roman" w:hAnsi="Tahoma" w:cs="Tahoma"/>
+                <w:color w:val="000000"/>
+              </w:rPr>
+            </w:pPr>
+            <w:r>
+              <w:rPr>
+                <w:rFonts w:ascii="Tahoma" w:eastAsia="Times New Roman" w:hAnsi="Tahoma" w:cs="Tahoma"/>
+                <w:color w:val="000000"/>
+              </w:rPr>
+              <w:t>16.32</w:t>
             </w:r>
           </w:p>
         </w:tc>
@@ -2079,10 +2361,11 @@
           <w:right w:val="nil"/>
           <w:between w:val="nil"/>
         </w:pBdr>
-        <w:spacing w:before="54" w:line="240" w:lineRule="auto"/>
-        <w:ind w:right="84"/>
-        <w:rPr>
-          <w:rFonts w:asciiTheme="majorBidi" w:eastAsia="Sarabun" w:hAnsiTheme="majorBidi" w:cstheme="majorBidi"/>
+        <w:spacing w:before="52" w:line="240" w:lineRule="auto"/>
+        <w:ind w:right="233"/>
+        <w:rPr>
+          <w:rFonts w:asciiTheme="majorBidi" w:eastAsia="Sarabun" w:hAnsiTheme="majorBidi" w:cstheme="majorBidi"/>
+          <w:b/>
           <w:sz w:val="32"/>
           <w:szCs w:val="32"/>
         </w:rPr>
@@ -2109,7 +2392,6 @@
         <w:rPr>
           <w:rFonts w:asciiTheme="majorBidi" w:eastAsia="Sarabun" w:hAnsiTheme="majorBidi" w:cstheme="majorBidi"/>
           <w:b/>
-          <w:bCs/>
           <w:sz w:val="32"/>
           <w:szCs w:val="32"/>
         </w:rPr>
@@ -2118,10 +2400,11 @@
     </w:p>
     <w:p>
       <w:pPr>
+        <w:pStyle w:val="ListParagraph"/>
         <w:widowControl w:val="0"/>
         <w:numPr>
           <w:ilvl w:val="0"/>
-          <w:numId w:val="9"/>
+          <w:numId w:val="27"/>
         </w:numPr>
         <w:pBdr>
           <w:top w:val="nil"/>
@@ -2130,29 +2413,32 @@
           <w:right w:val="nil"/>
           <w:between w:val="nil"/>
         </w:pBdr>
-        <w:spacing w:before="54" w:line="240" w:lineRule="auto"/>
-        <w:ind w:right="84"/>
-        <w:rPr>
-          <w:rFonts w:asciiTheme="majorBidi" w:eastAsia="Sarabun" w:hAnsiTheme="majorBidi" w:cstheme="majorBidi"/>
-          <w:sz w:val="32"/>
-          <w:szCs w:val="32"/>
-        </w:rPr>
-      </w:pPr>
-      <w:r>
-        <w:rPr>
-          <w:rFonts w:asciiTheme="majorBidi" w:eastAsia="Sarabun" w:hAnsiTheme="majorBidi" w:cstheme="majorBidi"/>
-          <w:sz w:val="32"/>
-          <w:szCs w:val="32"/>
-        </w:rPr>
-        <w:t>Analyzed customer acquisition data and explored new business opportunities</w:t>
-      </w:r>
-    </w:p>
-    <w:p>
-      <w:pPr>
+        <w:spacing w:before="52" w:line="240" w:lineRule="auto"/>
+        <w:ind w:right="233"/>
+        <w:rPr>
+          <w:rFonts w:asciiTheme="majorBidi" w:eastAsia="Sarabun" w:hAnsiTheme="majorBidi" w:cstheme="majorBidi"/>
+          <w:bCs/>
+          <w:sz w:val="32"/>
+          <w:szCs w:val="32"/>
+        </w:rPr>
+      </w:pPr>
+      <w:r>
+        <w:rPr>
+          <w:rFonts w:asciiTheme="majorBidi" w:eastAsia="Sarabun" w:hAnsiTheme="majorBidi" w:cstheme="majorBidi"/>
+          <w:bCs/>
+          <w:sz w:val="32"/>
+          <w:szCs w:val="32"/>
+        </w:rPr>
+        <w:t>Create UI designs and prototypes using Adobe XD, including components and design libraries.</w:t>
+      </w:r>
+    </w:p>
+    <w:p>
+      <w:pPr>
+        <w:pStyle w:val="ListParagraph"/>
         <w:widowControl w:val="0"/>
         <w:numPr>
           <w:ilvl w:val="0"/>
-          <w:numId w:val="9"/>
+          <w:numId w:val="27"/>
         </w:numPr>
         <w:pBdr>
           <w:top w:val="nil"/>
@@ -2161,29 +2447,42 @@
           <w:right w:val="nil"/>
           <w:between w:val="nil"/>
         </w:pBdr>
-        <w:spacing w:before="54" w:line="240" w:lineRule="auto"/>
-        <w:ind w:right="84"/>
-        <w:rPr>
-          <w:rFonts w:asciiTheme="majorBidi" w:eastAsia="Sarabun" w:hAnsiTheme="majorBidi" w:cstheme="majorBidi"/>
-          <w:sz w:val="32"/>
-          <w:szCs w:val="32"/>
-        </w:rPr>
-      </w:pPr>
-      <w:r>
-        <w:rPr>
-          <w:rFonts w:asciiTheme="majorBidi" w:eastAsia="Sarabun" w:hAnsiTheme="majorBidi" w:cstheme="majorBidi"/>
-          <w:sz w:val="32"/>
-          <w:szCs w:val="32"/>
-        </w:rPr>
-        <w:t>Assessed competitive strategy, market coverage, pricing, communication, and distribution</w:t>
-      </w:r>
-    </w:p>
-    <w:p>
-      <w:pPr>
+        <w:spacing w:before="52" w:line="240" w:lineRule="auto"/>
+        <w:ind w:right="233"/>
+        <w:rPr>
+          <w:rFonts w:asciiTheme="majorBidi" w:eastAsia="Sarabun" w:hAnsiTheme="majorBidi" w:cstheme="majorBidi"/>
+          <w:bCs/>
+          <w:sz w:val="32"/>
+          <w:szCs w:val="32"/>
+        </w:rPr>
+      </w:pPr>
+      <w:r>
+        <w:rPr>
+          <w:rFonts w:asciiTheme="majorBidi" w:eastAsia="Sarabun" w:hAnsiTheme="majorBidi" w:cstheme="majorBidi"/>
+          <w:bCs/>
+          <w:sz w:val="32"/>
+          <w:szCs w:val="32"/>
+        </w:rPr>
+        <w:t xml:space="preserve">Create dashboard data visualizations using Google Data Studio (Looker Studio) connected to SQL </w:t>
+      </w:r>
+      <w:r>
+        <w:rPr>
+          <w:rFonts w:asciiTheme="majorBidi" w:eastAsia="Sarabun" w:hAnsiTheme="majorBidi" w:cstheme="majorBidi"/>
+          <w:bCs/>
+          <w:sz w:val="32"/>
+          <w:szCs w:val="32"/>
+        </w:rPr>
+        <w:lastRenderedPageBreak/>
+        <w:t>databases and Google Sheets data sources.</w:t>
+      </w:r>
+    </w:p>
+    <w:p>
+      <w:pPr>
+        <w:pStyle w:val="ListParagraph"/>
         <w:widowControl w:val="0"/>
         <w:numPr>
           <w:ilvl w:val="0"/>
-          <w:numId w:val="9"/>
+          <w:numId w:val="27"/>
         </w:numPr>
         <w:pBdr>
           <w:top w:val="nil"/>
@@ -2192,29 +2491,32 @@
           <w:right w:val="nil"/>
           <w:between w:val="nil"/>
         </w:pBdr>
-        <w:spacing w:before="54" w:line="240" w:lineRule="auto"/>
-        <w:ind w:right="84"/>
-        <w:rPr>
-          <w:rFonts w:asciiTheme="majorBidi" w:eastAsia="Sarabun" w:hAnsiTheme="majorBidi" w:cstheme="majorBidi"/>
-          <w:sz w:val="32"/>
-          <w:szCs w:val="32"/>
-        </w:rPr>
-      </w:pPr>
-      <w:r>
-        <w:rPr>
-          <w:rFonts w:asciiTheme="majorBidi" w:eastAsia="Sarabun" w:hAnsiTheme="majorBidi" w:cstheme="majorBidi"/>
-          <w:sz w:val="32"/>
-          <w:szCs w:val="32"/>
-        </w:rPr>
-        <w:t>Provided executive reports and strategic insights using customer data</w:t>
-      </w:r>
-    </w:p>
-    <w:p>
-      <w:pPr>
+        <w:spacing w:before="52" w:line="240" w:lineRule="auto"/>
+        <w:ind w:right="233"/>
+        <w:rPr>
+          <w:rFonts w:asciiTheme="majorBidi" w:eastAsia="Sarabun" w:hAnsiTheme="majorBidi" w:cstheme="majorBidi"/>
+          <w:bCs/>
+          <w:sz w:val="32"/>
+          <w:szCs w:val="32"/>
+        </w:rPr>
+      </w:pPr>
+      <w:r>
+        <w:rPr>
+          <w:rFonts w:asciiTheme="majorBidi" w:eastAsia="Sarabun" w:hAnsiTheme="majorBidi" w:cstheme="majorBidi"/>
+          <w:bCs/>
+          <w:sz w:val="32"/>
+          <w:szCs w:val="32"/>
+        </w:rPr>
+        <w:t>Manage projects and timelines using Monday.com, including LINE Notify automation and data export for visualization purposes.</w:t>
+      </w:r>
+    </w:p>
+    <w:p>
+      <w:pPr>
+        <w:pStyle w:val="ListParagraph"/>
         <w:widowControl w:val="0"/>
         <w:numPr>
           <w:ilvl w:val="0"/>
-          <w:numId w:val="9"/>
+          <w:numId w:val="27"/>
         </w:numPr>
         <w:pBdr>
           <w:top w:val="nil"/>
@@ -2223,29 +2525,52 @@
           <w:right w:val="nil"/>
           <w:between w:val="nil"/>
         </w:pBdr>
-        <w:spacing w:before="54" w:line="240" w:lineRule="auto"/>
-        <w:ind w:right="84"/>
-        <w:rPr>
-          <w:rFonts w:asciiTheme="majorBidi" w:eastAsia="Sarabun" w:hAnsiTheme="majorBidi" w:cstheme="majorBidi"/>
-          <w:sz w:val="32"/>
-          <w:szCs w:val="32"/>
-        </w:rPr>
-      </w:pPr>
-      <w:r>
-        <w:rPr>
-          <w:rFonts w:asciiTheme="majorBidi" w:eastAsia="Sarabun" w:hAnsiTheme="majorBidi" w:cstheme="majorBidi"/>
-          <w:sz w:val="32"/>
-          <w:szCs w:val="32"/>
-        </w:rPr>
-        <w:t>Collaborated with marketing and business planning teams for aligned data strategies</w:t>
-      </w:r>
-    </w:p>
-    <w:p>
-      <w:pPr>
+        <w:spacing w:before="52" w:line="240" w:lineRule="auto"/>
+        <w:ind w:right="233"/>
+        <w:rPr>
+          <w:rFonts w:asciiTheme="majorBidi" w:eastAsia="Sarabun" w:hAnsiTheme="majorBidi" w:cstheme="majorBidi"/>
+          <w:bCs/>
+          <w:sz w:val="32"/>
+          <w:szCs w:val="32"/>
+        </w:rPr>
+      </w:pPr>
+      <w:r>
+        <w:rPr>
+          <w:rFonts w:asciiTheme="majorBidi" w:eastAsia="Sarabun" w:hAnsiTheme="majorBidi" w:cstheme="majorBidi"/>
+          <w:bCs/>
+          <w:sz w:val="32"/>
+          <w:szCs w:val="32"/>
+        </w:rPr>
+        <w:t xml:space="preserve">Interested in Data Science and completed the Data Science Essential course by </w:t>
+      </w:r>
+      <w:proofErr w:type="spellStart"/>
+      <w:r>
+        <w:rPr>
+          <w:rFonts w:asciiTheme="majorBidi" w:eastAsia="Sarabun" w:hAnsiTheme="majorBidi" w:cstheme="majorBidi"/>
+          <w:bCs/>
+          <w:sz w:val="32"/>
+          <w:szCs w:val="32"/>
+        </w:rPr>
+        <w:t>Botnoi</w:t>
+      </w:r>
+      <w:proofErr w:type="spellEnd"/>
+      <w:r>
+        <w:rPr>
+          <w:rFonts w:asciiTheme="majorBidi" w:eastAsia="Sarabun" w:hAnsiTheme="majorBidi" w:cstheme="majorBidi"/>
+          <w:bCs/>
+          <w:sz w:val="32"/>
+          <w:szCs w:val="32"/>
+        </w:rPr>
+        <w:t>.</w:t>
+      </w:r>
+    </w:p>
+    <w:p>
+      <w:pPr>
+        <w:pStyle w:val="ListParagraph"/>
         <w:widowControl w:val="0"/>
         <w:numPr>
           <w:ilvl w:val="0"/>
-          <w:numId w:val="9"/>
+          <w:numId w:val="27"/>
         </w:numPr>
         <w:pBdr>
           <w:top w:val="nil"/>
@@ -2254,30 +2579,52 @@
           <w:right w:val="nil"/>
           <w:between w:val="nil"/>
         </w:pBdr>
-        <w:spacing w:before="54" w:line="240" w:lineRule="auto"/>
-        <w:ind w:right="84"/>
-        <w:rPr>
-          <w:rFonts w:asciiTheme="majorBidi" w:eastAsia="Sarabun" w:hAnsiTheme="majorBidi" w:cstheme="majorBidi"/>
-          <w:sz w:val="32"/>
-          <w:szCs w:val="32"/>
-        </w:rPr>
-      </w:pPr>
-      <w:r>
-        <w:rPr>
-          <w:rFonts w:asciiTheme="majorBidi" w:eastAsia="Sarabun" w:hAnsiTheme="majorBidi" w:cstheme="majorBidi"/>
-          <w:sz w:val="32"/>
-          <w:szCs w:val="32"/>
-        </w:rPr>
-        <w:lastRenderedPageBreak/>
-        <w:t>Developed ad hoc reports and dashboards</w:t>
-      </w:r>
-    </w:p>
-    <w:p>
-      <w:pPr>
+        <w:spacing w:before="52" w:line="240" w:lineRule="auto"/>
+        <w:ind w:right="233"/>
+        <w:rPr>
+          <w:rFonts w:asciiTheme="majorBidi" w:eastAsia="Sarabun" w:hAnsiTheme="majorBidi" w:cstheme="majorBidi"/>
+          <w:bCs/>
+          <w:sz w:val="32"/>
+          <w:szCs w:val="32"/>
+        </w:rPr>
+      </w:pPr>
+      <w:r>
+        <w:rPr>
+          <w:rFonts w:asciiTheme="majorBidi" w:eastAsia="Sarabun" w:hAnsiTheme="majorBidi" w:cstheme="majorBidi"/>
+          <w:bCs/>
+          <w:sz w:val="32"/>
+          <w:szCs w:val="32"/>
+        </w:rPr>
+        <w:t xml:space="preserve">Able to create chatbots using the </w:t>
+      </w:r>
+      <w:proofErr w:type="spellStart"/>
+      <w:r>
+        <w:rPr>
+          <w:rFonts w:asciiTheme="majorBidi" w:eastAsia="Sarabun" w:hAnsiTheme="majorBidi" w:cstheme="majorBidi"/>
+          <w:bCs/>
+          <w:sz w:val="32"/>
+          <w:szCs w:val="32"/>
+        </w:rPr>
+        <w:t>Botnoi</w:t>
+      </w:r>
+      <w:proofErr w:type="spellEnd"/>
+      <w:r>
+        <w:rPr>
+          <w:rFonts w:asciiTheme="majorBidi" w:eastAsia="Sarabun" w:hAnsiTheme="majorBidi" w:cstheme="majorBidi"/>
+          <w:bCs/>
+          <w:sz w:val="32"/>
+          <w:szCs w:val="32"/>
+        </w:rPr>
+        <w:t xml:space="preserve"> platform and received the Certificate AI Chatbot Essential #1.</w:t>
+      </w:r>
+    </w:p>
+    <w:p>
+      <w:pPr>
+        <w:pStyle w:val="ListParagraph"/>
         <w:widowControl w:val="0"/>
         <w:numPr>
           <w:ilvl w:val="0"/>
-          <w:numId w:val="9"/>
+          <w:numId w:val="27"/>
         </w:numPr>
         <w:pBdr>
           <w:top w:val="nil"/>
@@ -2286,29 +2633,32 @@
           <w:right w:val="nil"/>
           <w:between w:val="nil"/>
         </w:pBdr>
-        <w:spacing w:before="54" w:line="240" w:lineRule="auto"/>
-        <w:ind w:right="84"/>
-        <w:rPr>
-          <w:rFonts w:asciiTheme="majorBidi" w:eastAsia="Sarabun" w:hAnsiTheme="majorBidi" w:cstheme="majorBidi"/>
-          <w:sz w:val="32"/>
-          <w:szCs w:val="32"/>
-        </w:rPr>
-      </w:pPr>
-      <w:r>
-        <w:rPr>
-          <w:rFonts w:asciiTheme="majorBidi" w:eastAsia="Sarabun" w:hAnsiTheme="majorBidi" w:cstheme="majorBidi"/>
-          <w:sz w:val="32"/>
-          <w:szCs w:val="32"/>
-        </w:rPr>
-        <w:t>Created IT support dashboards to track incident frequency and response times using Looker</w:t>
-      </w:r>
-    </w:p>
-    <w:p>
-      <w:pPr>
+        <w:spacing w:before="52" w:line="240" w:lineRule="auto"/>
+        <w:ind w:right="233"/>
+        <w:rPr>
+          <w:rFonts w:asciiTheme="majorBidi" w:eastAsia="Sarabun" w:hAnsiTheme="majorBidi" w:cstheme="majorBidi"/>
+          <w:bCs/>
+          <w:sz w:val="32"/>
+          <w:szCs w:val="32"/>
+        </w:rPr>
+      </w:pPr>
+      <w:r>
+        <w:rPr>
+          <w:rFonts w:asciiTheme="majorBidi" w:eastAsia="Sarabun" w:hAnsiTheme="majorBidi" w:cstheme="majorBidi"/>
+          <w:bCs/>
+          <w:sz w:val="32"/>
+          <w:szCs w:val="32"/>
+        </w:rPr>
+        <w:t>Dashboard Projects:</w:t>
+      </w:r>
+    </w:p>
+    <w:p>
+      <w:pPr>
+        <w:pStyle w:val="ListParagraph"/>
         <w:widowControl w:val="0"/>
         <w:numPr>
           <w:ilvl w:val="0"/>
-          <w:numId w:val="9"/>
+          <w:numId w:val="27"/>
         </w:numPr>
         <w:pBdr>
           <w:top w:val="nil"/>
@@ -2317,29 +2667,32 @@
           <w:right w:val="nil"/>
           <w:between w:val="nil"/>
         </w:pBdr>
-        <w:spacing w:before="54" w:line="240" w:lineRule="auto"/>
-        <w:ind w:right="84"/>
-        <w:rPr>
-          <w:rFonts w:asciiTheme="majorBidi" w:eastAsia="Sarabun" w:hAnsiTheme="majorBidi" w:cstheme="majorBidi"/>
-          <w:sz w:val="32"/>
-          <w:szCs w:val="32"/>
-        </w:rPr>
-      </w:pPr>
-      <w:r>
-        <w:rPr>
-          <w:rFonts w:asciiTheme="majorBidi" w:eastAsia="Sarabun" w:hAnsiTheme="majorBidi" w:cstheme="majorBidi"/>
-          <w:sz w:val="32"/>
-          <w:szCs w:val="32"/>
-        </w:rPr>
-        <w:t>Analyzed ad campaign performance to identify target groups</w:t>
-      </w:r>
-    </w:p>
-    <w:p>
-      <w:pPr>
+        <w:spacing w:before="52" w:line="240" w:lineRule="auto"/>
+        <w:ind w:right="233"/>
+        <w:rPr>
+          <w:rFonts w:asciiTheme="majorBidi" w:eastAsia="Sarabun" w:hAnsiTheme="majorBidi" w:cstheme="majorBidi"/>
+          <w:bCs/>
+          <w:sz w:val="32"/>
+          <w:szCs w:val="32"/>
+        </w:rPr>
+      </w:pPr>
+      <w:r>
+        <w:rPr>
+          <w:rFonts w:asciiTheme="majorBidi" w:eastAsia="Sarabun" w:hAnsiTheme="majorBidi" w:cstheme="majorBidi"/>
+          <w:bCs/>
+          <w:sz w:val="32"/>
+          <w:szCs w:val="32"/>
+        </w:rPr>
+        <w:t>Developed a Daily Report Dashboard for the IT Support team to monitor issue reports, responsible teams, frequent issues, and resolution times using Looker Studio.</w:t>
+      </w:r>
+    </w:p>
+    <w:p>
+      <w:pPr>
+        <w:pStyle w:val="ListParagraph"/>
         <w:widowControl w:val="0"/>
         <w:numPr>
           <w:ilvl w:val="0"/>
-          <w:numId w:val="9"/>
+          <w:numId w:val="27"/>
         </w:numPr>
         <w:pBdr>
           <w:top w:val="nil"/>
@@ -2348,21 +2701,57 @@
           <w:right w:val="nil"/>
           <w:between w:val="nil"/>
         </w:pBdr>
-        <w:spacing w:before="54" w:line="240" w:lineRule="auto"/>
-        <w:ind w:right="84"/>
-        <w:rPr>
-          <w:rFonts w:asciiTheme="majorBidi" w:eastAsia="Sarabun" w:hAnsiTheme="majorBidi" w:cstheme="majorBidi"/>
-          <w:sz w:val="32"/>
-          <w:szCs w:val="32"/>
-        </w:rPr>
-      </w:pPr>
-      <w:r>
-        <w:rPr>
-          <w:rFonts w:asciiTheme="majorBidi" w:eastAsia="Sarabun" w:hAnsiTheme="majorBidi" w:cstheme="majorBidi"/>
-          <w:sz w:val="32"/>
-          <w:szCs w:val="32"/>
-        </w:rPr>
-        <w:t>Evaluated KPI performance for Graphic department staff using task-based metrics</w:t>
+        <w:spacing w:before="52" w:line="240" w:lineRule="auto"/>
+        <w:ind w:right="233"/>
+        <w:rPr>
+          <w:rFonts w:asciiTheme="majorBidi" w:eastAsia="Sarabun" w:hAnsiTheme="majorBidi" w:cstheme="majorBidi"/>
+          <w:bCs/>
+          <w:sz w:val="32"/>
+          <w:szCs w:val="32"/>
+        </w:rPr>
+      </w:pPr>
+      <w:r>
+        <w:rPr>
+          <w:rFonts w:asciiTheme="majorBidi" w:eastAsia="Sarabun" w:hAnsiTheme="majorBidi" w:cstheme="majorBidi"/>
+          <w:bCs/>
+          <w:sz w:val="32"/>
+          <w:szCs w:val="32"/>
+        </w:rPr>
+        <w:t>Developed a Daily Ads Performance Dashboard to support the marketing team in analyzing advertising campaigns and identifying target customer groups using Looker Studio.</w:t>
+      </w:r>
+    </w:p>
+    <w:p>
+      <w:pPr>
+        <w:pStyle w:val="ListParagraph"/>
+        <w:widowControl w:val="0"/>
+        <w:numPr>
+          <w:ilvl w:val="0"/>
+          <w:numId w:val="27"/>
+        </w:numPr>
+        <w:pBdr>
+          <w:top w:val="nil"/>
+          <w:left w:val="nil"/>
+          <w:bottom w:val="nil"/>
+          <w:right w:val="nil"/>
+          <w:between w:val="nil"/>
+        </w:pBdr>
+        <w:spacing w:before="52" w:line="240" w:lineRule="auto"/>
+        <w:ind w:right="233"/>
+        <w:rPr>
+          <w:rFonts w:asciiTheme="majorBidi" w:eastAsia="Sarabun" w:hAnsiTheme="majorBidi" w:cstheme="majorBidi"/>
+          <w:bCs/>
+          <w:sz w:val="32"/>
+          <w:szCs w:val="32"/>
+        </w:rPr>
+      </w:pPr>
+      <w:r>
+        <w:rPr>
+          <w:rFonts w:asciiTheme="majorBidi" w:eastAsia="Sarabun" w:hAnsiTheme="majorBidi" w:cstheme="majorBidi"/>
+          <w:bCs/>
+          <w:sz w:val="32"/>
+          <w:szCs w:val="32"/>
+        </w:rPr>
+        <w:t>Developed a KPI Dashboard for the Graphic Design team to measure individual performance and work quality based on assigned tasks and evaluation criteria using Looker Studio.</w:t>
       </w:r>
     </w:p>
     <w:p>
@@ -2410,7 +2799,37 @@
           <w:sz w:val="32"/>
           <w:szCs w:val="32"/>
         </w:rPr>
-        <w:t>2016 – 2020</w:t>
+        <w:t>201</w:t>
+      </w:r>
+      <w:r>
+        <w:rPr>
+          <w:rFonts w:asciiTheme="majorBidi" w:eastAsia="Sarabun" w:hAnsiTheme="majorBidi" w:cstheme="majorBidi"/>
+          <w:b/>
+          <w:bCs/>
+          <w:sz w:val="32"/>
+          <w:szCs w:val="32"/>
+        </w:rPr>
+        <w:t>9</w:t>
+      </w:r>
+      <w:r>
+        <w:rPr>
+          <w:rFonts w:asciiTheme="majorBidi" w:eastAsia="Sarabun" w:hAnsiTheme="majorBidi" w:cstheme="majorBidi"/>
+          <w:b/>
+          <w:bCs/>
+          <w:sz w:val="32"/>
+          <w:szCs w:val="32"/>
+        </w:rPr>
+        <w:t xml:space="preserve"> – 20</w:t>
+      </w:r>
+      <w:r>
+        <w:rPr>
+          <w:rFonts w:asciiTheme="majorBidi" w:eastAsia="Sarabun" w:hAnsiTheme="majorBidi" w:cstheme="majorBidi"/>
+          <w:b/>
+          <w:bCs/>
+          <w:sz w:val="32"/>
+          <w:szCs w:val="32"/>
+        </w:rPr>
+        <w:t>19</w:t>
       </w:r>
     </w:p>
     <w:p>
@@ -2444,10 +2863,11 @@
     </w:p>
     <w:p>
       <w:pPr>
+        <w:pStyle w:val="ListParagraph"/>
         <w:widowControl w:val="0"/>
         <w:numPr>
           <w:ilvl w:val="0"/>
-          <w:numId w:val="10"/>
+          <w:numId w:val="27"/>
         </w:numPr>
         <w:pBdr>
           <w:top w:val="nil"/>
@@ -2456,47 +2876,32 @@
           <w:right w:val="nil"/>
           <w:between w:val="nil"/>
         </w:pBdr>
-        <w:spacing w:before="54" w:line="240" w:lineRule="auto"/>
-        <w:ind w:right="788"/>
-        <w:rPr>
-          <w:rFonts w:asciiTheme="majorBidi" w:eastAsia="Sarabun" w:hAnsiTheme="majorBidi" w:cstheme="majorBidi"/>
-          <w:sz w:val="32"/>
-          <w:szCs w:val="32"/>
-        </w:rPr>
-      </w:pPr>
-      <w:r>
-        <w:rPr>
-          <w:rFonts w:asciiTheme="majorBidi" w:eastAsia="Sarabun" w:hAnsiTheme="majorBidi" w:cstheme="majorBidi"/>
-          <w:sz w:val="32"/>
-          <w:szCs w:val="32"/>
-        </w:rPr>
-        <w:t xml:space="preserve">Data validation, error correction, and </w:t>
-      </w:r>
-      <w:proofErr w:type="gramStart"/>
-      <w:r>
-        <w:rPr>
-          <w:rFonts w:asciiTheme="majorBidi" w:eastAsia="Sarabun" w:hAnsiTheme="majorBidi" w:cstheme="majorBidi"/>
-          <w:sz w:val="32"/>
-          <w:szCs w:val="32"/>
-        </w:rPr>
-        <w:t>inconsistency</w:t>
-      </w:r>
-      <w:proofErr w:type="gramEnd"/>
-      <w:r>
-        <w:rPr>
-          <w:rFonts w:asciiTheme="majorBidi" w:eastAsia="Sarabun" w:hAnsiTheme="majorBidi" w:cstheme="majorBidi"/>
-          <w:sz w:val="32"/>
-          <w:szCs w:val="32"/>
-        </w:rPr>
-        <w:t xml:space="preserve"> resolution</w:t>
-      </w:r>
-    </w:p>
-    <w:p>
-      <w:pPr>
+        <w:spacing w:before="52" w:line="240" w:lineRule="auto"/>
+        <w:ind w:right="233"/>
+        <w:rPr>
+          <w:rFonts w:asciiTheme="majorBidi" w:eastAsia="Sarabun" w:hAnsiTheme="majorBidi" w:cstheme="majorBidi"/>
+          <w:bCs/>
+          <w:sz w:val="32"/>
+          <w:szCs w:val="32"/>
+        </w:rPr>
+      </w:pPr>
+      <w:r>
+        <w:rPr>
+          <w:rFonts w:asciiTheme="majorBidi" w:eastAsia="Sarabun" w:hAnsiTheme="majorBidi" w:cstheme="majorBidi"/>
+          <w:bCs/>
+          <w:sz w:val="32"/>
+          <w:szCs w:val="32"/>
+        </w:rPr>
+        <w:t>Create responsive website templates.</w:t>
+      </w:r>
+    </w:p>
+    <w:p>
+      <w:pPr>
+        <w:pStyle w:val="ListParagraph"/>
         <w:widowControl w:val="0"/>
         <w:numPr>
           <w:ilvl w:val="0"/>
-          <w:numId w:val="10"/>
+          <w:numId w:val="27"/>
         </w:numPr>
         <w:pBdr>
           <w:top w:val="nil"/>
@@ -2505,29 +2910,32 @@
           <w:right w:val="nil"/>
           <w:between w:val="nil"/>
         </w:pBdr>
-        <w:spacing w:before="54" w:line="240" w:lineRule="auto"/>
-        <w:ind w:right="788"/>
-        <w:rPr>
-          <w:rFonts w:asciiTheme="majorBidi" w:eastAsia="Sarabun" w:hAnsiTheme="majorBidi" w:cstheme="majorBidi"/>
-          <w:sz w:val="32"/>
-          <w:szCs w:val="32"/>
-        </w:rPr>
-      </w:pPr>
-      <w:r>
-        <w:rPr>
-          <w:rFonts w:asciiTheme="majorBidi" w:eastAsia="Sarabun" w:hAnsiTheme="majorBidi" w:cstheme="majorBidi"/>
-          <w:sz w:val="32"/>
-          <w:szCs w:val="32"/>
-        </w:rPr>
-        <w:t>Data collection from databases, CRMs, and external sources</w:t>
-      </w:r>
-    </w:p>
-    <w:p>
-      <w:pPr>
+        <w:spacing w:before="52" w:line="240" w:lineRule="auto"/>
+        <w:ind w:right="233"/>
+        <w:rPr>
+          <w:rFonts w:asciiTheme="majorBidi" w:eastAsia="Sarabun" w:hAnsiTheme="majorBidi" w:cstheme="majorBidi"/>
+          <w:bCs/>
+          <w:sz w:val="32"/>
+          <w:szCs w:val="32"/>
+        </w:rPr>
+      </w:pPr>
+      <w:r>
+        <w:rPr>
+          <w:rFonts w:asciiTheme="majorBidi" w:eastAsia="Sarabun" w:hAnsiTheme="majorBidi" w:cstheme="majorBidi"/>
+          <w:bCs/>
+          <w:sz w:val="32"/>
+          <w:szCs w:val="32"/>
+        </w:rPr>
+        <w:t>Create mockups for website and application design.</w:t>
+      </w:r>
+    </w:p>
+    <w:p>
+      <w:pPr>
+        <w:pStyle w:val="ListParagraph"/>
         <w:widowControl w:val="0"/>
         <w:numPr>
           <w:ilvl w:val="0"/>
-          <w:numId w:val="10"/>
+          <w:numId w:val="27"/>
         </w:numPr>
         <w:pBdr>
           <w:top w:val="nil"/>
@@ -2536,22 +2944,44 @@
           <w:right w:val="nil"/>
           <w:between w:val="nil"/>
         </w:pBdr>
-        <w:spacing w:before="54" w:line="240" w:lineRule="auto"/>
-        <w:ind w:right="788"/>
-        <w:rPr>
-          <w:rFonts w:asciiTheme="majorBidi" w:eastAsia="Sarabun" w:hAnsiTheme="majorBidi" w:cstheme="majorBidi"/>
-          <w:sz w:val="32"/>
-          <w:szCs w:val="32"/>
-        </w:rPr>
-      </w:pPr>
-      <w:r>
-        <w:rPr>
-          <w:rFonts w:asciiTheme="majorBidi" w:eastAsia="Sarabun" w:hAnsiTheme="majorBidi" w:cstheme="majorBidi"/>
-          <w:sz w:val="32"/>
-          <w:szCs w:val="32"/>
-        </w:rPr>
-        <w:t>Developed and improved machine learning models</w:t>
-      </w:r>
+        <w:spacing w:before="52" w:line="240" w:lineRule="auto"/>
+        <w:ind w:right="233"/>
+        <w:rPr>
+          <w:rFonts w:asciiTheme="majorBidi" w:eastAsia="Sarabun" w:hAnsiTheme="majorBidi" w:cstheme="majorBidi"/>
+          <w:bCs/>
+          <w:sz w:val="32"/>
+          <w:szCs w:val="32"/>
+        </w:rPr>
+      </w:pPr>
+      <w:r>
+        <w:rPr>
+          <w:rFonts w:asciiTheme="majorBidi" w:eastAsia="Sarabun" w:hAnsiTheme="majorBidi" w:cstheme="majorBidi"/>
+          <w:bCs/>
+          <w:sz w:val="32"/>
+          <w:szCs w:val="32"/>
+        </w:rPr>
+        <w:t>Create interactive prototypes for user interface design and development handover.</w:t>
+      </w:r>
+    </w:p>
+    <w:p>
+      <w:pPr>
+        <w:widowControl w:val="0"/>
+        <w:pBdr>
+          <w:top w:val="nil"/>
+          <w:left w:val="nil"/>
+          <w:bottom w:val="nil"/>
+          <w:right w:val="nil"/>
+          <w:between w:val="nil"/>
+        </w:pBdr>
+        <w:spacing w:before="52" w:line="240" w:lineRule="auto"/>
+        <w:ind w:right="233"/>
+        <w:rPr>
+          <w:rFonts w:asciiTheme="majorBidi" w:eastAsia="Sarabun" w:hAnsiTheme="majorBidi" w:cstheme="majorBidi"/>
+          <w:b/>
+          <w:sz w:val="32"/>
+          <w:szCs w:val="32"/>
+        </w:rPr>
+      </w:pPr>
     </w:p>
     <w:p>
       <w:pPr>
@@ -2571,6 +3001,514 @@
           <w:szCs w:val="32"/>
         </w:rPr>
       </w:pPr>
+      <w:r>
+        <w:rPr>
+          <w:rFonts w:asciiTheme="majorBidi" w:eastAsia="Sarabun" w:hAnsiTheme="majorBidi" w:cstheme="majorBidi"/>
+          <w:b/>
+          <w:bCs/>
+          <w:sz w:val="32"/>
+          <w:szCs w:val="32"/>
+        </w:rPr>
+        <w:t>201</w:t>
+      </w:r>
+      <w:r>
+        <w:rPr>
+          <w:rFonts w:asciiTheme="majorBidi" w:eastAsia="Sarabun" w:hAnsiTheme="majorBidi" w:cstheme="majorBidi"/>
+          <w:b/>
+          <w:bCs/>
+          <w:sz w:val="32"/>
+          <w:szCs w:val="32"/>
+        </w:rPr>
+        <w:t>7</w:t>
+      </w:r>
+      <w:r>
+        <w:rPr>
+          <w:rFonts w:asciiTheme="majorBidi" w:eastAsia="Sarabun" w:hAnsiTheme="majorBidi" w:cstheme="majorBidi"/>
+          <w:b/>
+          <w:bCs/>
+          <w:sz w:val="32"/>
+          <w:szCs w:val="32"/>
+        </w:rPr>
+        <w:t xml:space="preserve"> – 20</w:t>
+      </w:r>
+      <w:r>
+        <w:rPr>
+          <w:rFonts w:asciiTheme="majorBidi" w:eastAsia="Sarabun" w:hAnsiTheme="majorBidi" w:cstheme="majorBidi"/>
+          <w:b/>
+          <w:bCs/>
+          <w:sz w:val="32"/>
+          <w:szCs w:val="32"/>
+        </w:rPr>
+        <w:t>19</w:t>
+      </w:r>
+    </w:p>
+    <w:p>
+      <w:pPr>
+        <w:widowControl w:val="0"/>
+        <w:pBdr>
+          <w:top w:val="nil"/>
+          <w:left w:val="nil"/>
+          <w:bottom w:val="nil"/>
+          <w:right w:val="nil"/>
+          <w:between w:val="nil"/>
+        </w:pBdr>
+        <w:spacing w:before="54" w:line="240" w:lineRule="auto"/>
+        <w:ind w:left="2524" w:right="788" w:hanging="2522"/>
+        <w:rPr>
+          <w:rFonts w:asciiTheme="majorBidi" w:eastAsia="Sarabun" w:hAnsiTheme="majorBidi" w:cstheme="majorBidi"/>
+          <w:b/>
+          <w:bCs/>
+          <w:sz w:val="32"/>
+          <w:szCs w:val="32"/>
+        </w:rPr>
+      </w:pPr>
+      <w:r>
+        <w:rPr>
+          <w:rFonts w:asciiTheme="majorBidi" w:eastAsia="Sarabun" w:hAnsiTheme="majorBidi" w:cstheme="majorBidi"/>
+          <w:b/>
+          <w:bCs/>
+          <w:sz w:val="32"/>
+          <w:szCs w:val="32"/>
+        </w:rPr>
+        <w:t>Creative Manager</w:t>
+      </w:r>
+      <w:r>
+        <w:rPr>
+          <w:rFonts w:asciiTheme="majorBidi" w:eastAsia="Sarabun" w:hAnsiTheme="majorBidi" w:cstheme="majorBidi"/>
+          <w:b/>
+          <w:bCs/>
+          <w:sz w:val="32"/>
+          <w:szCs w:val="32"/>
+        </w:rPr>
+        <w:t xml:space="preserve"> – </w:t>
+      </w:r>
+      <w:r>
+        <w:rPr>
+          <w:rFonts w:asciiTheme="majorBidi" w:eastAsia="Sarabun" w:hAnsiTheme="majorBidi" w:cstheme="majorBidi"/>
+          <w:b/>
+          <w:bCs/>
+          <w:sz w:val="32"/>
+          <w:szCs w:val="32"/>
+        </w:rPr>
+        <w:t>AM2B Marketing</w:t>
+      </w:r>
+    </w:p>
+    <w:p>
+      <w:pPr>
+        <w:pStyle w:val="ListParagraph"/>
+        <w:widowControl w:val="0"/>
+        <w:numPr>
+          <w:ilvl w:val="0"/>
+          <w:numId w:val="27"/>
+        </w:numPr>
+        <w:pBdr>
+          <w:top w:val="nil"/>
+          <w:left w:val="nil"/>
+          <w:bottom w:val="nil"/>
+          <w:right w:val="nil"/>
+          <w:between w:val="nil"/>
+        </w:pBdr>
+        <w:spacing w:before="52" w:line="240" w:lineRule="auto"/>
+        <w:ind w:right="233"/>
+        <w:rPr>
+          <w:rFonts w:asciiTheme="majorBidi" w:eastAsia="Sarabun" w:hAnsiTheme="majorBidi" w:cstheme="majorBidi"/>
+          <w:bCs/>
+          <w:sz w:val="32"/>
+          <w:szCs w:val="32"/>
+        </w:rPr>
+      </w:pPr>
+      <w:r>
+        <w:rPr>
+          <w:rFonts w:asciiTheme="majorBidi" w:eastAsia="Sarabun" w:hAnsiTheme="majorBidi" w:cstheme="majorBidi"/>
+          <w:bCs/>
+          <w:sz w:val="32"/>
+          <w:szCs w:val="32"/>
+        </w:rPr>
+        <w:t>Convert PSD designs into HTML5 and CSS3 templates for developer handover.</w:t>
+      </w:r>
+    </w:p>
+    <w:p>
+      <w:pPr>
+        <w:pStyle w:val="ListParagraph"/>
+        <w:widowControl w:val="0"/>
+        <w:numPr>
+          <w:ilvl w:val="0"/>
+          <w:numId w:val="27"/>
+        </w:numPr>
+        <w:pBdr>
+          <w:top w:val="nil"/>
+          <w:left w:val="nil"/>
+          <w:bottom w:val="nil"/>
+          <w:right w:val="nil"/>
+          <w:between w:val="nil"/>
+        </w:pBdr>
+        <w:spacing w:before="52" w:line="240" w:lineRule="auto"/>
+        <w:ind w:right="233"/>
+        <w:rPr>
+          <w:rFonts w:asciiTheme="majorBidi" w:eastAsia="Sarabun" w:hAnsiTheme="majorBidi" w:cstheme="majorBidi"/>
+          <w:bCs/>
+          <w:sz w:val="32"/>
+          <w:szCs w:val="32"/>
+        </w:rPr>
+      </w:pPr>
+      <w:r>
+        <w:rPr>
+          <w:rFonts w:asciiTheme="majorBidi" w:eastAsia="Sarabun" w:hAnsiTheme="majorBidi" w:cstheme="majorBidi"/>
+          <w:bCs/>
+          <w:sz w:val="32"/>
+          <w:szCs w:val="32"/>
+        </w:rPr>
+        <w:t>Create banner ads for Facebook, LINE Official Account, websites, and infographic content.</w:t>
+      </w:r>
+    </w:p>
+    <w:p>
+      <w:pPr>
+        <w:pStyle w:val="ListParagraph"/>
+        <w:widowControl w:val="0"/>
+        <w:numPr>
+          <w:ilvl w:val="0"/>
+          <w:numId w:val="27"/>
+        </w:numPr>
+        <w:pBdr>
+          <w:top w:val="nil"/>
+          <w:left w:val="nil"/>
+          <w:bottom w:val="nil"/>
+          <w:right w:val="nil"/>
+          <w:between w:val="nil"/>
+        </w:pBdr>
+        <w:spacing w:before="52" w:line="240" w:lineRule="auto"/>
+        <w:ind w:right="233"/>
+        <w:rPr>
+          <w:rFonts w:asciiTheme="majorBidi" w:eastAsia="Sarabun" w:hAnsiTheme="majorBidi" w:cstheme="majorBidi"/>
+          <w:bCs/>
+          <w:sz w:val="32"/>
+          <w:szCs w:val="32"/>
+        </w:rPr>
+      </w:pPr>
+      <w:r>
+        <w:rPr>
+          <w:rFonts w:asciiTheme="majorBidi" w:eastAsia="Sarabun" w:hAnsiTheme="majorBidi" w:cstheme="majorBidi"/>
+          <w:bCs/>
+          <w:sz w:val="32"/>
+          <w:szCs w:val="32"/>
+        </w:rPr>
+        <w:t>Create wireframes for website and application design.</w:t>
+      </w:r>
+    </w:p>
+    <w:p>
+      <w:pPr>
+        <w:pStyle w:val="ListParagraph"/>
+        <w:widowControl w:val="0"/>
+        <w:numPr>
+          <w:ilvl w:val="0"/>
+          <w:numId w:val="27"/>
+        </w:numPr>
+        <w:pBdr>
+          <w:top w:val="nil"/>
+          <w:left w:val="nil"/>
+          <w:bottom w:val="nil"/>
+          <w:right w:val="nil"/>
+          <w:between w:val="nil"/>
+        </w:pBdr>
+        <w:spacing w:before="52" w:line="240" w:lineRule="auto"/>
+        <w:ind w:right="233"/>
+        <w:rPr>
+          <w:rFonts w:asciiTheme="majorBidi" w:eastAsia="Sarabun" w:hAnsiTheme="majorBidi" w:cstheme="majorBidi"/>
+          <w:bCs/>
+          <w:sz w:val="32"/>
+          <w:szCs w:val="32"/>
+        </w:rPr>
+      </w:pPr>
+      <w:r>
+        <w:rPr>
+          <w:rFonts w:asciiTheme="majorBidi" w:eastAsia="Sarabun" w:hAnsiTheme="majorBidi" w:cstheme="majorBidi"/>
+          <w:bCs/>
+          <w:sz w:val="32"/>
+          <w:szCs w:val="32"/>
+        </w:rPr>
+        <w:t>Record voice-over audio for video presentations.</w:t>
+      </w:r>
+    </w:p>
+    <w:p>
+      <w:pPr>
+        <w:widowControl w:val="0"/>
+        <w:pBdr>
+          <w:top w:val="nil"/>
+          <w:left w:val="nil"/>
+          <w:bottom w:val="nil"/>
+          <w:right w:val="nil"/>
+          <w:between w:val="nil"/>
+        </w:pBdr>
+        <w:spacing w:before="52" w:line="240" w:lineRule="auto"/>
+        <w:ind w:right="233"/>
+        <w:rPr>
+          <w:rFonts w:asciiTheme="majorBidi" w:eastAsia="Sarabun" w:hAnsiTheme="majorBidi" w:cstheme="majorBidi"/>
+          <w:b/>
+          <w:sz w:val="32"/>
+          <w:szCs w:val="32"/>
+        </w:rPr>
+      </w:pPr>
+    </w:p>
+    <w:p>
+      <w:pPr>
+        <w:widowControl w:val="0"/>
+        <w:pBdr>
+          <w:top w:val="nil"/>
+          <w:left w:val="nil"/>
+          <w:bottom w:val="nil"/>
+          <w:right w:val="nil"/>
+          <w:between w:val="nil"/>
+        </w:pBdr>
+        <w:spacing w:before="54" w:line="240" w:lineRule="auto"/>
+        <w:ind w:left="2524" w:right="788" w:hanging="2522"/>
+        <w:rPr>
+          <w:rFonts w:asciiTheme="majorBidi" w:eastAsia="Sarabun" w:hAnsiTheme="majorBidi" w:cstheme="majorBidi"/>
+          <w:sz w:val="32"/>
+          <w:szCs w:val="32"/>
+        </w:rPr>
+      </w:pPr>
+      <w:r>
+        <w:rPr>
+          <w:rFonts w:asciiTheme="majorBidi" w:eastAsia="Sarabun" w:hAnsiTheme="majorBidi" w:cstheme="majorBidi"/>
+          <w:b/>
+          <w:bCs/>
+          <w:sz w:val="32"/>
+          <w:szCs w:val="32"/>
+        </w:rPr>
+        <w:t>201</w:t>
+      </w:r>
+      <w:r>
+        <w:rPr>
+          <w:rFonts w:asciiTheme="majorBidi" w:eastAsia="Sarabun" w:hAnsiTheme="majorBidi" w:cstheme="majorBidi"/>
+          <w:b/>
+          <w:bCs/>
+          <w:sz w:val="32"/>
+          <w:szCs w:val="32"/>
+        </w:rPr>
+        <w:t>6</w:t>
+      </w:r>
+      <w:r>
+        <w:rPr>
+          <w:rFonts w:asciiTheme="majorBidi" w:eastAsia="Sarabun" w:hAnsiTheme="majorBidi" w:cstheme="majorBidi"/>
+          <w:b/>
+          <w:bCs/>
+          <w:sz w:val="32"/>
+          <w:szCs w:val="32"/>
+        </w:rPr>
+        <w:t xml:space="preserve"> – 20</w:t>
+      </w:r>
+      <w:r>
+        <w:rPr>
+          <w:rFonts w:asciiTheme="majorBidi" w:eastAsia="Sarabun" w:hAnsiTheme="majorBidi" w:cstheme="majorBidi"/>
+          <w:b/>
+          <w:bCs/>
+          <w:sz w:val="32"/>
+          <w:szCs w:val="32"/>
+        </w:rPr>
+        <w:t>17</w:t>
+      </w:r>
+    </w:p>
+    <w:p>
+      <w:pPr>
+        <w:widowControl w:val="0"/>
+        <w:pBdr>
+          <w:top w:val="nil"/>
+          <w:left w:val="nil"/>
+          <w:bottom w:val="nil"/>
+          <w:right w:val="nil"/>
+          <w:between w:val="nil"/>
+        </w:pBdr>
+        <w:spacing w:before="54" w:line="240" w:lineRule="auto"/>
+        <w:ind w:left="2524" w:right="788" w:hanging="2522"/>
+        <w:rPr>
+          <w:rFonts w:asciiTheme="majorBidi" w:eastAsia="Sarabun" w:hAnsiTheme="majorBidi" w:cstheme="majorBidi"/>
+          <w:b/>
+          <w:sz w:val="32"/>
+          <w:szCs w:val="32"/>
+        </w:rPr>
+      </w:pPr>
+      <w:r>
+        <w:rPr>
+          <w:rFonts w:asciiTheme="majorBidi" w:eastAsia="Sarabun" w:hAnsiTheme="majorBidi" w:cstheme="majorBidi"/>
+          <w:b/>
+          <w:bCs/>
+          <w:sz w:val="32"/>
+          <w:szCs w:val="32"/>
+        </w:rPr>
+        <w:t>Technical Engineer</w:t>
+      </w:r>
+      <w:r>
+        <w:rPr>
+          <w:rFonts w:asciiTheme="majorBidi" w:eastAsia="Sarabun" w:hAnsiTheme="majorBidi" w:cstheme="majorBidi"/>
+          <w:b/>
+          <w:bCs/>
+          <w:sz w:val="32"/>
+          <w:szCs w:val="32"/>
+        </w:rPr>
+        <w:t xml:space="preserve"> – </w:t>
+      </w:r>
+      <w:proofErr w:type="spellStart"/>
+      <w:r>
+        <w:rPr>
+          <w:rFonts w:asciiTheme="majorBidi" w:eastAsia="Sarabun" w:hAnsiTheme="majorBidi" w:cstheme="majorBidi"/>
+          <w:b/>
+          <w:bCs/>
+          <w:sz w:val="32"/>
+          <w:szCs w:val="32"/>
+        </w:rPr>
+        <w:t>T</w:t>
+      </w:r>
+      <w:r>
+        <w:rPr>
+          <w:rFonts w:asciiTheme="majorBidi" w:eastAsia="Sarabun" w:hAnsiTheme="majorBidi" w:cstheme="majorBidi"/>
+          <w:b/>
+          <w:bCs/>
+          <w:sz w:val="32"/>
+          <w:szCs w:val="32"/>
+        </w:rPr>
+        <w:t>elogic</w:t>
+      </w:r>
+      <w:proofErr w:type="spellEnd"/>
+      <w:r>
+        <w:rPr>
+          <w:rFonts w:asciiTheme="majorBidi" w:eastAsia="Sarabun" w:hAnsiTheme="majorBidi" w:cstheme="majorBidi"/>
+          <w:b/>
+          <w:bCs/>
+          <w:sz w:val="32"/>
+          <w:szCs w:val="32"/>
+        </w:rPr>
+        <w:t xml:space="preserve"> </w:t>
+      </w:r>
+      <w:r>
+        <w:rPr>
+          <w:rFonts w:asciiTheme="majorBidi" w:eastAsia="Sarabun" w:hAnsiTheme="majorBidi" w:cstheme="majorBidi"/>
+          <w:b/>
+          <w:bCs/>
+          <w:sz w:val="32"/>
+          <w:szCs w:val="32"/>
+        </w:rPr>
+        <w:t>T</w:t>
+      </w:r>
+      <w:r>
+        <w:rPr>
+          <w:rFonts w:asciiTheme="majorBidi" w:eastAsia="Sarabun" w:hAnsiTheme="majorBidi" w:cstheme="majorBidi"/>
+          <w:b/>
+          <w:bCs/>
+          <w:sz w:val="32"/>
+          <w:szCs w:val="32"/>
+        </w:rPr>
+        <w:t>elecom (</w:t>
+      </w:r>
+      <w:proofErr w:type="spellStart"/>
+      <w:r>
+        <w:rPr>
+          <w:rFonts w:asciiTheme="majorBidi" w:eastAsia="Sarabun" w:hAnsiTheme="majorBidi" w:cstheme="majorBidi"/>
+          <w:b/>
+          <w:bCs/>
+          <w:sz w:val="32"/>
+          <w:szCs w:val="32"/>
+        </w:rPr>
+        <w:t>thailand</w:t>
+      </w:r>
+      <w:proofErr w:type="spellEnd"/>
+      <w:r>
+        <w:rPr>
+          <w:rFonts w:asciiTheme="majorBidi" w:eastAsia="Sarabun" w:hAnsiTheme="majorBidi" w:cstheme="majorBidi"/>
+          <w:b/>
+          <w:bCs/>
+          <w:sz w:val="32"/>
+          <w:szCs w:val="32"/>
+        </w:rPr>
+        <w:t>) co. ltd</w:t>
+      </w:r>
+    </w:p>
+    <w:p>
+      <w:pPr>
+        <w:pStyle w:val="ListParagraph"/>
+        <w:widowControl w:val="0"/>
+        <w:numPr>
+          <w:ilvl w:val="0"/>
+          <w:numId w:val="27"/>
+        </w:numPr>
+        <w:pBdr>
+          <w:top w:val="nil"/>
+          <w:left w:val="nil"/>
+          <w:bottom w:val="nil"/>
+          <w:right w:val="nil"/>
+          <w:between w:val="nil"/>
+        </w:pBdr>
+        <w:spacing w:before="52" w:line="240" w:lineRule="auto"/>
+        <w:ind w:right="233"/>
+        <w:rPr>
+          <w:rFonts w:asciiTheme="majorBidi" w:eastAsia="Sarabun" w:hAnsiTheme="majorBidi" w:cstheme="majorBidi"/>
+          <w:bCs/>
+          <w:sz w:val="32"/>
+          <w:szCs w:val="32"/>
+        </w:rPr>
+      </w:pPr>
+      <w:r>
+        <w:rPr>
+          <w:rFonts w:asciiTheme="majorBidi" w:eastAsia="Sarabun" w:hAnsiTheme="majorBidi" w:cstheme="majorBidi"/>
+          <w:bCs/>
+          <w:sz w:val="32"/>
+          <w:szCs w:val="32"/>
+        </w:rPr>
+        <w:t>Develop shell scripts for prepaid and postpaid balance checking via USSD and UND systems in collaboration with AIS.</w:t>
+      </w:r>
+    </w:p>
+    <w:p>
+      <w:pPr>
+        <w:pStyle w:val="ListParagraph"/>
+        <w:widowControl w:val="0"/>
+        <w:numPr>
+          <w:ilvl w:val="0"/>
+          <w:numId w:val="27"/>
+        </w:numPr>
+        <w:pBdr>
+          <w:top w:val="nil"/>
+          <w:left w:val="nil"/>
+          <w:bottom w:val="nil"/>
+          <w:right w:val="nil"/>
+          <w:between w:val="nil"/>
+        </w:pBdr>
+        <w:spacing w:before="52" w:line="240" w:lineRule="auto"/>
+        <w:ind w:right="233"/>
+        <w:rPr>
+          <w:rFonts w:asciiTheme="majorBidi" w:eastAsia="Sarabun" w:hAnsiTheme="majorBidi" w:cstheme="majorBidi"/>
+          <w:bCs/>
+          <w:sz w:val="32"/>
+          <w:szCs w:val="32"/>
+        </w:rPr>
+      </w:pPr>
+      <w:r>
+        <w:rPr>
+          <w:rFonts w:asciiTheme="majorBidi" w:eastAsia="Sarabun" w:hAnsiTheme="majorBidi" w:cstheme="majorBidi"/>
+          <w:bCs/>
+          <w:sz w:val="32"/>
+          <w:szCs w:val="32"/>
+        </w:rPr>
+        <w:t>Support and maintain USSD and UND systems.</w:t>
+      </w:r>
+    </w:p>
+    <w:p>
+      <w:pPr>
+        <w:widowControl w:val="0"/>
+        <w:pBdr>
+          <w:top w:val="nil"/>
+          <w:left w:val="nil"/>
+          <w:bottom w:val="nil"/>
+          <w:right w:val="nil"/>
+          <w:between w:val="nil"/>
+        </w:pBdr>
+        <w:spacing w:before="52" w:line="240" w:lineRule="auto"/>
+        <w:ind w:right="233"/>
+        <w:rPr>
+          <w:rFonts w:asciiTheme="majorBidi" w:eastAsia="Sarabun" w:hAnsiTheme="majorBidi" w:cstheme="majorBidi"/>
+          <w:b/>
+          <w:sz w:val="32"/>
+          <w:szCs w:val="32"/>
+        </w:rPr>
+      </w:pPr>
     </w:p>
     <w:p>
       <w:pPr>
@@ -2598,7 +3536,18 @@
           <w:sz w:val="32"/>
           <w:szCs w:val="32"/>
         </w:rPr>
-        <w:t>2010 – 2015</w:t>
+        <w:lastRenderedPageBreak/>
+        <w:t>2010 – 201</w:t>
+      </w:r>
+      <w:r>
+        <w:rPr>
+          <w:rFonts w:asciiTheme="majorBidi" w:eastAsia="Sarabun" w:hAnsiTheme="majorBidi" w:cstheme="majorBidi"/>
+          <w:b/>
+          <w:bCs/>
+          <w:sz w:val="32"/>
+          <w:szCs w:val="32"/>
+        </w:rPr>
+        <w:t>6</w:t>
       </w:r>
       <w:r>
         <w:rPr>
@@ -3084,7 +4033,6 @@
           <w:sz w:val="32"/>
           <w:szCs w:val="32"/>
         </w:rPr>
-        <w:lastRenderedPageBreak/>
         <w:t>2005 – 2006</w:t>
       </w:r>
       <w:r>
@@ -3198,13 +4146,17 @@
         <w:ind w:left="2"/>
         <w:rPr>
           <w:rFonts w:asciiTheme="majorBidi" w:eastAsia="Sarabun" w:hAnsiTheme="majorBidi" w:cstheme="majorBidi"/>
-          <w:sz w:val="32"/>
-          <w:szCs w:val="32"/>
-        </w:rPr>
-      </w:pPr>
-      <w:r>
-        <w:rPr>
-          <w:rFonts w:asciiTheme="majorBidi" w:eastAsia="Sarabun" w:hAnsiTheme="majorBidi" w:cstheme="majorBidi"/>
+          <w:b/>
+          <w:bCs/>
+          <w:sz w:val="32"/>
+          <w:szCs w:val="32"/>
+        </w:rPr>
+      </w:pPr>
+      <w:r>
+        <w:rPr>
+          <w:rFonts w:asciiTheme="majorBidi" w:eastAsia="Sarabun" w:hAnsiTheme="majorBidi" w:cstheme="majorBidi"/>
+          <w:b/>
+          <w:bCs/>
           <w:sz w:val="32"/>
           <w:szCs w:val="32"/>
         </w:rPr>
@@ -3224,13 +4176,17 @@
         <w:spacing w:before="54" w:line="240" w:lineRule="auto"/>
         <w:rPr>
           <w:rFonts w:asciiTheme="majorBidi" w:eastAsia="Sarabun" w:hAnsiTheme="majorBidi" w:cstheme="majorBidi"/>
-          <w:sz w:val="32"/>
-          <w:szCs w:val="32"/>
-        </w:rPr>
-      </w:pPr>
-      <w:r>
-        <w:rPr>
-          <w:rFonts w:asciiTheme="majorBidi" w:eastAsia="Sarabun" w:hAnsiTheme="majorBidi" w:cstheme="majorBidi"/>
+          <w:b/>
+          <w:bCs/>
+          <w:sz w:val="32"/>
+          <w:szCs w:val="32"/>
+        </w:rPr>
+      </w:pPr>
+      <w:r>
+        <w:rPr>
+          <w:rFonts w:asciiTheme="majorBidi" w:eastAsia="Sarabun" w:hAnsiTheme="majorBidi" w:cstheme="majorBidi"/>
+          <w:b/>
+          <w:bCs/>
           <w:sz w:val="32"/>
           <w:szCs w:val="32"/>
         </w:rPr>
@@ -3325,6 +4281,24 @@
           <w:right w:val="nil"/>
           <w:between w:val="nil"/>
         </w:pBdr>
+        <w:spacing w:before="54" w:line="240" w:lineRule="auto"/>
+        <w:rPr>
+          <w:rFonts w:asciiTheme="majorBidi" w:eastAsia="Sarabun" w:hAnsiTheme="majorBidi" w:cstheme="majorBidi"/>
+          <w:sz w:val="32"/>
+          <w:szCs w:val="32"/>
+        </w:rPr>
+      </w:pPr>
+    </w:p>
+    <w:p>
+      <w:pPr>
+        <w:widowControl w:val="0"/>
+        <w:pBdr>
+          <w:top w:val="nil"/>
+          <w:left w:val="nil"/>
+          <w:bottom w:val="nil"/>
+          <w:right w:val="nil"/>
+          <w:between w:val="nil"/>
+        </w:pBdr>
         <w:spacing w:before="52" w:line="240" w:lineRule="auto"/>
         <w:ind w:left="2"/>
         <w:rPr>
@@ -3341,6 +4315,7 @@
           <w:sz w:val="32"/>
           <w:szCs w:val="32"/>
         </w:rPr>
+        <w:lastRenderedPageBreak/>
         <w:t>2003 – 2004</w:t>
       </w:r>
       <w:r>
@@ -3454,158 +4429,6 @@
           <w:right w:val="nil"/>
           <w:between w:val="nil"/>
         </w:pBdr>
-        <w:spacing w:before="479" w:line="240" w:lineRule="auto"/>
-        <w:rPr>
-          <w:rFonts w:asciiTheme="majorBidi" w:eastAsia="Sarabun" w:hAnsiTheme="majorBidi" w:cstheme="majorBidi"/>
-          <w:b/>
-          <w:sz w:val="32"/>
-          <w:szCs w:val="32"/>
-        </w:rPr>
-      </w:pPr>
-    </w:p>
-    <w:p>
-      <w:pPr>
-        <w:widowControl w:val="0"/>
-        <w:pBdr>
-          <w:top w:val="nil"/>
-          <w:left w:val="nil"/>
-          <w:bottom w:val="nil"/>
-          <w:right w:val="nil"/>
-          <w:between w:val="nil"/>
-        </w:pBdr>
-        <w:spacing w:before="479" w:line="240" w:lineRule="auto"/>
-        <w:rPr>
-          <w:rFonts w:asciiTheme="majorBidi" w:eastAsia="Sarabun" w:hAnsiTheme="majorBidi" w:cstheme="majorBidi"/>
-          <w:b/>
-          <w:sz w:val="32"/>
-          <w:szCs w:val="32"/>
-        </w:rPr>
-      </w:pPr>
-    </w:p>
-    <w:p>
-      <w:pPr>
-        <w:widowControl w:val="0"/>
-        <w:pBdr>
-          <w:top w:val="nil"/>
-          <w:left w:val="nil"/>
-          <w:bottom w:val="nil"/>
-          <w:right w:val="nil"/>
-          <w:between w:val="nil"/>
-        </w:pBdr>
-        <w:spacing w:before="479" w:line="240" w:lineRule="auto"/>
-        <w:rPr>
-          <w:rFonts w:asciiTheme="majorBidi" w:eastAsia="Sarabun" w:hAnsiTheme="majorBidi" w:cstheme="majorBidi"/>
-          <w:b/>
-          <w:sz w:val="32"/>
-          <w:szCs w:val="32"/>
-        </w:rPr>
-      </w:pPr>
-    </w:p>
-    <w:p>
-      <w:pPr>
-        <w:widowControl w:val="0"/>
-        <w:pBdr>
-          <w:top w:val="nil"/>
-          <w:left w:val="nil"/>
-          <w:bottom w:val="nil"/>
-          <w:right w:val="nil"/>
-          <w:between w:val="nil"/>
-        </w:pBdr>
-        <w:spacing w:before="479" w:line="240" w:lineRule="auto"/>
-        <w:rPr>
-          <w:rFonts w:asciiTheme="majorBidi" w:eastAsia="Sarabun" w:hAnsiTheme="majorBidi" w:cstheme="majorBidi"/>
-          <w:b/>
-          <w:sz w:val="32"/>
-          <w:szCs w:val="32"/>
-        </w:rPr>
-      </w:pPr>
-    </w:p>
-    <w:p>
-      <w:pPr>
-        <w:widowControl w:val="0"/>
-        <w:pBdr>
-          <w:top w:val="nil"/>
-          <w:left w:val="nil"/>
-          <w:bottom w:val="nil"/>
-          <w:right w:val="nil"/>
-          <w:between w:val="nil"/>
-        </w:pBdr>
-        <w:spacing w:before="479" w:line="240" w:lineRule="auto"/>
-        <w:rPr>
-          <w:rFonts w:asciiTheme="majorBidi" w:eastAsia="Sarabun" w:hAnsiTheme="majorBidi" w:cstheme="majorBidi"/>
-          <w:b/>
-          <w:sz w:val="32"/>
-          <w:szCs w:val="32"/>
-        </w:rPr>
-      </w:pPr>
-    </w:p>
-    <w:p>
-      <w:pPr>
-        <w:widowControl w:val="0"/>
-        <w:pBdr>
-          <w:top w:val="nil"/>
-          <w:left w:val="nil"/>
-          <w:bottom w:val="nil"/>
-          <w:right w:val="nil"/>
-          <w:between w:val="nil"/>
-        </w:pBdr>
-        <w:spacing w:before="479" w:line="240" w:lineRule="auto"/>
-        <w:rPr>
-          <w:rFonts w:asciiTheme="majorBidi" w:eastAsia="Sarabun" w:hAnsiTheme="majorBidi" w:cstheme="majorBidi"/>
-          <w:b/>
-          <w:sz w:val="32"/>
-          <w:szCs w:val="32"/>
-        </w:rPr>
-      </w:pPr>
-    </w:p>
-    <w:p>
-      <w:pPr>
-        <w:widowControl w:val="0"/>
-        <w:pBdr>
-          <w:top w:val="nil"/>
-          <w:left w:val="nil"/>
-          <w:bottom w:val="nil"/>
-          <w:right w:val="nil"/>
-          <w:between w:val="nil"/>
-        </w:pBdr>
-        <w:spacing w:before="479" w:line="240" w:lineRule="auto"/>
-        <w:rPr>
-          <w:rFonts w:asciiTheme="majorBidi" w:eastAsia="Sarabun" w:hAnsiTheme="majorBidi" w:cstheme="majorBidi"/>
-          <w:b/>
-          <w:sz w:val="32"/>
-          <w:szCs w:val="32"/>
-        </w:rPr>
-      </w:pPr>
-    </w:p>
-    <w:p>
-      <w:pPr>
-        <w:widowControl w:val="0"/>
-        <w:pBdr>
-          <w:top w:val="nil"/>
-          <w:left w:val="nil"/>
-          <w:bottom w:val="nil"/>
-          <w:right w:val="nil"/>
-          <w:between w:val="nil"/>
-        </w:pBdr>
-        <w:spacing w:before="479" w:line="240" w:lineRule="auto"/>
-        <w:rPr>
-          <w:rFonts w:asciiTheme="majorBidi" w:eastAsia="Sarabun" w:hAnsiTheme="majorBidi" w:cstheme="majorBidi"/>
-          <w:b/>
-          <w:sz w:val="32"/>
-          <w:szCs w:val="32"/>
-        </w:rPr>
-      </w:pPr>
-    </w:p>
-    <w:p>
-      <w:pPr>
-        <w:widowControl w:val="0"/>
-        <w:pBdr>
-          <w:top w:val="nil"/>
-          <w:left w:val="nil"/>
-          <w:bottom w:val="nil"/>
-          <w:right w:val="nil"/>
-          <w:between w:val="nil"/>
-        </w:pBdr>
         <w:spacing w:before="54" w:line="240" w:lineRule="auto"/>
         <w:ind w:left="1" w:right="1810"/>
         <w:rPr>
@@ -3645,8 +4468,100 @@
           <w:sz w:val="32"/>
           <w:szCs w:val="32"/>
         </w:rPr>
-        <w:lastRenderedPageBreak/>
         <w:t>Training &amp; Certifications</w:t>
+      </w:r>
+    </w:p>
+    <w:p>
+      <w:pPr>
+        <w:widowControl w:val="0"/>
+        <w:numPr>
+          <w:ilvl w:val="0"/>
+          <w:numId w:val="35"/>
+        </w:numPr>
+        <w:pBdr>
+          <w:top w:val="nil"/>
+          <w:left w:val="nil"/>
+          <w:bottom w:val="nil"/>
+          <w:right w:val="nil"/>
+          <w:between w:val="nil"/>
+        </w:pBdr>
+        <w:spacing w:before="54" w:line="240" w:lineRule="auto"/>
+        <w:ind w:right="1810"/>
+        <w:rPr>
+          <w:rFonts w:asciiTheme="majorBidi" w:eastAsia="Sarabun" w:hAnsiTheme="majorBidi" w:cstheme="majorBidi"/>
+          <w:sz w:val="32"/>
+          <w:szCs w:val="32"/>
+        </w:rPr>
+      </w:pPr>
+      <w:r>
+        <w:rPr>
+          <w:rFonts w:asciiTheme="majorBidi" w:eastAsia="Sarabun" w:hAnsiTheme="majorBidi" w:cstheme="majorBidi"/>
+          <w:sz w:val="32"/>
+          <w:szCs w:val="32"/>
+        </w:rPr>
+        <w:t>2025 Generative AI</w:t>
+      </w:r>
+    </w:p>
+    <w:p>
+      <w:pPr>
+        <w:widowControl w:val="0"/>
+        <w:numPr>
+          <w:ilvl w:val="0"/>
+          <w:numId w:val="35"/>
+        </w:numPr>
+        <w:pBdr>
+          <w:top w:val="nil"/>
+          <w:left w:val="nil"/>
+          <w:bottom w:val="nil"/>
+          <w:right w:val="nil"/>
+          <w:between w:val="nil"/>
+        </w:pBdr>
+        <w:spacing w:before="54" w:line="240" w:lineRule="auto"/>
+        <w:ind w:right="1810"/>
+        <w:rPr>
+          <w:rFonts w:asciiTheme="majorBidi" w:eastAsia="Sarabun" w:hAnsiTheme="majorBidi" w:cstheme="majorBidi"/>
+          <w:sz w:val="32"/>
+          <w:szCs w:val="32"/>
+        </w:rPr>
+      </w:pPr>
+      <w:r>
+        <w:rPr>
+          <w:rFonts w:asciiTheme="majorBidi" w:eastAsia="Sarabun" w:hAnsiTheme="majorBidi" w:cstheme="majorBidi"/>
+          <w:sz w:val="32"/>
+          <w:szCs w:val="32"/>
+        </w:rPr>
+        <w:t>2024 GCP / Google Cloud (Chaiyo)</w:t>
+      </w:r>
+    </w:p>
+    <w:p>
+      <w:pPr>
+        <w:widowControl w:val="0"/>
+        <w:numPr>
+          <w:ilvl w:val="0"/>
+          <w:numId w:val="35"/>
+        </w:numPr>
+        <w:pBdr>
+          <w:top w:val="nil"/>
+          <w:left w:val="nil"/>
+          <w:bottom w:val="nil"/>
+          <w:right w:val="nil"/>
+          <w:between w:val="nil"/>
+        </w:pBdr>
+        <w:spacing w:before="54" w:line="240" w:lineRule="auto"/>
+        <w:ind w:right="1810"/>
+        <w:rPr>
+          <w:rFonts w:asciiTheme="majorBidi" w:eastAsia="Sarabun" w:hAnsiTheme="majorBidi" w:cstheme="majorBidi"/>
+          <w:sz w:val="32"/>
+          <w:szCs w:val="32"/>
+        </w:rPr>
+      </w:pPr>
+      <w:r>
+        <w:rPr>
+          <w:rFonts w:asciiTheme="majorBidi" w:eastAsia="Sarabun" w:hAnsiTheme="majorBidi" w:cstheme="majorBidi"/>
+          <w:sz w:val="32"/>
+          <w:szCs w:val="32"/>
+        </w:rPr>
+        <w:t>2023 Basics of Data Engineering - Thailand Big Data Institute</w:t>
       </w:r>
     </w:p>
     <w:p>
@@ -3667,29 +4582,17 @@
         <w:ind w:right="1810"/>
         <w:rPr>
           <w:rFonts w:asciiTheme="majorBidi" w:eastAsia="Sarabun" w:hAnsiTheme="majorBidi" w:cstheme="majorBidi"/>
-          <w:b/>
-          <w:sz w:val="32"/>
-          <w:szCs w:val="32"/>
-        </w:rPr>
-      </w:pPr>
-      <w:r>
-        <w:rPr>
-          <w:rFonts w:asciiTheme="majorBidi" w:eastAsia="Sarabun" w:hAnsiTheme="majorBidi" w:cstheme="majorBidi"/>
-          <w:b/>
-          <w:bCs/>
-          <w:sz w:val="32"/>
-          <w:szCs w:val="32"/>
-        </w:rPr>
-        <w:t>2023</w:t>
-      </w:r>
-      <w:r>
-        <w:rPr>
-          <w:rFonts w:asciiTheme="majorBidi" w:eastAsia="Sarabun" w:hAnsiTheme="majorBidi" w:cstheme="majorBidi"/>
-          <w:b/>
-          <w:sz w:val="32"/>
-          <w:szCs w:val="32"/>
-        </w:rPr>
-        <w:t xml:space="preserve"> Intermediate Data Engineering – Thailand Big Data Institute (Public Organization)</w:t>
+          <w:sz w:val="32"/>
+          <w:szCs w:val="32"/>
+        </w:rPr>
+      </w:pPr>
+      <w:r>
+        <w:rPr>
+          <w:rFonts w:asciiTheme="majorBidi" w:eastAsia="Sarabun" w:hAnsiTheme="majorBidi" w:cstheme="majorBidi"/>
+          <w:sz w:val="32"/>
+          <w:szCs w:val="32"/>
+        </w:rPr>
+        <w:t>2023 Intermediate Data Engineering – Thailand Big Data Institute (Public Organization)</w:t>
       </w:r>
     </w:p>
     <w:p>
@@ -3710,29 +4613,17 @@
         <w:ind w:right="1810"/>
         <w:rPr>
           <w:rFonts w:asciiTheme="majorBidi" w:eastAsia="Sarabun" w:hAnsiTheme="majorBidi" w:cstheme="majorBidi"/>
-          <w:b/>
-          <w:sz w:val="32"/>
-          <w:szCs w:val="32"/>
-        </w:rPr>
-      </w:pPr>
-      <w:r>
-        <w:rPr>
-          <w:rFonts w:asciiTheme="majorBidi" w:eastAsia="Sarabun" w:hAnsiTheme="majorBidi" w:cstheme="majorBidi"/>
-          <w:b/>
-          <w:bCs/>
-          <w:sz w:val="32"/>
-          <w:szCs w:val="32"/>
-        </w:rPr>
-        <w:t>2023</w:t>
-      </w:r>
-      <w:r>
-        <w:rPr>
-          <w:rFonts w:asciiTheme="majorBidi" w:eastAsia="Sarabun" w:hAnsiTheme="majorBidi" w:cstheme="majorBidi"/>
-          <w:b/>
-          <w:sz w:val="32"/>
-          <w:szCs w:val="32"/>
-        </w:rPr>
-        <w:t xml:space="preserve"> Basics of Data Engineering – Thailand Big Data Institute</w:t>
+          <w:sz w:val="32"/>
+          <w:szCs w:val="32"/>
+        </w:rPr>
+      </w:pPr>
+      <w:r>
+        <w:rPr>
+          <w:rFonts w:asciiTheme="majorBidi" w:eastAsia="Sarabun" w:hAnsiTheme="majorBidi" w:cstheme="majorBidi"/>
+          <w:sz w:val="32"/>
+          <w:szCs w:val="32"/>
+        </w:rPr>
+        <w:t>2023 Basics of Data Engineering – Thailand Big Data Institute</w:t>
       </w:r>
     </w:p>
     <w:p>
@@ -3753,35 +4644,22 @@
         <w:ind w:right="1810"/>
         <w:rPr>
           <w:rFonts w:asciiTheme="majorBidi" w:eastAsia="Sarabun" w:hAnsiTheme="majorBidi" w:cstheme="majorBidi"/>
-          <w:b/>
-          <w:sz w:val="32"/>
-          <w:szCs w:val="32"/>
-        </w:rPr>
-      </w:pPr>
-      <w:r>
-        <w:rPr>
-          <w:rFonts w:asciiTheme="majorBidi" w:eastAsia="Sarabun" w:hAnsiTheme="majorBidi" w:cstheme="majorBidi"/>
-          <w:b/>
-          <w:bCs/>
-          <w:sz w:val="32"/>
-          <w:szCs w:val="32"/>
-        </w:rPr>
-        <w:t>2023</w:t>
-      </w:r>
-      <w:r>
-        <w:rPr>
-          <w:rFonts w:asciiTheme="majorBidi" w:eastAsia="Sarabun" w:hAnsiTheme="majorBidi" w:cstheme="majorBidi"/>
-          <w:b/>
-          <w:sz w:val="32"/>
-          <w:szCs w:val="32"/>
-        </w:rPr>
-        <w:t xml:space="preserve"> Prompt Engineering 101 for ChatGPT Expert – </w:t>
+          <w:sz w:val="32"/>
+          <w:szCs w:val="32"/>
+        </w:rPr>
+      </w:pPr>
+      <w:r>
+        <w:rPr>
+          <w:rFonts w:asciiTheme="majorBidi" w:eastAsia="Sarabun" w:hAnsiTheme="majorBidi" w:cstheme="majorBidi"/>
+          <w:sz w:val="32"/>
+          <w:szCs w:val="32"/>
+        </w:rPr>
+        <w:t xml:space="preserve">2023 Prompt Engineering 101 for ChatGPT Expert – </w:t>
       </w:r>
       <w:proofErr w:type="spellStart"/>
       <w:r>
         <w:rPr>
           <w:rFonts w:asciiTheme="majorBidi" w:eastAsia="Sarabun" w:hAnsiTheme="majorBidi" w:cstheme="majorBidi"/>
-          <w:b/>
           <w:sz w:val="32"/>
           <w:szCs w:val="32"/>
         </w:rPr>
@@ -3791,7 +4669,6 @@
       <w:r>
         <w:rPr>
           <w:rFonts w:asciiTheme="majorBidi" w:eastAsia="Sarabun" w:hAnsiTheme="majorBidi" w:cstheme="majorBidi"/>
-          <w:b/>
           <w:sz w:val="32"/>
           <w:szCs w:val="32"/>
         </w:rPr>
@@ -3816,35 +4693,22 @@
         <w:ind w:right="1810"/>
         <w:rPr>
           <w:rFonts w:asciiTheme="majorBidi" w:eastAsia="Sarabun" w:hAnsiTheme="majorBidi" w:cstheme="majorBidi"/>
-          <w:b/>
-          <w:sz w:val="32"/>
-          <w:szCs w:val="32"/>
-        </w:rPr>
-      </w:pPr>
-      <w:r>
-        <w:rPr>
-          <w:rFonts w:asciiTheme="majorBidi" w:eastAsia="Sarabun" w:hAnsiTheme="majorBidi" w:cstheme="majorBidi"/>
-          <w:b/>
-          <w:bCs/>
-          <w:sz w:val="32"/>
-          <w:szCs w:val="32"/>
-        </w:rPr>
-        <w:t>2022</w:t>
-      </w:r>
-      <w:r>
-        <w:rPr>
-          <w:rFonts w:asciiTheme="majorBidi" w:eastAsia="Sarabun" w:hAnsiTheme="majorBidi" w:cstheme="majorBidi"/>
-          <w:b/>
-          <w:sz w:val="32"/>
-          <w:szCs w:val="32"/>
-        </w:rPr>
-        <w:t xml:space="preserve"> Intermediate Data Science – </w:t>
+          <w:sz w:val="32"/>
+          <w:szCs w:val="32"/>
+        </w:rPr>
+      </w:pPr>
+      <w:r>
+        <w:rPr>
+          <w:rFonts w:asciiTheme="majorBidi" w:eastAsia="Sarabun" w:hAnsiTheme="majorBidi" w:cstheme="majorBidi"/>
+          <w:sz w:val="32"/>
+          <w:szCs w:val="32"/>
+        </w:rPr>
+        <w:t xml:space="preserve">2022 Intermediate Data Science – </w:t>
       </w:r>
       <w:proofErr w:type="spellStart"/>
       <w:r>
         <w:rPr>
           <w:rFonts w:asciiTheme="majorBidi" w:eastAsia="Sarabun" w:hAnsiTheme="majorBidi" w:cstheme="majorBidi"/>
-          <w:b/>
           <w:sz w:val="32"/>
           <w:szCs w:val="32"/>
         </w:rPr>
@@ -3854,7 +4718,6 @@
       <w:r>
         <w:rPr>
           <w:rFonts w:asciiTheme="majorBidi" w:eastAsia="Sarabun" w:hAnsiTheme="majorBidi" w:cstheme="majorBidi"/>
-          <w:b/>
           <w:sz w:val="32"/>
           <w:szCs w:val="32"/>
         </w:rPr>
@@ -3879,29 +4742,17 @@
         <w:ind w:right="1810"/>
         <w:rPr>
           <w:rFonts w:asciiTheme="majorBidi" w:eastAsia="Sarabun" w:hAnsiTheme="majorBidi" w:cstheme="majorBidi"/>
-          <w:b/>
-          <w:sz w:val="32"/>
-          <w:szCs w:val="32"/>
-        </w:rPr>
-      </w:pPr>
-      <w:r>
-        <w:rPr>
-          <w:rFonts w:asciiTheme="majorBidi" w:eastAsia="Sarabun" w:hAnsiTheme="majorBidi" w:cstheme="majorBidi"/>
-          <w:b/>
-          <w:bCs/>
-          <w:sz w:val="32"/>
-          <w:szCs w:val="32"/>
-        </w:rPr>
-        <w:t>2022</w:t>
-      </w:r>
-      <w:r>
-        <w:rPr>
-          <w:rFonts w:asciiTheme="majorBidi" w:eastAsia="Sarabun" w:hAnsiTheme="majorBidi" w:cstheme="majorBidi"/>
-          <w:b/>
-          <w:sz w:val="32"/>
-          <w:szCs w:val="32"/>
-        </w:rPr>
-        <w:t xml:space="preserve"> Python for Data Science and Machine Learning Bootcamp – Udemy</w:t>
+          <w:sz w:val="32"/>
+          <w:szCs w:val="32"/>
+        </w:rPr>
+      </w:pPr>
+      <w:r>
+        <w:rPr>
+          <w:rFonts w:asciiTheme="majorBidi" w:eastAsia="Sarabun" w:hAnsiTheme="majorBidi" w:cstheme="majorBidi"/>
+          <w:sz w:val="32"/>
+          <w:szCs w:val="32"/>
+        </w:rPr>
+        <w:t>2022 Python for Data Science and Machine Learning Bootcamp – Udemy</w:t>
       </w:r>
     </w:p>
     <w:p>
@@ -3922,29 +4773,17 @@
         <w:ind w:right="1810"/>
         <w:rPr>
           <w:rFonts w:asciiTheme="majorBidi" w:eastAsia="Sarabun" w:hAnsiTheme="majorBidi" w:cstheme="majorBidi"/>
-          <w:b/>
-          <w:sz w:val="32"/>
-          <w:szCs w:val="32"/>
-        </w:rPr>
-      </w:pPr>
-      <w:r>
-        <w:rPr>
-          <w:rFonts w:asciiTheme="majorBidi" w:eastAsia="Sarabun" w:hAnsiTheme="majorBidi" w:cstheme="majorBidi"/>
-          <w:b/>
-          <w:bCs/>
-          <w:sz w:val="32"/>
-          <w:szCs w:val="32"/>
-        </w:rPr>
-        <w:t>2022</w:t>
-      </w:r>
-      <w:r>
-        <w:rPr>
-          <w:rFonts w:asciiTheme="majorBidi" w:eastAsia="Sarabun" w:hAnsiTheme="majorBidi" w:cstheme="majorBidi"/>
-          <w:b/>
-          <w:sz w:val="32"/>
-          <w:szCs w:val="32"/>
-        </w:rPr>
-        <w:t xml:space="preserve"> Data Engineering Professional Certificate – RapidMiner</w:t>
+          <w:sz w:val="32"/>
+          <w:szCs w:val="32"/>
+        </w:rPr>
+      </w:pPr>
+      <w:r>
+        <w:rPr>
+          <w:rFonts w:asciiTheme="majorBidi" w:eastAsia="Sarabun" w:hAnsiTheme="majorBidi" w:cstheme="majorBidi"/>
+          <w:sz w:val="32"/>
+          <w:szCs w:val="32"/>
+        </w:rPr>
+        <w:t>2022 Data Engineering Professional Certificate – RapidMiner</w:t>
       </w:r>
     </w:p>
     <w:p>
@@ -3965,35 +4804,22 @@
         <w:ind w:right="1810"/>
         <w:rPr>
           <w:rFonts w:asciiTheme="majorBidi" w:eastAsia="Sarabun" w:hAnsiTheme="majorBidi" w:cstheme="majorBidi"/>
-          <w:b/>
-          <w:sz w:val="32"/>
-          <w:szCs w:val="32"/>
-        </w:rPr>
-      </w:pPr>
-      <w:r>
-        <w:rPr>
-          <w:rFonts w:asciiTheme="majorBidi" w:eastAsia="Sarabun" w:hAnsiTheme="majorBidi" w:cstheme="majorBidi"/>
-          <w:b/>
-          <w:bCs/>
-          <w:sz w:val="32"/>
-          <w:szCs w:val="32"/>
-        </w:rPr>
-        <w:t>2022</w:t>
-      </w:r>
-      <w:r>
-        <w:rPr>
-          <w:rFonts w:asciiTheme="majorBidi" w:eastAsia="Sarabun" w:hAnsiTheme="majorBidi" w:cstheme="majorBidi"/>
-          <w:b/>
-          <w:sz w:val="32"/>
-          <w:szCs w:val="32"/>
-        </w:rPr>
-        <w:t xml:space="preserve"> Essential Pandas for Data Science – </w:t>
+          <w:sz w:val="32"/>
+          <w:szCs w:val="32"/>
+        </w:rPr>
+      </w:pPr>
+      <w:r>
+        <w:rPr>
+          <w:rFonts w:asciiTheme="majorBidi" w:eastAsia="Sarabun" w:hAnsiTheme="majorBidi" w:cstheme="majorBidi"/>
+          <w:sz w:val="32"/>
+          <w:szCs w:val="32"/>
+        </w:rPr>
+        <w:t xml:space="preserve">2022 Essential Pandas for Data Science – </w:t>
       </w:r>
       <w:proofErr w:type="spellStart"/>
       <w:r>
         <w:rPr>
           <w:rFonts w:asciiTheme="majorBidi" w:eastAsia="Sarabun" w:hAnsiTheme="majorBidi" w:cstheme="majorBidi"/>
-          <w:b/>
           <w:sz w:val="32"/>
           <w:szCs w:val="32"/>
         </w:rPr>
@@ -4019,35 +4845,22 @@
         <w:ind w:right="1810"/>
         <w:rPr>
           <w:rFonts w:asciiTheme="majorBidi" w:eastAsia="Sarabun" w:hAnsiTheme="majorBidi" w:cstheme="majorBidi"/>
-          <w:b/>
-          <w:sz w:val="32"/>
-          <w:szCs w:val="32"/>
-        </w:rPr>
-      </w:pPr>
-      <w:r>
-        <w:rPr>
-          <w:rFonts w:asciiTheme="majorBidi" w:eastAsia="Sarabun" w:hAnsiTheme="majorBidi" w:cstheme="majorBidi"/>
-          <w:b/>
-          <w:bCs/>
-          <w:sz w:val="32"/>
-          <w:szCs w:val="32"/>
-        </w:rPr>
-        <w:t>2021</w:t>
-      </w:r>
-      <w:r>
-        <w:rPr>
-          <w:rFonts w:asciiTheme="majorBidi" w:eastAsia="Sarabun" w:hAnsiTheme="majorBidi" w:cstheme="majorBidi"/>
-          <w:b/>
-          <w:sz w:val="32"/>
-          <w:szCs w:val="32"/>
-        </w:rPr>
-        <w:t xml:space="preserve"> Data Science Essentials – </w:t>
+          <w:sz w:val="32"/>
+          <w:szCs w:val="32"/>
+        </w:rPr>
+      </w:pPr>
+      <w:r>
+        <w:rPr>
+          <w:rFonts w:asciiTheme="majorBidi" w:eastAsia="Sarabun" w:hAnsiTheme="majorBidi" w:cstheme="majorBidi"/>
+          <w:sz w:val="32"/>
+          <w:szCs w:val="32"/>
+        </w:rPr>
+        <w:t xml:space="preserve">2021 Data Science Essentials – </w:t>
       </w:r>
       <w:proofErr w:type="spellStart"/>
       <w:r>
         <w:rPr>
           <w:rFonts w:asciiTheme="majorBidi" w:eastAsia="Sarabun" w:hAnsiTheme="majorBidi" w:cstheme="majorBidi"/>
-          <w:b/>
           <w:sz w:val="32"/>
           <w:szCs w:val="32"/>
         </w:rPr>
@@ -4057,7 +4870,6 @@
       <w:r>
         <w:rPr>
           <w:rFonts w:asciiTheme="majorBidi" w:eastAsia="Sarabun" w:hAnsiTheme="majorBidi" w:cstheme="majorBidi"/>
-          <w:b/>
           <w:sz w:val="32"/>
           <w:szCs w:val="32"/>
         </w:rPr>
@@ -4082,35 +4894,22 @@
         <w:ind w:right="1810"/>
         <w:rPr>
           <w:rFonts w:asciiTheme="majorBidi" w:eastAsia="Sarabun" w:hAnsiTheme="majorBidi" w:cstheme="majorBidi"/>
-          <w:b/>
-          <w:sz w:val="32"/>
-          <w:szCs w:val="32"/>
-        </w:rPr>
-      </w:pPr>
-      <w:r>
-        <w:rPr>
-          <w:rFonts w:asciiTheme="majorBidi" w:eastAsia="Sarabun" w:hAnsiTheme="majorBidi" w:cstheme="majorBidi"/>
-          <w:b/>
-          <w:bCs/>
-          <w:sz w:val="32"/>
-          <w:szCs w:val="32"/>
-        </w:rPr>
-        <w:t>2021</w:t>
-      </w:r>
-      <w:r>
-        <w:rPr>
-          <w:rFonts w:asciiTheme="majorBidi" w:eastAsia="Sarabun" w:hAnsiTheme="majorBidi" w:cstheme="majorBidi"/>
-          <w:b/>
-          <w:sz w:val="32"/>
-          <w:szCs w:val="32"/>
-        </w:rPr>
-        <w:t xml:space="preserve"> Chatbot Tool Training – </w:t>
+          <w:sz w:val="32"/>
+          <w:szCs w:val="32"/>
+        </w:rPr>
+      </w:pPr>
+      <w:r>
+        <w:rPr>
+          <w:rFonts w:asciiTheme="majorBidi" w:eastAsia="Sarabun" w:hAnsiTheme="majorBidi" w:cstheme="majorBidi"/>
+          <w:sz w:val="32"/>
+          <w:szCs w:val="32"/>
+        </w:rPr>
+        <w:t xml:space="preserve">2021 Chatbot Tool Training – </w:t>
       </w:r>
       <w:proofErr w:type="spellStart"/>
       <w:r>
         <w:rPr>
           <w:rFonts w:asciiTheme="majorBidi" w:eastAsia="Sarabun" w:hAnsiTheme="majorBidi" w:cstheme="majorBidi"/>
-          <w:b/>
           <w:sz w:val="32"/>
           <w:szCs w:val="32"/>
         </w:rPr>
@@ -4120,7 +4919,6 @@
       <w:r>
         <w:rPr>
           <w:rFonts w:asciiTheme="majorBidi" w:eastAsia="Sarabun" w:hAnsiTheme="majorBidi" w:cstheme="majorBidi"/>
-          <w:b/>
           <w:sz w:val="32"/>
           <w:szCs w:val="32"/>
         </w:rPr>
@@ -4145,35 +4943,22 @@
         <w:ind w:right="1810"/>
         <w:rPr>
           <w:rFonts w:asciiTheme="majorBidi" w:eastAsia="Sarabun" w:hAnsiTheme="majorBidi" w:cstheme="majorBidi"/>
-          <w:b/>
-          <w:sz w:val="32"/>
-          <w:szCs w:val="32"/>
-        </w:rPr>
-      </w:pPr>
-      <w:r>
-        <w:rPr>
-          <w:rFonts w:asciiTheme="majorBidi" w:eastAsia="Sarabun" w:hAnsiTheme="majorBidi" w:cstheme="majorBidi"/>
-          <w:b/>
-          <w:bCs/>
-          <w:sz w:val="32"/>
-          <w:szCs w:val="32"/>
-        </w:rPr>
-        <w:t>2020–2021</w:t>
-      </w:r>
-      <w:r>
-        <w:rPr>
-          <w:rFonts w:asciiTheme="majorBidi" w:eastAsia="Sarabun" w:hAnsiTheme="majorBidi" w:cstheme="majorBidi"/>
-          <w:b/>
-          <w:sz w:val="32"/>
-          <w:szCs w:val="32"/>
-        </w:rPr>
-        <w:t xml:space="preserve"> Big Data for Consumer Insight Analysis – </w:t>
+          <w:sz w:val="32"/>
+          <w:szCs w:val="32"/>
+        </w:rPr>
+      </w:pPr>
+      <w:r>
+        <w:rPr>
+          <w:rFonts w:asciiTheme="majorBidi" w:eastAsia="Sarabun" w:hAnsiTheme="majorBidi" w:cstheme="majorBidi"/>
+          <w:sz w:val="32"/>
+          <w:szCs w:val="32"/>
+        </w:rPr>
+        <w:t xml:space="preserve">2020–2021 Big Data for Consumer Insight Analysis – </w:t>
       </w:r>
       <w:proofErr w:type="spellStart"/>
       <w:r>
         <w:rPr>
           <w:rFonts w:asciiTheme="majorBidi" w:eastAsia="Sarabun" w:hAnsiTheme="majorBidi" w:cstheme="majorBidi"/>
-          <w:b/>
           <w:sz w:val="32"/>
           <w:szCs w:val="32"/>
         </w:rPr>
@@ -4183,7 +4968,6 @@
       <w:r>
         <w:rPr>
           <w:rFonts w:asciiTheme="majorBidi" w:eastAsia="Sarabun" w:hAnsiTheme="majorBidi" w:cstheme="majorBidi"/>
-          <w:b/>
           <w:sz w:val="32"/>
           <w:szCs w:val="32"/>
         </w:rPr>
@@ -4208,29 +4992,17 @@
         <w:ind w:right="1810"/>
         <w:rPr>
           <w:rFonts w:asciiTheme="majorBidi" w:eastAsia="Sarabun" w:hAnsiTheme="majorBidi" w:cstheme="majorBidi"/>
-          <w:b/>
-          <w:sz w:val="32"/>
-          <w:szCs w:val="32"/>
-        </w:rPr>
-      </w:pPr>
-      <w:r>
-        <w:rPr>
-          <w:rFonts w:asciiTheme="majorBidi" w:eastAsia="Sarabun" w:hAnsiTheme="majorBidi" w:cstheme="majorBidi"/>
-          <w:b/>
-          <w:bCs/>
-          <w:sz w:val="32"/>
-          <w:szCs w:val="32"/>
-        </w:rPr>
-        <w:t>2021</w:t>
-      </w:r>
-      <w:r>
-        <w:rPr>
-          <w:rFonts w:asciiTheme="majorBidi" w:eastAsia="Sarabun" w:hAnsiTheme="majorBidi" w:cstheme="majorBidi"/>
-          <w:b/>
-          <w:sz w:val="32"/>
-          <w:szCs w:val="32"/>
-        </w:rPr>
-        <w:t xml:space="preserve"> Data Science for Everyone – Future Skill (Online)</w:t>
+          <w:sz w:val="32"/>
+          <w:szCs w:val="32"/>
+        </w:rPr>
+      </w:pPr>
+      <w:r>
+        <w:rPr>
+          <w:rFonts w:asciiTheme="majorBidi" w:eastAsia="Sarabun" w:hAnsiTheme="majorBidi" w:cstheme="majorBidi"/>
+          <w:sz w:val="32"/>
+          <w:szCs w:val="32"/>
+        </w:rPr>
+        <w:t>2021 Data Science for Everyone – Future Skill (Online)</w:t>
       </w:r>
     </w:p>
     <w:p>
@@ -4251,29 +5023,17 @@
         <w:ind w:right="1810"/>
         <w:rPr>
           <w:rFonts w:asciiTheme="majorBidi" w:eastAsia="Sarabun" w:hAnsiTheme="majorBidi" w:cstheme="majorBidi"/>
-          <w:b/>
-          <w:sz w:val="32"/>
-          <w:szCs w:val="32"/>
-        </w:rPr>
-      </w:pPr>
-      <w:r>
-        <w:rPr>
-          <w:rFonts w:asciiTheme="majorBidi" w:eastAsia="Sarabun" w:hAnsiTheme="majorBidi" w:cstheme="majorBidi"/>
-          <w:b/>
-          <w:bCs/>
-          <w:sz w:val="32"/>
-          <w:szCs w:val="32"/>
-        </w:rPr>
-        <w:t>2021</w:t>
-      </w:r>
-      <w:r>
-        <w:rPr>
-          <w:rFonts w:asciiTheme="majorBidi" w:eastAsia="Sarabun" w:hAnsiTheme="majorBidi" w:cstheme="majorBidi"/>
-          <w:b/>
-          <w:sz w:val="32"/>
-          <w:szCs w:val="32"/>
-        </w:rPr>
-        <w:t xml:space="preserve"> Data Analytics for Business – Future Skill (Online)</w:t>
+          <w:sz w:val="32"/>
+          <w:szCs w:val="32"/>
+        </w:rPr>
+      </w:pPr>
+      <w:r>
+        <w:rPr>
+          <w:rFonts w:asciiTheme="majorBidi" w:eastAsia="Sarabun" w:hAnsiTheme="majorBidi" w:cstheme="majorBidi"/>
+          <w:sz w:val="32"/>
+          <w:szCs w:val="32"/>
+        </w:rPr>
+        <w:t>2021 Data Analytics for Business – Future Skill (Online)</w:t>
       </w:r>
     </w:p>
     <w:p>
@@ -4294,35 +5054,22 @@
         <w:ind w:right="1810"/>
         <w:rPr>
           <w:rFonts w:asciiTheme="majorBidi" w:eastAsia="Sarabun" w:hAnsiTheme="majorBidi" w:cstheme="majorBidi"/>
-          <w:b/>
-          <w:sz w:val="32"/>
-          <w:szCs w:val="32"/>
-        </w:rPr>
-      </w:pPr>
-      <w:r>
-        <w:rPr>
-          <w:rFonts w:asciiTheme="majorBidi" w:eastAsia="Sarabun" w:hAnsiTheme="majorBidi" w:cstheme="majorBidi"/>
-          <w:b/>
-          <w:bCs/>
-          <w:sz w:val="32"/>
-          <w:szCs w:val="32"/>
-        </w:rPr>
-        <w:t>2019</w:t>
-      </w:r>
-      <w:r>
-        <w:rPr>
-          <w:rFonts w:asciiTheme="majorBidi" w:eastAsia="Sarabun" w:hAnsiTheme="majorBidi" w:cstheme="majorBidi"/>
-          <w:b/>
-          <w:sz w:val="32"/>
-          <w:szCs w:val="32"/>
-        </w:rPr>
-        <w:t xml:space="preserve"> UX/UI for Mobile App + Adobe XD Workshops – </w:t>
+          <w:sz w:val="32"/>
+          <w:szCs w:val="32"/>
+        </w:rPr>
+      </w:pPr>
+      <w:r>
+        <w:rPr>
+          <w:rFonts w:asciiTheme="majorBidi" w:eastAsia="Sarabun" w:hAnsiTheme="majorBidi" w:cstheme="majorBidi"/>
+          <w:sz w:val="32"/>
+          <w:szCs w:val="32"/>
+        </w:rPr>
+        <w:t xml:space="preserve">2019 UX/UI for Mobile App + Adobe XD Workshops – </w:t>
       </w:r>
       <w:proofErr w:type="spellStart"/>
       <w:r>
         <w:rPr>
           <w:rFonts w:asciiTheme="majorBidi" w:eastAsia="Sarabun" w:hAnsiTheme="majorBidi" w:cstheme="majorBidi"/>
-          <w:b/>
           <w:sz w:val="32"/>
           <w:szCs w:val="32"/>
         </w:rPr>
@@ -4424,166 +5171,8 @@
         <w:ind w:left="1" w:right="1810"/>
         <w:rPr>
           <w:rFonts w:asciiTheme="majorBidi" w:eastAsia="Sarabun" w:hAnsiTheme="majorBidi" w:cstheme="majorBidi"/>
-          <w:color w:val="000000"/>
-          <w:sz w:val="32"/>
-          <w:szCs w:val="32"/>
-        </w:rPr>
-      </w:pPr>
-    </w:p>
-    <w:p>
-      <w:pPr>
-        <w:widowControl w:val="0"/>
-        <w:pBdr>
-          <w:top w:val="nil"/>
-          <w:left w:val="nil"/>
-          <w:bottom w:val="nil"/>
-          <w:right w:val="nil"/>
-          <w:between w:val="nil"/>
-        </w:pBdr>
-        <w:spacing w:before="54" w:line="240" w:lineRule="auto"/>
-        <w:ind w:left="1" w:right="1810"/>
-        <w:rPr>
-          <w:rFonts w:asciiTheme="majorBidi" w:eastAsia="Sarabun" w:hAnsiTheme="majorBidi" w:cstheme="majorBidi"/>
-          <w:color w:val="000000"/>
-          <w:sz w:val="32"/>
-          <w:szCs w:val="32"/>
-        </w:rPr>
-      </w:pPr>
-    </w:p>
-    <w:p>
-      <w:pPr>
-        <w:widowControl w:val="0"/>
-        <w:pBdr>
-          <w:top w:val="nil"/>
-          <w:left w:val="nil"/>
-          <w:bottom w:val="nil"/>
-          <w:right w:val="nil"/>
-          <w:between w:val="nil"/>
-        </w:pBdr>
-        <w:spacing w:before="54" w:line="240" w:lineRule="auto"/>
-        <w:ind w:left="1" w:right="1810"/>
-        <w:rPr>
-          <w:rFonts w:asciiTheme="majorBidi" w:eastAsia="Sarabun" w:hAnsiTheme="majorBidi" w:cstheme="majorBidi"/>
-          <w:color w:val="000000"/>
-          <w:sz w:val="32"/>
-          <w:szCs w:val="32"/>
-        </w:rPr>
-      </w:pPr>
-    </w:p>
-    <w:p>
-      <w:pPr>
-        <w:widowControl w:val="0"/>
-        <w:pBdr>
-          <w:top w:val="nil"/>
-          <w:left w:val="nil"/>
-          <w:bottom w:val="nil"/>
-          <w:right w:val="nil"/>
-          <w:between w:val="nil"/>
-        </w:pBdr>
-        <w:spacing w:before="54" w:line="240" w:lineRule="auto"/>
-        <w:ind w:left="1" w:right="1810"/>
-        <w:rPr>
-          <w:rFonts w:asciiTheme="majorBidi" w:eastAsia="Sarabun" w:hAnsiTheme="majorBidi" w:cstheme="majorBidi"/>
-          <w:color w:val="000000"/>
-          <w:sz w:val="32"/>
-          <w:szCs w:val="32"/>
-        </w:rPr>
-      </w:pPr>
-    </w:p>
-    <w:p>
-      <w:pPr>
-        <w:widowControl w:val="0"/>
-        <w:pBdr>
-          <w:top w:val="nil"/>
-          <w:left w:val="nil"/>
-          <w:bottom w:val="nil"/>
-          <w:right w:val="nil"/>
-          <w:between w:val="nil"/>
-        </w:pBdr>
-        <w:spacing w:before="54" w:line="240" w:lineRule="auto"/>
-        <w:ind w:left="1" w:right="1810"/>
-        <w:rPr>
-          <w:rFonts w:asciiTheme="majorBidi" w:eastAsia="Sarabun" w:hAnsiTheme="majorBidi" w:cstheme="majorBidi"/>
-          <w:color w:val="000000"/>
-          <w:sz w:val="32"/>
-          <w:szCs w:val="32"/>
-        </w:rPr>
-      </w:pPr>
-    </w:p>
-    <w:p>
-      <w:pPr>
-        <w:widowControl w:val="0"/>
-        <w:pBdr>
-          <w:top w:val="nil"/>
-          <w:left w:val="nil"/>
-          <w:bottom w:val="nil"/>
-          <w:right w:val="nil"/>
-          <w:between w:val="nil"/>
-        </w:pBdr>
-        <w:spacing w:before="54" w:line="240" w:lineRule="auto"/>
-        <w:ind w:left="1" w:right="1810"/>
-        <w:rPr>
-          <w:rFonts w:asciiTheme="majorBidi" w:eastAsia="Sarabun" w:hAnsiTheme="majorBidi" w:cstheme="majorBidi"/>
-          <w:color w:val="000000"/>
-          <w:sz w:val="32"/>
-          <w:szCs w:val="32"/>
-        </w:rPr>
-      </w:pPr>
-    </w:p>
-    <w:p>
-      <w:pPr>
-        <w:widowControl w:val="0"/>
-        <w:pBdr>
-          <w:top w:val="nil"/>
-          <w:left w:val="nil"/>
-          <w:bottom w:val="nil"/>
-          <w:right w:val="nil"/>
-          <w:between w:val="nil"/>
-        </w:pBdr>
-        <w:spacing w:before="54" w:line="240" w:lineRule="auto"/>
-        <w:ind w:left="1" w:right="1810"/>
-        <w:rPr>
-          <w:rFonts w:asciiTheme="majorBidi" w:eastAsia="Sarabun" w:hAnsiTheme="majorBidi" w:cstheme="majorBidi"/>
-          <w:color w:val="000000"/>
-          <w:sz w:val="32"/>
-          <w:szCs w:val="32"/>
-        </w:rPr>
-      </w:pPr>
-    </w:p>
-    <w:p>
-      <w:pPr>
-        <w:widowControl w:val="0"/>
-        <w:pBdr>
-          <w:top w:val="nil"/>
-          <w:left w:val="nil"/>
-          <w:bottom w:val="nil"/>
-          <w:right w:val="nil"/>
-          <w:between w:val="nil"/>
-        </w:pBdr>
-        <w:spacing w:before="54" w:line="240" w:lineRule="auto"/>
-        <w:ind w:left="1" w:right="1810"/>
-        <w:rPr>
-          <w:rFonts w:asciiTheme="majorBidi" w:eastAsia="Sarabun" w:hAnsiTheme="majorBidi" w:cstheme="majorBidi"/>
-          <w:color w:val="000000"/>
-          <w:sz w:val="32"/>
-          <w:szCs w:val="32"/>
-        </w:rPr>
-      </w:pPr>
-    </w:p>
-    <w:p>
-      <w:pPr>
-        <w:widowControl w:val="0"/>
-        <w:pBdr>
-          <w:top w:val="nil"/>
-          <w:left w:val="nil"/>
-          <w:bottom w:val="nil"/>
-          <w:right w:val="nil"/>
-          <w:between w:val="nil"/>
-        </w:pBdr>
-        <w:spacing w:before="54" w:line="240" w:lineRule="auto"/>
-        <w:ind w:left="1" w:right="1810"/>
-        <w:rPr>
-          <w:rFonts w:asciiTheme="majorBidi" w:eastAsia="Sarabun" w:hAnsiTheme="majorBidi" w:cstheme="majorBidi"/>
+          <w:b/>
+          <w:bCs/>
           <w:color w:val="000000"/>
           <w:sz w:val="32"/>
           <w:szCs w:val="32"/>
@@ -4724,6 +5313,138 @@
     <w:p>
       <w:pPr>
         <w:widowControl w:val="0"/>
+        <w:numPr>
+          <w:ilvl w:val="0"/>
+          <w:numId w:val="18"/>
+        </w:numPr>
+        <w:pBdr>
+          <w:top w:val="nil"/>
+          <w:left w:val="nil"/>
+          <w:bottom w:val="nil"/>
+          <w:right w:val="nil"/>
+          <w:between w:val="nil"/>
+        </w:pBdr>
+        <w:spacing w:before="54" w:line="240" w:lineRule="auto"/>
+        <w:ind w:right="1810"/>
+        <w:rPr>
+          <w:rFonts w:asciiTheme="majorBidi" w:eastAsia="Sarabun" w:hAnsiTheme="majorBidi" w:cstheme="majorBidi"/>
+          <w:color w:val="000000"/>
+          <w:sz w:val="32"/>
+          <w:szCs w:val="32"/>
+        </w:rPr>
+      </w:pPr>
+      <w:r>
+        <w:rPr>
+          <w:rFonts w:asciiTheme="majorBidi" w:eastAsia="Sarabun" w:hAnsiTheme="majorBidi" w:cstheme="majorBidi"/>
+          <w:color w:val="000000"/>
+          <w:sz w:val="32"/>
+          <w:szCs w:val="32"/>
+        </w:rPr>
+        <w:t>N8N</w:t>
+      </w:r>
+    </w:p>
+    <w:p>
+      <w:pPr>
+        <w:widowControl w:val="0"/>
+        <w:numPr>
+          <w:ilvl w:val="0"/>
+          <w:numId w:val="18"/>
+        </w:numPr>
+        <w:pBdr>
+          <w:top w:val="nil"/>
+          <w:left w:val="nil"/>
+          <w:bottom w:val="nil"/>
+          <w:right w:val="nil"/>
+          <w:between w:val="nil"/>
+        </w:pBdr>
+        <w:spacing w:before="54" w:line="240" w:lineRule="auto"/>
+        <w:ind w:right="1810"/>
+        <w:rPr>
+          <w:rFonts w:asciiTheme="majorBidi" w:eastAsia="Sarabun" w:hAnsiTheme="majorBidi" w:cstheme="majorBidi"/>
+          <w:color w:val="000000"/>
+          <w:sz w:val="32"/>
+          <w:szCs w:val="32"/>
+        </w:rPr>
+      </w:pPr>
+      <w:r>
+        <w:rPr>
+          <w:rFonts w:asciiTheme="majorBidi" w:eastAsia="Sarabun" w:hAnsiTheme="majorBidi" w:cstheme="majorBidi"/>
+          <w:color w:val="000000"/>
+          <w:sz w:val="32"/>
+          <w:szCs w:val="32"/>
+        </w:rPr>
+        <w:t>Claude code</w:t>
+      </w:r>
+    </w:p>
+    <w:p>
+      <w:pPr>
+        <w:widowControl w:val="0"/>
+        <w:numPr>
+          <w:ilvl w:val="0"/>
+          <w:numId w:val="18"/>
+        </w:numPr>
+        <w:pBdr>
+          <w:top w:val="nil"/>
+          <w:left w:val="nil"/>
+          <w:bottom w:val="nil"/>
+          <w:right w:val="nil"/>
+          <w:between w:val="nil"/>
+        </w:pBdr>
+        <w:spacing w:before="54" w:line="240" w:lineRule="auto"/>
+        <w:ind w:right="1810"/>
+        <w:rPr>
+          <w:rFonts w:asciiTheme="majorBidi" w:eastAsia="Sarabun" w:hAnsiTheme="majorBidi" w:cstheme="majorBidi"/>
+          <w:color w:val="000000"/>
+          <w:sz w:val="32"/>
+          <w:szCs w:val="32"/>
+        </w:rPr>
+      </w:pPr>
+      <w:r>
+        <w:rPr>
+          <w:rFonts w:asciiTheme="majorBidi" w:eastAsia="Sarabun" w:hAnsiTheme="majorBidi" w:cstheme="majorBidi"/>
+          <w:color w:val="000000"/>
+          <w:sz w:val="32"/>
+          <w:szCs w:val="32"/>
+        </w:rPr>
+        <w:t>Codex</w:t>
+      </w:r>
+    </w:p>
+    <w:p>
+      <w:pPr>
+        <w:widowControl w:val="0"/>
+        <w:numPr>
+          <w:ilvl w:val="0"/>
+          <w:numId w:val="18"/>
+        </w:numPr>
+        <w:pBdr>
+          <w:top w:val="nil"/>
+          <w:left w:val="nil"/>
+          <w:bottom w:val="nil"/>
+          <w:right w:val="nil"/>
+          <w:between w:val="nil"/>
+        </w:pBdr>
+        <w:spacing w:before="54" w:line="240" w:lineRule="auto"/>
+        <w:ind w:right="1810"/>
+        <w:rPr>
+          <w:rFonts w:asciiTheme="majorBidi" w:eastAsia="Sarabun" w:hAnsiTheme="majorBidi" w:cstheme="majorBidi"/>
+          <w:color w:val="000000"/>
+          <w:sz w:val="32"/>
+          <w:szCs w:val="32"/>
+        </w:rPr>
+      </w:pPr>
+      <w:r>
+        <w:rPr>
+          <w:rFonts w:asciiTheme="majorBidi" w:eastAsia="Sarabun" w:hAnsiTheme="majorBidi" w:cstheme="majorBidi"/>
+          <w:color w:val="000000"/>
+          <w:sz w:val="32"/>
+          <w:szCs w:val="32"/>
+        </w:rPr>
+        <w:t>LLM</w:t>
+      </w:r>
+    </w:p>
+    <w:p>
+      <w:pPr>
+        <w:widowControl w:val="0"/>
         <w:pBdr>
           <w:top w:val="nil"/>
           <w:left w:val="nil"/>
@@ -4835,7 +5556,7 @@
           <w:sz w:val="32"/>
           <w:szCs w:val="32"/>
         </w:rPr>
-        <w:t>RapidMiner</w:t>
+        <w:t>Machine Learning</w:t>
       </w:r>
     </w:p>
     <w:p>
@@ -4861,7 +5582,6 @@
           <w:szCs w:val="32"/>
         </w:rPr>
       </w:pPr>
-      <w:proofErr w:type="spellStart"/>
       <w:r>
         <w:rPr>
           <w:rFonts w:asciiTheme="majorBidi" w:eastAsia="Sarabun" w:hAnsiTheme="majorBidi" w:cstheme="majorBidi"/>
@@ -4869,17 +5589,7 @@
           <w:sz w:val="32"/>
           <w:szCs w:val="32"/>
         </w:rPr>
-        <w:t>Roboflow</w:t>
-      </w:r>
-      <w:proofErr w:type="spellEnd"/>
-      <w:r>
-        <w:rPr>
-          <w:rFonts w:asciiTheme="majorBidi" w:eastAsia="Sarabun" w:hAnsiTheme="majorBidi" w:cstheme="majorBidi"/>
-          <w:color w:val="000000"/>
-          <w:sz w:val="32"/>
-          <w:szCs w:val="32"/>
-        </w:rPr>
-        <w:t xml:space="preserve"> + YOLO</w:t>
+        <w:t>RapidMiner</w:t>
       </w:r>
     </w:p>
     <w:p>
@@ -4905,6 +5615,7 @@
           <w:szCs w:val="32"/>
         </w:rPr>
       </w:pPr>
+      <w:proofErr w:type="spellStart"/>
       <w:r>
         <w:rPr>
           <w:rFonts w:asciiTheme="majorBidi" w:eastAsia="Sarabun" w:hAnsiTheme="majorBidi" w:cstheme="majorBidi"/>
@@ -4912,7 +5623,17 @@
           <w:sz w:val="32"/>
           <w:szCs w:val="32"/>
         </w:rPr>
-        <w:t>Tesseract OCR</w:t>
+        <w:t>Roboflow</w:t>
+      </w:r>
+      <w:proofErr w:type="spellEnd"/>
+      <w:r>
+        <w:rPr>
+          <w:rFonts w:asciiTheme="majorBidi" w:eastAsia="Sarabun" w:hAnsiTheme="majorBidi" w:cstheme="majorBidi"/>
+          <w:color w:val="000000"/>
+          <w:sz w:val="32"/>
+          <w:szCs w:val="32"/>
+        </w:rPr>
+        <w:t xml:space="preserve"> + YOLO</w:t>
       </w:r>
     </w:p>
     <w:p>
@@ -4938,6 +5659,39 @@
           <w:szCs w:val="32"/>
         </w:rPr>
       </w:pPr>
+      <w:r>
+        <w:rPr>
+          <w:rFonts w:asciiTheme="majorBidi" w:eastAsia="Sarabun" w:hAnsiTheme="majorBidi" w:cstheme="majorBidi"/>
+          <w:color w:val="000000"/>
+          <w:sz w:val="32"/>
+          <w:szCs w:val="32"/>
+        </w:rPr>
+        <w:t>Tesseract OCR</w:t>
+      </w:r>
+    </w:p>
+    <w:p>
+      <w:pPr>
+        <w:widowControl w:val="0"/>
+        <w:numPr>
+          <w:ilvl w:val="0"/>
+          <w:numId w:val="19"/>
+        </w:numPr>
+        <w:pBdr>
+          <w:top w:val="nil"/>
+          <w:left w:val="nil"/>
+          <w:bottom w:val="nil"/>
+          <w:right w:val="nil"/>
+          <w:between w:val="nil"/>
+        </w:pBdr>
+        <w:spacing w:before="54" w:line="240" w:lineRule="auto"/>
+        <w:ind w:right="1810"/>
+        <w:rPr>
+          <w:rFonts w:asciiTheme="majorBidi" w:eastAsia="Sarabun" w:hAnsiTheme="majorBidi" w:cstheme="majorBidi"/>
+          <w:color w:val="000000"/>
+          <w:sz w:val="32"/>
+          <w:szCs w:val="32"/>
+        </w:rPr>
+      </w:pPr>
       <w:proofErr w:type="spellStart"/>
       <w:r>
         <w:rPr>
@@ -5435,6 +6189,26 @@
           <w:between w:val="nil"/>
         </w:pBdr>
         <w:spacing w:before="54" w:line="240" w:lineRule="auto"/>
+        <w:ind w:left="720" w:right="1810"/>
+        <w:rPr>
+          <w:rFonts w:asciiTheme="majorBidi" w:eastAsia="Sarabun" w:hAnsiTheme="majorBidi" w:cstheme="majorBidi"/>
+          <w:color w:val="000000"/>
+          <w:sz w:val="32"/>
+          <w:szCs w:val="32"/>
+        </w:rPr>
+      </w:pPr>
+    </w:p>
+    <w:p>
+      <w:pPr>
+        <w:widowControl w:val="0"/>
+        <w:pBdr>
+          <w:top w:val="nil"/>
+          <w:left w:val="nil"/>
+          <w:bottom w:val="nil"/>
+          <w:right w:val="nil"/>
+          <w:between w:val="nil"/>
+        </w:pBdr>
+        <w:spacing w:before="54" w:line="240" w:lineRule="auto"/>
         <w:ind w:left="1" w:right="1810"/>
         <w:rPr>
           <w:rFonts w:asciiTheme="majorBidi" w:eastAsia="Sarabun" w:hAnsiTheme="majorBidi" w:cstheme="majorBidi"/>
@@ -5452,6 +6226,7 @@
           <w:sz w:val="32"/>
           <w:szCs w:val="32"/>
         </w:rPr>
+        <w:lastRenderedPageBreak/>
         <w:t>Chatbot Tools:</w:t>
       </w:r>
     </w:p>
@@ -5615,7 +6390,7 @@
           <w:between w:val="nil"/>
         </w:pBdr>
         <w:spacing w:before="54" w:line="240" w:lineRule="auto"/>
-        <w:ind w:left="1" w:right="1810"/>
+        <w:ind w:right="1810"/>
         <w:rPr>
           <w:rFonts w:asciiTheme="majorBidi" w:eastAsia="Sarabun" w:hAnsiTheme="majorBidi" w:cstheme="majorBidi"/>
           <w:color w:val="000000"/>
@@ -5797,6 +6572,119 @@
     </w:lvl>
   </w:abstractNum>
   <w:abstractNum w:abstractNumId="1" w15:restartNumberingAfterBreak="0">
+    <w:nsid w:val="04281A9B"/>
+    <w:multiLevelType w:val="hybridMultilevel"/>
+    <w:tmpl w:val="DCA2F07A"/>
+    <w:lvl w:ilvl="0" w:tplc="04090001">
+      <w:start w:val="1"/>
+      <w:numFmt w:val="bullet"/>
+      <w:lvlText w:val=""/>
+      <w:lvlJc w:val="left"/>
+      <w:pPr>
+        <w:ind w:left="720" w:hanging="360"/>
+      </w:pPr>
+      <w:rPr>
+        <w:rFonts w:ascii="Symbol" w:hAnsi="Symbol" w:hint="default"/>
+      </w:rPr>
+    </w:lvl>
+    <w:lvl w:ilvl="1" w:tplc="04090003" w:tentative="1">
+      <w:start w:val="1"/>
+      <w:numFmt w:val="bullet"/>
+      <w:lvlText w:val="o"/>
+      <w:lvlJc w:val="left"/>
+      <w:pPr>
+        <w:ind w:left="1440" w:hanging="360"/>
+      </w:pPr>
+      <w:rPr>
+        <w:rFonts w:ascii="Courier New" w:hAnsi="Courier New" w:cs="Courier New" w:hint="default"/>
+      </w:rPr>
+    </w:lvl>
+    <w:lvl w:ilvl="2" w:tplc="04090005" w:tentative="1">
+      <w:start w:val="1"/>
+      <w:numFmt w:val="bullet"/>
+      <w:lvlText w:val=""/>
+      <w:lvlJc w:val="left"/>
+      <w:pPr>
+        <w:ind w:left="2160" w:hanging="360"/>
+      </w:pPr>
+      <w:rPr>
+        <w:rFonts w:ascii="Wingdings" w:hAnsi="Wingdings" w:hint="default"/>
+      </w:rPr>
+    </w:lvl>
+    <w:lvl w:ilvl="3" w:tplc="04090001" w:tentative="1">
+      <w:start w:val="1"/>
+      <w:numFmt w:val="bullet"/>
+      <w:lvlText w:val=""/>
+      <w:lvlJc w:val="left"/>
+      <w:pPr>
+        <w:ind w:left="2880" w:hanging="360"/>
+      </w:pPr>
+      <w:rPr>
+        <w:rFonts w:ascii="Symbol" w:hAnsi="Symbol" w:hint="default"/>
+      </w:rPr>
+    </w:lvl>
+    <w:lvl w:ilvl="4" w:tplc="04090003" w:tentative="1">
+      <w:start w:val="1"/>
+      <w:numFmt w:val="bullet"/>
+      <w:lvlText w:val="o"/>
+      <w:lvlJc w:val="left"/>
+      <w:pPr>
+        <w:ind w:left="3600" w:hanging="360"/>
+      </w:pPr>
+      <w:rPr>
+        <w:rFonts w:ascii="Courier New" w:hAnsi="Courier New" w:cs="Courier New" w:hint="default"/>
+      </w:rPr>
+    </w:lvl>
+    <w:lvl w:ilvl="5" w:tplc="04090005" w:tentative="1">
+      <w:start w:val="1"/>
+      <w:numFmt w:val="bullet"/>
+      <w:lvlText w:val=""/>
+      <w:lvlJc w:val="left"/>
+      <w:pPr>
+        <w:ind w:left="4320" w:hanging="360"/>
+      </w:pPr>
+      <w:rPr>
+        <w:rFonts w:ascii="Wingdings" w:hAnsi="Wingdings" w:hint="default"/>
+      </w:rPr>
+    </w:lvl>
+    <w:lvl w:ilvl="6" w:tplc="04090001" w:tentative="1">
+      <w:start w:val="1"/>
+      <w:numFmt w:val="bullet"/>
+      <w:lvlText w:val=""/>
+      <w:lvlJc w:val="left"/>
+      <w:pPr>
+        <w:ind w:left="5040" w:hanging="360"/>
+      </w:pPr>
+      <w:rPr>
+        <w:rFonts w:ascii="Symbol" w:hAnsi="Symbol" w:hint="default"/>
+      </w:rPr>
+    </w:lvl>
+    <w:lvl w:ilvl="7" w:tplc="04090003" w:tentative="1">
+      <w:start w:val="1"/>
+      <w:numFmt w:val="bullet"/>
+      <w:lvlText w:val="o"/>
+      <w:lvlJc w:val="left"/>
+      <w:pPr>
+        <w:ind w:left="5760" w:hanging="360"/>
+      </w:pPr>
+      <w:rPr>
+        <w:rFonts w:ascii="Courier New" w:hAnsi="Courier New" w:cs="Courier New" w:hint="default"/>
+      </w:rPr>
+    </w:lvl>
+    <w:lvl w:ilvl="8" w:tplc="04090005" w:tentative="1">
+      <w:start w:val="1"/>
+      <w:numFmt w:val="bullet"/>
+      <w:lvlText w:val=""/>
+      <w:lvlJc w:val="left"/>
+      <w:pPr>
+        <w:ind w:left="6480" w:hanging="360"/>
+      </w:pPr>
+      <w:rPr>
+        <w:rFonts w:ascii="Wingdings" w:hAnsi="Wingdings" w:hint="default"/>
+      </w:rPr>
+    </w:lvl>
+  </w:abstractNum>
+  <w:abstractNum w:abstractNumId="2" w15:restartNumberingAfterBreak="0">
     <w:nsid w:val="06447FD7"/>
     <w:multiLevelType w:val="multilevel"/>
     <w:tmpl w:val="445E3C30"/>
@@ -5945,7 +6833,7 @@
       </w:rPr>
     </w:lvl>
   </w:abstractNum>
-  <w:abstractNum w:abstractNumId="2" w15:restartNumberingAfterBreak="0">
+  <w:abstractNum w:abstractNumId="3" w15:restartNumberingAfterBreak="0">
     <w:nsid w:val="066E61CC"/>
     <w:multiLevelType w:val="multilevel"/>
     <w:tmpl w:val="5552B562"/>
@@ -6058,7 +6946,120 @@
       </w:rPr>
     </w:lvl>
   </w:abstractNum>
-  <w:abstractNum w:abstractNumId="3" w15:restartNumberingAfterBreak="0">
+  <w:abstractNum w:abstractNumId="4" w15:restartNumberingAfterBreak="0">
+    <w:nsid w:val="068548A8"/>
+    <w:multiLevelType w:val="hybridMultilevel"/>
+    <w:tmpl w:val="5720D100"/>
+    <w:lvl w:ilvl="0" w:tplc="04090001">
+      <w:start w:val="1"/>
+      <w:numFmt w:val="bullet"/>
+      <w:lvlText w:val=""/>
+      <w:lvlJc w:val="left"/>
+      <w:pPr>
+        <w:ind w:left="722" w:hanging="360"/>
+      </w:pPr>
+      <w:rPr>
+        <w:rFonts w:ascii="Symbol" w:hAnsi="Symbol" w:hint="default"/>
+      </w:rPr>
+    </w:lvl>
+    <w:lvl w:ilvl="1" w:tplc="04090003" w:tentative="1">
+      <w:start w:val="1"/>
+      <w:numFmt w:val="bullet"/>
+      <w:lvlText w:val="o"/>
+      <w:lvlJc w:val="left"/>
+      <w:pPr>
+        <w:ind w:left="1442" w:hanging="360"/>
+      </w:pPr>
+      <w:rPr>
+        <w:rFonts w:ascii="Courier New" w:hAnsi="Courier New" w:cs="Courier New" w:hint="default"/>
+      </w:rPr>
+    </w:lvl>
+    <w:lvl w:ilvl="2" w:tplc="04090005" w:tentative="1">
+      <w:start w:val="1"/>
+      <w:numFmt w:val="bullet"/>
+      <w:lvlText w:val=""/>
+      <w:lvlJc w:val="left"/>
+      <w:pPr>
+        <w:ind w:left="2162" w:hanging="360"/>
+      </w:pPr>
+      <w:rPr>
+        <w:rFonts w:ascii="Wingdings" w:hAnsi="Wingdings" w:hint="default"/>
+      </w:rPr>
+    </w:lvl>
+    <w:lvl w:ilvl="3" w:tplc="04090001" w:tentative="1">
+      <w:start w:val="1"/>
+      <w:numFmt w:val="bullet"/>
+      <w:lvlText w:val=""/>
+      <w:lvlJc w:val="left"/>
+      <w:pPr>
+        <w:ind w:left="2882" w:hanging="360"/>
+      </w:pPr>
+      <w:rPr>
+        <w:rFonts w:ascii="Symbol" w:hAnsi="Symbol" w:hint="default"/>
+      </w:rPr>
+    </w:lvl>
+    <w:lvl w:ilvl="4" w:tplc="04090003" w:tentative="1">
+      <w:start w:val="1"/>
+      <w:numFmt w:val="bullet"/>
+      <w:lvlText w:val="o"/>
+      <w:lvlJc w:val="left"/>
+      <w:pPr>
+        <w:ind w:left="3602" w:hanging="360"/>
+      </w:pPr>
+      <w:rPr>
+        <w:rFonts w:ascii="Courier New" w:hAnsi="Courier New" w:cs="Courier New" w:hint="default"/>
+      </w:rPr>
+    </w:lvl>
+    <w:lvl w:ilvl="5" w:tplc="04090005" w:tentative="1">
+      <w:start w:val="1"/>
+      <w:numFmt w:val="bullet"/>
+      <w:lvlText w:val=""/>
+      <w:lvlJc w:val="left"/>
+      <w:pPr>
+        <w:ind w:left="4322" w:hanging="360"/>
+      </w:pPr>
+      <w:rPr>
+        <w:rFonts w:ascii="Wingdings" w:hAnsi="Wingdings" w:hint="default"/>
+      </w:rPr>
+    </w:lvl>
+    <w:lvl w:ilvl="6" w:tplc="04090001" w:tentative="1">
+      <w:start w:val="1"/>
+      <w:numFmt w:val="bullet"/>
+      <w:lvlText w:val=""/>
+      <w:lvlJc w:val="left"/>
+      <w:pPr>
+        <w:ind w:left="5042" w:hanging="360"/>
+      </w:pPr>
+      <w:rPr>
+        <w:rFonts w:ascii="Symbol" w:hAnsi="Symbol" w:hint="default"/>
+      </w:rPr>
+    </w:lvl>
+    <w:lvl w:ilvl="7" w:tplc="04090003" w:tentative="1">
+      <w:start w:val="1"/>
+      <w:numFmt w:val="bullet"/>
+      <w:lvlText w:val="o"/>
+      <w:lvlJc w:val="left"/>
+      <w:pPr>
+        <w:ind w:left="5762" w:hanging="360"/>
+      </w:pPr>
+      <w:rPr>
+        <w:rFonts w:ascii="Courier New" w:hAnsi="Courier New" w:cs="Courier New" w:hint="default"/>
+      </w:rPr>
+    </w:lvl>
+    <w:lvl w:ilvl="8" w:tplc="04090005" w:tentative="1">
+      <w:start w:val="1"/>
+      <w:numFmt w:val="bullet"/>
+      <w:lvlText w:val=""/>
+      <w:lvlJc w:val="left"/>
+      <w:pPr>
+        <w:ind w:left="6482" w:hanging="360"/>
+      </w:pPr>
+      <w:rPr>
+        <w:rFonts w:ascii="Wingdings" w:hAnsi="Wingdings" w:hint="default"/>
+      </w:rPr>
+    </w:lvl>
+  </w:abstractNum>
+  <w:abstractNum w:abstractNumId="5" w15:restartNumberingAfterBreak="0">
     <w:nsid w:val="0B3228C8"/>
     <w:multiLevelType w:val="multilevel"/>
     <w:tmpl w:val="8A6CC4A8"/>
@@ -6207,7 +7208,156 @@
       </w:rPr>
     </w:lvl>
   </w:abstractNum>
-  <w:abstractNum w:abstractNumId="4" w15:restartNumberingAfterBreak="0">
+  <w:abstractNum w:abstractNumId="6" w15:restartNumberingAfterBreak="0">
+    <w:nsid w:val="0B8823DC"/>
+    <w:multiLevelType w:val="multilevel"/>
+    <w:tmpl w:val="B4387EF2"/>
+    <w:lvl w:ilvl="0">
+      <w:start w:val="1"/>
+      <w:numFmt w:val="bullet"/>
+      <w:lvlText w:val=""/>
+      <w:lvlJc w:val="left"/>
+      <w:pPr>
+        <w:tabs>
+          <w:tab w:val="num" w:pos="720"/>
+        </w:tabs>
+        <w:ind w:left="720" w:hanging="360"/>
+      </w:pPr>
+      <w:rPr>
+        <w:rFonts w:ascii="Symbol" w:hAnsi="Symbol" w:hint="default"/>
+        <w:sz w:val="20"/>
+      </w:rPr>
+    </w:lvl>
+    <w:lvl w:ilvl="1" w:tentative="1">
+      <w:start w:val="1"/>
+      <w:numFmt w:val="bullet"/>
+      <w:lvlText w:val="o"/>
+      <w:lvlJc w:val="left"/>
+      <w:pPr>
+        <w:tabs>
+          <w:tab w:val="num" w:pos="1440"/>
+        </w:tabs>
+        <w:ind w:left="1440" w:hanging="360"/>
+      </w:pPr>
+      <w:rPr>
+        <w:rFonts w:ascii="Courier New" w:hAnsi="Courier New" w:hint="default"/>
+        <w:sz w:val="20"/>
+      </w:rPr>
+    </w:lvl>
+    <w:lvl w:ilvl="2" w:tentative="1">
+      <w:start w:val="1"/>
+      <w:numFmt w:val="bullet"/>
+      <w:lvlText w:val=""/>
+      <w:lvlJc w:val="left"/>
+      <w:pPr>
+        <w:tabs>
+          <w:tab w:val="num" w:pos="2160"/>
+        </w:tabs>
+        <w:ind w:left="2160" w:hanging="360"/>
+      </w:pPr>
+      <w:rPr>
+        <w:rFonts w:ascii="Wingdings" w:hAnsi="Wingdings" w:hint="default"/>
+        <w:sz w:val="20"/>
+      </w:rPr>
+    </w:lvl>
+    <w:lvl w:ilvl="3" w:tentative="1">
+      <w:start w:val="1"/>
+      <w:numFmt w:val="bullet"/>
+      <w:lvlText w:val=""/>
+      <w:lvlJc w:val="left"/>
+      <w:pPr>
+        <w:tabs>
+          <w:tab w:val="num" w:pos="2880"/>
+        </w:tabs>
+        <w:ind w:left="2880" w:hanging="360"/>
+      </w:pPr>
+      <w:rPr>
+        <w:rFonts w:ascii="Wingdings" w:hAnsi="Wingdings" w:hint="default"/>
+        <w:sz w:val="20"/>
+      </w:rPr>
+    </w:lvl>
+    <w:lvl w:ilvl="4" w:tentative="1">
+      <w:start w:val="1"/>
+      <w:numFmt w:val="bullet"/>
+      <w:lvlText w:val=""/>
+      <w:lvlJc w:val="left"/>
+      <w:pPr>
+        <w:tabs>
+          <w:tab w:val="num" w:pos="3600"/>
+        </w:tabs>
+        <w:ind w:left="3600" w:hanging="360"/>
+      </w:pPr>
+      <w:rPr>
+        <w:rFonts w:ascii="Wingdings" w:hAnsi="Wingdings" w:hint="default"/>
+        <w:sz w:val="20"/>
+      </w:rPr>
+    </w:lvl>
+    <w:lvl w:ilvl="5" w:tentative="1">
+      <w:start w:val="1"/>
+      <w:numFmt w:val="bullet"/>
+      <w:lvlText w:val=""/>
+      <w:lvlJc w:val="left"/>
+      <w:pPr>
+        <w:tabs>
+          <w:tab w:val="num" w:pos="4320"/>
+        </w:tabs>
+        <w:ind w:left="4320" w:hanging="360"/>
+      </w:pPr>
+      <w:rPr>
+        <w:rFonts w:ascii="Wingdings" w:hAnsi="Wingdings" w:hint="default"/>
+        <w:sz w:val="20"/>
+      </w:rPr>
+    </w:lvl>
+    <w:lvl w:ilvl="6" w:tentative="1">
+      <w:start w:val="1"/>
+      <w:numFmt w:val="bullet"/>
+      <w:lvlText w:val=""/>
+      <w:lvlJc w:val="left"/>
+      <w:pPr>
+        <w:tabs>
+          <w:tab w:val="num" w:pos="5040"/>
+        </w:tabs>
+        <w:ind w:left="5040" w:hanging="360"/>
+      </w:pPr>
+      <w:rPr>
+        <w:rFonts w:ascii="Wingdings" w:hAnsi="Wingdings" w:hint="default"/>
+        <w:sz w:val="20"/>
+      </w:rPr>
+    </w:lvl>
+    <w:lvl w:ilvl="7" w:tentative="1">
+      <w:start w:val="1"/>
+      <w:numFmt w:val="bullet"/>
+      <w:lvlText w:val=""/>
+      <w:lvlJc w:val="left"/>
+      <w:pPr>
+        <w:tabs>
+          <w:tab w:val="num" w:pos="5760"/>
+        </w:tabs>
+        <w:ind w:left="5760" w:hanging="360"/>
+      </w:pPr>
+      <w:rPr>
+        <w:rFonts w:ascii="Wingdings" w:hAnsi="Wingdings" w:hint="default"/>
+        <w:sz w:val="20"/>
+      </w:rPr>
+    </w:lvl>
+    <w:lvl w:ilvl="8" w:tentative="1">
+      <w:start w:val="1"/>
+      <w:numFmt w:val="bullet"/>
+      <w:lvlText w:val=""/>
+      <w:lvlJc w:val="left"/>
+      <w:pPr>
+        <w:tabs>
+          <w:tab w:val="num" w:pos="6480"/>
+        </w:tabs>
+        <w:ind w:left="6480" w:hanging="360"/>
+      </w:pPr>
+      <w:rPr>
+        <w:rFonts w:ascii="Wingdings" w:hAnsi="Wingdings" w:hint="default"/>
+        <w:sz w:val="20"/>
+      </w:rPr>
+    </w:lvl>
+  </w:abstractNum>
+  <w:abstractNum w:abstractNumId="7" w15:restartNumberingAfterBreak="0">
     <w:nsid w:val="1CA17CB4"/>
     <w:multiLevelType w:val="hybridMultilevel"/>
     <w:tmpl w:val="9484F2DA"/>
@@ -6319,7 +7469,120 @@
       </w:rPr>
     </w:lvl>
   </w:abstractNum>
-  <w:abstractNum w:abstractNumId="5" w15:restartNumberingAfterBreak="0">
+  <w:abstractNum w:abstractNumId="8" w15:restartNumberingAfterBreak="0">
+    <w:nsid w:val="22717E16"/>
+    <w:multiLevelType w:val="hybridMultilevel"/>
+    <w:tmpl w:val="BE66C168"/>
+    <w:lvl w:ilvl="0" w:tplc="04090001">
+      <w:start w:val="1"/>
+      <w:numFmt w:val="bullet"/>
+      <w:lvlText w:val=""/>
+      <w:lvlJc w:val="left"/>
+      <w:pPr>
+        <w:ind w:left="722" w:hanging="360"/>
+      </w:pPr>
+      <w:rPr>
+        <w:rFonts w:ascii="Symbol" w:hAnsi="Symbol" w:hint="default"/>
+      </w:rPr>
+    </w:lvl>
+    <w:lvl w:ilvl="1" w:tplc="04090003" w:tentative="1">
+      <w:start w:val="1"/>
+      <w:numFmt w:val="bullet"/>
+      <w:lvlText w:val="o"/>
+      <w:lvlJc w:val="left"/>
+      <w:pPr>
+        <w:ind w:left="1442" w:hanging="360"/>
+      </w:pPr>
+      <w:rPr>
+        <w:rFonts w:ascii="Courier New" w:hAnsi="Courier New" w:cs="Courier New" w:hint="default"/>
+      </w:rPr>
+    </w:lvl>
+    <w:lvl w:ilvl="2" w:tplc="04090005" w:tentative="1">
+      <w:start w:val="1"/>
+      <w:numFmt w:val="bullet"/>
+      <w:lvlText w:val=""/>
+      <w:lvlJc w:val="left"/>
+      <w:pPr>
+        <w:ind w:left="2162" w:hanging="360"/>
+      </w:pPr>
+      <w:rPr>
+        <w:rFonts w:ascii="Wingdings" w:hAnsi="Wingdings" w:hint="default"/>
+      </w:rPr>
+    </w:lvl>
+    <w:lvl w:ilvl="3" w:tplc="04090001" w:tentative="1">
+      <w:start w:val="1"/>
+      <w:numFmt w:val="bullet"/>
+      <w:lvlText w:val=""/>
+      <w:lvlJc w:val="left"/>
+      <w:pPr>
+        <w:ind w:left="2882" w:hanging="360"/>
+      </w:pPr>
+      <w:rPr>
+        <w:rFonts w:ascii="Symbol" w:hAnsi="Symbol" w:hint="default"/>
+      </w:rPr>
+    </w:lvl>
+    <w:lvl w:ilvl="4" w:tplc="04090003" w:tentative="1">
+      <w:start w:val="1"/>
+      <w:numFmt w:val="bullet"/>
+      <w:lvlText w:val="o"/>
+      <w:lvlJc w:val="left"/>
+      <w:pPr>
+        <w:ind w:left="3602" w:hanging="360"/>
+      </w:pPr>
+      <w:rPr>
+        <w:rFonts w:ascii="Courier New" w:hAnsi="Courier New" w:cs="Courier New" w:hint="default"/>
+      </w:rPr>
+    </w:lvl>
+    <w:lvl w:ilvl="5" w:tplc="04090005" w:tentative="1">
+      <w:start w:val="1"/>
+      <w:numFmt w:val="bullet"/>
+      <w:lvlText w:val=""/>
+      <w:lvlJc w:val="left"/>
+      <w:pPr>
+        <w:ind w:left="4322" w:hanging="360"/>
+      </w:pPr>
+      <w:rPr>
+        <w:rFonts w:ascii="Wingdings" w:hAnsi="Wingdings" w:hint="default"/>
+      </w:rPr>
+    </w:lvl>
+    <w:lvl w:ilvl="6" w:tplc="04090001" w:tentative="1">
+      <w:start w:val="1"/>
+      <w:numFmt w:val="bullet"/>
+      <w:lvlText w:val=""/>
+      <w:lvlJc w:val="left"/>
+      <w:pPr>
+        <w:ind w:left="5042" w:hanging="360"/>
+      </w:pPr>
+      <w:rPr>
+        <w:rFonts w:ascii="Symbol" w:hAnsi="Symbol" w:hint="default"/>
+      </w:rPr>
+    </w:lvl>
+    <w:lvl w:ilvl="7" w:tplc="04090003" w:tentative="1">
+      <w:start w:val="1"/>
+      <w:numFmt w:val="bullet"/>
+      <w:lvlText w:val="o"/>
+      <w:lvlJc w:val="left"/>
+      <w:pPr>
+        <w:ind w:left="5762" w:hanging="360"/>
+      </w:pPr>
+      <w:rPr>
+        <w:rFonts w:ascii="Courier New" w:hAnsi="Courier New" w:cs="Courier New" w:hint="default"/>
+      </w:rPr>
+    </w:lvl>
+    <w:lvl w:ilvl="8" w:tplc="04090005" w:tentative="1">
+      <w:start w:val="1"/>
+      <w:numFmt w:val="bullet"/>
+      <w:lvlText w:val=""/>
+      <w:lvlJc w:val="left"/>
+      <w:pPr>
+        <w:ind w:left="6482" w:hanging="360"/>
+      </w:pPr>
+      <w:rPr>
+        <w:rFonts w:ascii="Wingdings" w:hAnsi="Wingdings" w:hint="default"/>
+      </w:rPr>
+    </w:lvl>
+  </w:abstractNum>
+  <w:abstractNum w:abstractNumId="9" w15:restartNumberingAfterBreak="0">
     <w:nsid w:val="2522505C"/>
     <w:multiLevelType w:val="hybridMultilevel"/>
     <w:tmpl w:val="1CBA6404"/>
@@ -6431,7 +7694,7 @@
       </w:rPr>
     </w:lvl>
   </w:abstractNum>
-  <w:abstractNum w:abstractNumId="6" w15:restartNumberingAfterBreak="0">
+  <w:abstractNum w:abstractNumId="10" w15:restartNumberingAfterBreak="0">
     <w:nsid w:val="27A21B08"/>
     <w:multiLevelType w:val="multilevel"/>
     <w:tmpl w:val="96081FD2"/>
@@ -6580,7 +7843,7 @@
       </w:rPr>
     </w:lvl>
   </w:abstractNum>
-  <w:abstractNum w:abstractNumId="7" w15:restartNumberingAfterBreak="0">
+  <w:abstractNum w:abstractNumId="11" w15:restartNumberingAfterBreak="0">
     <w:nsid w:val="27B0371F"/>
     <w:multiLevelType w:val="multilevel"/>
     <w:tmpl w:val="A5E604FC"/>
@@ -6729,7 +7992,7 @@
       </w:rPr>
     </w:lvl>
   </w:abstractNum>
-  <w:abstractNum w:abstractNumId="8" w15:restartNumberingAfterBreak="0">
+  <w:abstractNum w:abstractNumId="12" w15:restartNumberingAfterBreak="0">
     <w:nsid w:val="290135E5"/>
     <w:multiLevelType w:val="multilevel"/>
     <w:tmpl w:val="C6FAEBAE"/>
@@ -6878,7 +8141,120 @@
       </w:rPr>
     </w:lvl>
   </w:abstractNum>
-  <w:abstractNum w:abstractNumId="9" w15:restartNumberingAfterBreak="0">
+  <w:abstractNum w:abstractNumId="13" w15:restartNumberingAfterBreak="0">
+    <w:nsid w:val="298C231B"/>
+    <w:multiLevelType w:val="hybridMultilevel"/>
+    <w:tmpl w:val="F7BCA540"/>
+    <w:lvl w:ilvl="0" w:tplc="04090001">
+      <w:start w:val="1"/>
+      <w:numFmt w:val="bullet"/>
+      <w:lvlText w:val=""/>
+      <w:lvlJc w:val="left"/>
+      <w:pPr>
+        <w:ind w:left="770" w:hanging="360"/>
+      </w:pPr>
+      <w:rPr>
+        <w:rFonts w:ascii="Symbol" w:hAnsi="Symbol" w:hint="default"/>
+      </w:rPr>
+    </w:lvl>
+    <w:lvl w:ilvl="1" w:tplc="04090003" w:tentative="1">
+      <w:start w:val="1"/>
+      <w:numFmt w:val="bullet"/>
+      <w:lvlText w:val="o"/>
+      <w:lvlJc w:val="left"/>
+      <w:pPr>
+        <w:ind w:left="1490" w:hanging="360"/>
+      </w:pPr>
+      <w:rPr>
+        <w:rFonts w:ascii="Courier New" w:hAnsi="Courier New" w:cs="Courier New" w:hint="default"/>
+      </w:rPr>
+    </w:lvl>
+    <w:lvl w:ilvl="2" w:tplc="04090005" w:tentative="1">
+      <w:start w:val="1"/>
+      <w:numFmt w:val="bullet"/>
+      <w:lvlText w:val=""/>
+      <w:lvlJc w:val="left"/>
+      <w:pPr>
+        <w:ind w:left="2210" w:hanging="360"/>
+      </w:pPr>
+      <w:rPr>
+        <w:rFonts w:ascii="Wingdings" w:hAnsi="Wingdings" w:hint="default"/>
+      </w:rPr>
+    </w:lvl>
+    <w:lvl w:ilvl="3" w:tplc="04090001" w:tentative="1">
+      <w:start w:val="1"/>
+      <w:numFmt w:val="bullet"/>
+      <w:lvlText w:val=""/>
+      <w:lvlJc w:val="left"/>
+      <w:pPr>
+        <w:ind w:left="2930" w:hanging="360"/>
+      </w:pPr>
+      <w:rPr>
+        <w:rFonts w:ascii="Symbol" w:hAnsi="Symbol" w:hint="default"/>
+      </w:rPr>
+    </w:lvl>
+    <w:lvl w:ilvl="4" w:tplc="04090003" w:tentative="1">
+      <w:start w:val="1"/>
+      <w:numFmt w:val="bullet"/>
+      <w:lvlText w:val="o"/>
+      <w:lvlJc w:val="left"/>
+      <w:pPr>
+        <w:ind w:left="3650" w:hanging="360"/>
+      </w:pPr>
+      <w:rPr>
+        <w:rFonts w:ascii="Courier New" w:hAnsi="Courier New" w:cs="Courier New" w:hint="default"/>
+      </w:rPr>
+    </w:lvl>
+    <w:lvl w:ilvl="5" w:tplc="04090005" w:tentative="1">
+      <w:start w:val="1"/>
+      <w:numFmt w:val="bullet"/>
+      <w:lvlText w:val=""/>
+      <w:lvlJc w:val="left"/>
+      <w:pPr>
+        <w:ind w:left="4370" w:hanging="360"/>
+      </w:pPr>
+      <w:rPr>
+        <w:rFonts w:ascii="Wingdings" w:hAnsi="Wingdings" w:hint="default"/>
+      </w:rPr>
+    </w:lvl>
+    <w:lvl w:ilvl="6" w:tplc="04090001" w:tentative="1">
+      <w:start w:val="1"/>
+      <w:numFmt w:val="bullet"/>
+      <w:lvlText w:val=""/>
+      <w:lvlJc w:val="left"/>
+      <w:pPr>
+        <w:ind w:left="5090" w:hanging="360"/>
+      </w:pPr>
+      <w:rPr>
+        <w:rFonts w:ascii="Symbol" w:hAnsi="Symbol" w:hint="default"/>
+      </w:rPr>
+    </w:lvl>
+    <w:lvl w:ilvl="7" w:tplc="04090003" w:tentative="1">
+      <w:start w:val="1"/>
+      <w:numFmt w:val="bullet"/>
+      <w:lvlText w:val="o"/>
+      <w:lvlJc w:val="left"/>
+      <w:pPr>
+        <w:ind w:left="5810" w:hanging="360"/>
+      </w:pPr>
+      <w:rPr>
+        <w:rFonts w:ascii="Courier New" w:hAnsi="Courier New" w:cs="Courier New" w:hint="default"/>
+      </w:rPr>
+    </w:lvl>
+    <w:lvl w:ilvl="8" w:tplc="04090005" w:tentative="1">
+      <w:start w:val="1"/>
+      <w:numFmt w:val="bullet"/>
+      <w:lvlText w:val=""/>
+      <w:lvlJc w:val="left"/>
+      <w:pPr>
+        <w:ind w:left="6530" w:hanging="360"/>
+      </w:pPr>
+      <w:rPr>
+        <w:rFonts w:ascii="Wingdings" w:hAnsi="Wingdings" w:hint="default"/>
+      </w:rPr>
+    </w:lvl>
+  </w:abstractNum>
+  <w:abstractNum w:abstractNumId="14" w15:restartNumberingAfterBreak="0">
     <w:nsid w:val="29AB407B"/>
     <w:multiLevelType w:val="multilevel"/>
     <w:tmpl w:val="F7761F06"/>
@@ -7027,7 +8403,7 @@
       </w:rPr>
     </w:lvl>
   </w:abstractNum>
-  <w:abstractNum w:abstractNumId="10" w15:restartNumberingAfterBreak="0">
+  <w:abstractNum w:abstractNumId="15" w15:restartNumberingAfterBreak="0">
     <w:nsid w:val="2BB4533E"/>
     <w:multiLevelType w:val="multilevel"/>
     <w:tmpl w:val="7058827E"/>
@@ -7176,7 +8552,7 @@
       </w:rPr>
     </w:lvl>
   </w:abstractNum>
-  <w:abstractNum w:abstractNumId="11" w15:restartNumberingAfterBreak="0">
+  <w:abstractNum w:abstractNumId="16" w15:restartNumberingAfterBreak="0">
     <w:nsid w:val="30A73C55"/>
     <w:multiLevelType w:val="multilevel"/>
     <w:tmpl w:val="85209DA6"/>
@@ -7325,7 +8701,7 @@
       </w:rPr>
     </w:lvl>
   </w:abstractNum>
-  <w:abstractNum w:abstractNumId="12" w15:restartNumberingAfterBreak="0">
+  <w:abstractNum w:abstractNumId="17" w15:restartNumberingAfterBreak="0">
     <w:nsid w:val="38EB5C93"/>
     <w:multiLevelType w:val="multilevel"/>
     <w:tmpl w:val="6928B71E"/>
@@ -7474,7 +8850,7 @@
       </w:rPr>
     </w:lvl>
   </w:abstractNum>
-  <w:abstractNum w:abstractNumId="13" w15:restartNumberingAfterBreak="0">
+  <w:abstractNum w:abstractNumId="18" w15:restartNumberingAfterBreak="0">
     <w:nsid w:val="3E811456"/>
     <w:multiLevelType w:val="multilevel"/>
     <w:tmpl w:val="928CA43A"/>
@@ -7623,7 +8999,7 @@
       </w:rPr>
     </w:lvl>
   </w:abstractNum>
-  <w:abstractNum w:abstractNumId="14" w15:restartNumberingAfterBreak="0">
+  <w:abstractNum w:abstractNumId="19" w15:restartNumberingAfterBreak="0">
     <w:nsid w:val="42F57CF9"/>
     <w:multiLevelType w:val="multilevel"/>
     <w:tmpl w:val="750CA6A0"/>
@@ -7772,7 +9148,7 @@
       </w:rPr>
     </w:lvl>
   </w:abstractNum>
-  <w:abstractNum w:abstractNumId="15" w15:restartNumberingAfterBreak="0">
+  <w:abstractNum w:abstractNumId="20" w15:restartNumberingAfterBreak="0">
     <w:nsid w:val="4A7D4F9A"/>
     <w:multiLevelType w:val="multilevel"/>
     <w:tmpl w:val="0E9267BE"/>
@@ -7921,7 +9297,7 @@
       </w:rPr>
     </w:lvl>
   </w:abstractNum>
-  <w:abstractNum w:abstractNumId="16" w15:restartNumberingAfterBreak="0">
+  <w:abstractNum w:abstractNumId="21" w15:restartNumberingAfterBreak="0">
     <w:nsid w:val="4C8A08A2"/>
     <w:multiLevelType w:val="hybridMultilevel"/>
     <w:tmpl w:val="A290F0FE"/>
@@ -8067,7 +9443,7 @@
       </w:rPr>
     </w:lvl>
   </w:abstractNum>
-  <w:abstractNum w:abstractNumId="17" w15:restartNumberingAfterBreak="0">
+  <w:abstractNum w:abstractNumId="22" w15:restartNumberingAfterBreak="0">
     <w:nsid w:val="4D364C3E"/>
     <w:multiLevelType w:val="multilevel"/>
     <w:tmpl w:val="53E27C28"/>
@@ -8216,7 +9592,7 @@
       </w:rPr>
     </w:lvl>
   </w:abstractNum>
-  <w:abstractNum w:abstractNumId="18" w15:restartNumberingAfterBreak="0">
+  <w:abstractNum w:abstractNumId="23" w15:restartNumberingAfterBreak="0">
     <w:nsid w:val="4D72454D"/>
     <w:multiLevelType w:val="multilevel"/>
     <w:tmpl w:val="6928B71E"/>
@@ -8365,7 +9741,120 @@
       </w:rPr>
     </w:lvl>
   </w:abstractNum>
-  <w:abstractNum w:abstractNumId="19" w15:restartNumberingAfterBreak="0">
+  <w:abstractNum w:abstractNumId="24" w15:restartNumberingAfterBreak="0">
+    <w:nsid w:val="51B70FE9"/>
+    <w:multiLevelType w:val="hybridMultilevel"/>
+    <w:tmpl w:val="22C415BC"/>
+    <w:lvl w:ilvl="0" w:tplc="04090001">
+      <w:start w:val="1"/>
+      <w:numFmt w:val="bullet"/>
+      <w:lvlText w:val=""/>
+      <w:lvlJc w:val="left"/>
+      <w:pPr>
+        <w:ind w:left="722" w:hanging="360"/>
+      </w:pPr>
+      <w:rPr>
+        <w:rFonts w:ascii="Symbol" w:hAnsi="Symbol" w:hint="default"/>
+      </w:rPr>
+    </w:lvl>
+    <w:lvl w:ilvl="1" w:tplc="04090003" w:tentative="1">
+      <w:start w:val="1"/>
+      <w:numFmt w:val="bullet"/>
+      <w:lvlText w:val="o"/>
+      <w:lvlJc w:val="left"/>
+      <w:pPr>
+        <w:ind w:left="1442" w:hanging="360"/>
+      </w:pPr>
+      <w:rPr>
+        <w:rFonts w:ascii="Courier New" w:hAnsi="Courier New" w:cs="Courier New" w:hint="default"/>
+      </w:rPr>
+    </w:lvl>
+    <w:lvl w:ilvl="2" w:tplc="04090005" w:tentative="1">
+      <w:start w:val="1"/>
+      <w:numFmt w:val="bullet"/>
+      <w:lvlText w:val=""/>
+      <w:lvlJc w:val="left"/>
+      <w:pPr>
+        <w:ind w:left="2162" w:hanging="360"/>
+      </w:pPr>
+      <w:rPr>
+        <w:rFonts w:ascii="Wingdings" w:hAnsi="Wingdings" w:hint="default"/>
+      </w:rPr>
+    </w:lvl>
+    <w:lvl w:ilvl="3" w:tplc="04090001" w:tentative="1">
+      <w:start w:val="1"/>
+      <w:numFmt w:val="bullet"/>
+      <w:lvlText w:val=""/>
+      <w:lvlJc w:val="left"/>
+      <w:pPr>
+        <w:ind w:left="2882" w:hanging="360"/>
+      </w:pPr>
+      <w:rPr>
+        <w:rFonts w:ascii="Symbol" w:hAnsi="Symbol" w:hint="default"/>
+      </w:rPr>
+    </w:lvl>
+    <w:lvl w:ilvl="4" w:tplc="04090003" w:tentative="1">
+      <w:start w:val="1"/>
+      <w:numFmt w:val="bullet"/>
+      <w:lvlText w:val="o"/>
+      <w:lvlJc w:val="left"/>
+      <w:pPr>
+        <w:ind w:left="3602" w:hanging="360"/>
+      </w:pPr>
+      <w:rPr>
+        <w:rFonts w:ascii="Courier New" w:hAnsi="Courier New" w:cs="Courier New" w:hint="default"/>
+      </w:rPr>
+    </w:lvl>
+    <w:lvl w:ilvl="5" w:tplc="04090005" w:tentative="1">
+      <w:start w:val="1"/>
+      <w:numFmt w:val="bullet"/>
+      <w:lvlText w:val=""/>
+      <w:lvlJc w:val="left"/>
+      <w:pPr>
+        <w:ind w:left="4322" w:hanging="360"/>
+      </w:pPr>
+      <w:rPr>
+        <w:rFonts w:ascii="Wingdings" w:hAnsi="Wingdings" w:hint="default"/>
+      </w:rPr>
+    </w:lvl>
+    <w:lvl w:ilvl="6" w:tplc="04090001" w:tentative="1">
+      <w:start w:val="1"/>
+      <w:numFmt w:val="bullet"/>
+      <w:lvlText w:val=""/>
+      <w:lvlJc w:val="left"/>
+      <w:pPr>
+        <w:ind w:left="5042" w:hanging="360"/>
+      </w:pPr>
+      <w:rPr>
+        <w:rFonts w:ascii="Symbol" w:hAnsi="Symbol" w:hint="default"/>
+      </w:rPr>
+    </w:lvl>
+    <w:lvl w:ilvl="7" w:tplc="04090003" w:tentative="1">
+      <w:start w:val="1"/>
+      <w:numFmt w:val="bullet"/>
+      <w:lvlText w:val="o"/>
+      <w:lvlJc w:val="left"/>
+      <w:pPr>
+        <w:ind w:left="5762" w:hanging="360"/>
+      </w:pPr>
+      <w:rPr>
+        <w:rFonts w:ascii="Courier New" w:hAnsi="Courier New" w:cs="Courier New" w:hint="default"/>
+      </w:rPr>
+    </w:lvl>
+    <w:lvl w:ilvl="8" w:tplc="04090005" w:tentative="1">
+      <w:start w:val="1"/>
+      <w:numFmt w:val="bullet"/>
+      <w:lvlText w:val=""/>
+      <w:lvlJc w:val="left"/>
+      <w:pPr>
+        <w:ind w:left="6482" w:hanging="360"/>
+      </w:pPr>
+      <w:rPr>
+        <w:rFonts w:ascii="Wingdings" w:hAnsi="Wingdings" w:hint="default"/>
+      </w:rPr>
+    </w:lvl>
+  </w:abstractNum>
+  <w:abstractNum w:abstractNumId="25" w15:restartNumberingAfterBreak="0">
     <w:nsid w:val="53977F69"/>
     <w:multiLevelType w:val="hybridMultilevel"/>
     <w:tmpl w:val="60E4A748"/>
@@ -8511,7 +10000,7 @@
       </w:rPr>
     </w:lvl>
   </w:abstractNum>
-  <w:abstractNum w:abstractNumId="20" w15:restartNumberingAfterBreak="0">
+  <w:abstractNum w:abstractNumId="26" w15:restartNumberingAfterBreak="0">
     <w:nsid w:val="556B2FAC"/>
     <w:multiLevelType w:val="multilevel"/>
     <w:tmpl w:val="14042EB6"/>
@@ -8660,7 +10149,156 @@
       </w:rPr>
     </w:lvl>
   </w:abstractNum>
-  <w:abstractNum w:abstractNumId="21" w15:restartNumberingAfterBreak="0">
+  <w:abstractNum w:abstractNumId="27" w15:restartNumberingAfterBreak="0">
+    <w:nsid w:val="58EE598C"/>
+    <w:multiLevelType w:val="multilevel"/>
+    <w:tmpl w:val="24984110"/>
+    <w:lvl w:ilvl="0">
+      <w:start w:val="1"/>
+      <w:numFmt w:val="bullet"/>
+      <w:lvlText w:val=""/>
+      <w:lvlJc w:val="left"/>
+      <w:pPr>
+        <w:tabs>
+          <w:tab w:val="num" w:pos="720"/>
+        </w:tabs>
+        <w:ind w:left="720" w:hanging="360"/>
+      </w:pPr>
+      <w:rPr>
+        <w:rFonts w:ascii="Symbol" w:hAnsi="Symbol" w:hint="default"/>
+        <w:sz w:val="20"/>
+      </w:rPr>
+    </w:lvl>
+    <w:lvl w:ilvl="1" w:tentative="1">
+      <w:start w:val="1"/>
+      <w:numFmt w:val="bullet"/>
+      <w:lvlText w:val="o"/>
+      <w:lvlJc w:val="left"/>
+      <w:pPr>
+        <w:tabs>
+          <w:tab w:val="num" w:pos="1440"/>
+        </w:tabs>
+        <w:ind w:left="1440" w:hanging="360"/>
+      </w:pPr>
+      <w:rPr>
+        <w:rFonts w:ascii="Courier New" w:hAnsi="Courier New" w:hint="default"/>
+        <w:sz w:val="20"/>
+      </w:rPr>
+    </w:lvl>
+    <w:lvl w:ilvl="2" w:tentative="1">
+      <w:start w:val="1"/>
+      <w:numFmt w:val="bullet"/>
+      <w:lvlText w:val=""/>
+      <w:lvlJc w:val="left"/>
+      <w:pPr>
+        <w:tabs>
+          <w:tab w:val="num" w:pos="2160"/>
+        </w:tabs>
+        <w:ind w:left="2160" w:hanging="360"/>
+      </w:pPr>
+      <w:rPr>
+        <w:rFonts w:ascii="Wingdings" w:hAnsi="Wingdings" w:hint="default"/>
+        <w:sz w:val="20"/>
+      </w:rPr>
+    </w:lvl>
+    <w:lvl w:ilvl="3" w:tentative="1">
+      <w:start w:val="1"/>
+      <w:numFmt w:val="bullet"/>
+      <w:lvlText w:val=""/>
+      <w:lvlJc w:val="left"/>
+      <w:pPr>
+        <w:tabs>
+          <w:tab w:val="num" w:pos="2880"/>
+        </w:tabs>
+        <w:ind w:left="2880" w:hanging="360"/>
+      </w:pPr>
+      <w:rPr>
+        <w:rFonts w:ascii="Wingdings" w:hAnsi="Wingdings" w:hint="default"/>
+        <w:sz w:val="20"/>
+      </w:rPr>
+    </w:lvl>
+    <w:lvl w:ilvl="4" w:tentative="1">
+      <w:start w:val="1"/>
+      <w:numFmt w:val="bullet"/>
+      <w:lvlText w:val=""/>
+      <w:lvlJc w:val="left"/>
+      <w:pPr>
+        <w:tabs>
+          <w:tab w:val="num" w:pos="3600"/>
+        </w:tabs>
+        <w:ind w:left="3600" w:hanging="360"/>
+      </w:pPr>
+      <w:rPr>
+        <w:rFonts w:ascii="Wingdings" w:hAnsi="Wingdings" w:hint="default"/>
+        <w:sz w:val="20"/>
+      </w:rPr>
+    </w:lvl>
+    <w:lvl w:ilvl="5" w:tentative="1">
+      <w:start w:val="1"/>
+      <w:numFmt w:val="bullet"/>
+      <w:lvlText w:val=""/>
+      <w:lvlJc w:val="left"/>
+      <w:pPr>
+        <w:tabs>
+          <w:tab w:val="num" w:pos="4320"/>
+        </w:tabs>
+        <w:ind w:left="4320" w:hanging="360"/>
+      </w:pPr>
+      <w:rPr>
+        <w:rFonts w:ascii="Wingdings" w:hAnsi="Wingdings" w:hint="default"/>
+        <w:sz w:val="20"/>
+      </w:rPr>
+    </w:lvl>
+    <w:lvl w:ilvl="6" w:tentative="1">
+      <w:start w:val="1"/>
+      <w:numFmt w:val="bullet"/>
+      <w:lvlText w:val=""/>
+      <w:lvlJc w:val="left"/>
+      <w:pPr>
+        <w:tabs>
+          <w:tab w:val="num" w:pos="5040"/>
+        </w:tabs>
+        <w:ind w:left="5040" w:hanging="360"/>
+      </w:pPr>
+      <w:rPr>
+        <w:rFonts w:ascii="Wingdings" w:hAnsi="Wingdings" w:hint="default"/>
+        <w:sz w:val="20"/>
+      </w:rPr>
+    </w:lvl>
+    <w:lvl w:ilvl="7" w:tentative="1">
+      <w:start w:val="1"/>
+      <w:numFmt w:val="bullet"/>
+      <w:lvlText w:val=""/>
+      <w:lvlJc w:val="left"/>
+      <w:pPr>
+        <w:tabs>
+          <w:tab w:val="num" w:pos="5760"/>
+        </w:tabs>
+        <w:ind w:left="5760" w:hanging="360"/>
+      </w:pPr>
+      <w:rPr>
+        <w:rFonts w:ascii="Wingdings" w:hAnsi="Wingdings" w:hint="default"/>
+        <w:sz w:val="20"/>
+      </w:rPr>
+    </w:lvl>
+    <w:lvl w:ilvl="8" w:tentative="1">
+      <w:start w:val="1"/>
+      <w:numFmt w:val="bullet"/>
+      <w:lvlText w:val=""/>
+      <w:lvlJc w:val="left"/>
+      <w:pPr>
+        <w:tabs>
+          <w:tab w:val="num" w:pos="6480"/>
+        </w:tabs>
+        <w:ind w:left="6480" w:hanging="360"/>
+      </w:pPr>
+      <w:rPr>
+        <w:rFonts w:ascii="Wingdings" w:hAnsi="Wingdings" w:hint="default"/>
+        <w:sz w:val="20"/>
+      </w:rPr>
+    </w:lvl>
+  </w:abstractNum>
+  <w:abstractNum w:abstractNumId="28" w15:restartNumberingAfterBreak="0">
     <w:nsid w:val="5C7E0719"/>
     <w:multiLevelType w:val="multilevel"/>
     <w:tmpl w:val="D20CB3F2"/>
@@ -8809,7 +10447,7 @@
       </w:rPr>
     </w:lvl>
   </w:abstractNum>
-  <w:abstractNum w:abstractNumId="22" w15:restartNumberingAfterBreak="0">
+  <w:abstractNum w:abstractNumId="29" w15:restartNumberingAfterBreak="0">
     <w:nsid w:val="74F47992"/>
     <w:multiLevelType w:val="multilevel"/>
     <w:tmpl w:val="695A0216"/>
@@ -8958,7 +10596,120 @@
       </w:rPr>
     </w:lvl>
   </w:abstractNum>
-  <w:abstractNum w:abstractNumId="23" w15:restartNumberingAfterBreak="0">
+  <w:abstractNum w:abstractNumId="30" w15:restartNumberingAfterBreak="0">
+    <w:nsid w:val="79D710D3"/>
+    <w:multiLevelType w:val="hybridMultilevel"/>
+    <w:tmpl w:val="62584E6A"/>
+    <w:lvl w:ilvl="0" w:tplc="04090001">
+      <w:start w:val="1"/>
+      <w:numFmt w:val="bullet"/>
+      <w:lvlText w:val=""/>
+      <w:lvlJc w:val="left"/>
+      <w:pPr>
+        <w:ind w:left="720" w:hanging="360"/>
+      </w:pPr>
+      <w:rPr>
+        <w:rFonts w:ascii="Symbol" w:hAnsi="Symbol" w:hint="default"/>
+      </w:rPr>
+    </w:lvl>
+    <w:lvl w:ilvl="1" w:tplc="04090003" w:tentative="1">
+      <w:start w:val="1"/>
+      <w:numFmt w:val="bullet"/>
+      <w:lvlText w:val="o"/>
+      <w:lvlJc w:val="left"/>
+      <w:pPr>
+        <w:ind w:left="1440" w:hanging="360"/>
+      </w:pPr>
+      <w:rPr>
+        <w:rFonts w:ascii="Courier New" w:hAnsi="Courier New" w:cs="Courier New" w:hint="default"/>
+      </w:rPr>
+    </w:lvl>
+    <w:lvl w:ilvl="2" w:tplc="04090005" w:tentative="1">
+      <w:start w:val="1"/>
+      <w:numFmt w:val="bullet"/>
+      <w:lvlText w:val=""/>
+      <w:lvlJc w:val="left"/>
+      <w:pPr>
+        <w:ind w:left="2160" w:hanging="360"/>
+      </w:pPr>
+      <w:rPr>
+        <w:rFonts w:ascii="Wingdings" w:hAnsi="Wingdings" w:hint="default"/>
+      </w:rPr>
+    </w:lvl>
+    <w:lvl w:ilvl="3" w:tplc="04090001" w:tentative="1">
+      <w:start w:val="1"/>
+      <w:numFmt w:val="bullet"/>
+      <w:lvlText w:val=""/>
+      <w:lvlJc w:val="left"/>
+      <w:pPr>
+        <w:ind w:left="2880" w:hanging="360"/>
+      </w:pPr>
+      <w:rPr>
+        <w:rFonts w:ascii="Symbol" w:hAnsi="Symbol" w:hint="default"/>
+      </w:rPr>
+    </w:lvl>
+    <w:lvl w:ilvl="4" w:tplc="04090003" w:tentative="1">
+      <w:start w:val="1"/>
+      <w:numFmt w:val="bullet"/>
+      <w:lvlText w:val="o"/>
+      <w:lvlJc w:val="left"/>
+      <w:pPr>
+        <w:ind w:left="3600" w:hanging="360"/>
+      </w:pPr>
+      <w:rPr>
+        <w:rFonts w:ascii="Courier New" w:hAnsi="Courier New" w:cs="Courier New" w:hint="default"/>
+      </w:rPr>
+    </w:lvl>
+    <w:lvl w:ilvl="5" w:tplc="04090005" w:tentative="1">
+      <w:start w:val="1"/>
+      <w:numFmt w:val="bullet"/>
+      <w:lvlText w:val=""/>
+      <w:lvlJc w:val="left"/>
+      <w:pPr>
+        <w:ind w:left="4320" w:hanging="360"/>
+      </w:pPr>
+      <w:rPr>
+        <w:rFonts w:ascii="Wingdings" w:hAnsi="Wingdings" w:hint="default"/>
+      </w:rPr>
+    </w:lvl>
+    <w:lvl w:ilvl="6" w:tplc="04090001" w:tentative="1">
+      <w:start w:val="1"/>
+      <w:numFmt w:val="bullet"/>
+      <w:lvlText w:val=""/>
+      <w:lvlJc w:val="left"/>
+      <w:pPr>
+        <w:ind w:left="5040" w:hanging="360"/>
+      </w:pPr>
+      <w:rPr>
+        <w:rFonts w:ascii="Symbol" w:hAnsi="Symbol" w:hint="default"/>
+      </w:rPr>
+    </w:lvl>
+    <w:lvl w:ilvl="7" w:tplc="04090003" w:tentative="1">
+      <w:start w:val="1"/>
+      <w:numFmt w:val="bullet"/>
+      <w:lvlText w:val="o"/>
+      <w:lvlJc w:val="left"/>
+      <w:pPr>
+        <w:ind w:left="5760" w:hanging="360"/>
+      </w:pPr>
+      <w:rPr>
+        <w:rFonts w:ascii="Courier New" w:hAnsi="Courier New" w:cs="Courier New" w:hint="default"/>
+      </w:rPr>
+    </w:lvl>
+    <w:lvl w:ilvl="8" w:tplc="04090005" w:tentative="1">
+      <w:start w:val="1"/>
+      <w:numFmt w:val="bullet"/>
+      <w:lvlText w:val=""/>
+      <w:lvlJc w:val="left"/>
+      <w:pPr>
+        <w:ind w:left="6480" w:hanging="360"/>
+      </w:pPr>
+      <w:rPr>
+        <w:rFonts w:ascii="Wingdings" w:hAnsi="Wingdings" w:hint="default"/>
+      </w:rPr>
+    </w:lvl>
+  </w:abstractNum>
+  <w:abstractNum w:abstractNumId="31" w15:restartNumberingAfterBreak="0">
     <w:nsid w:val="7C255915"/>
     <w:multiLevelType w:val="hybridMultilevel"/>
     <w:tmpl w:val="8618E388"/>
@@ -9070,7 +10821,7 @@
       </w:rPr>
     </w:lvl>
   </w:abstractNum>
-  <w:abstractNum w:abstractNumId="24" w15:restartNumberingAfterBreak="0">
+  <w:abstractNum w:abstractNumId="32" w15:restartNumberingAfterBreak="0">
     <w:nsid w:val="7C4A7A43"/>
     <w:multiLevelType w:val="multilevel"/>
     <w:tmpl w:val="7AE29B1E"/>
@@ -9219,7 +10970,7 @@
       </w:rPr>
     </w:lvl>
   </w:abstractNum>
-  <w:abstractNum w:abstractNumId="25" w15:restartNumberingAfterBreak="0">
+  <w:abstractNum w:abstractNumId="33" w15:restartNumberingAfterBreak="0">
     <w:nsid w:val="7D7D66F0"/>
     <w:multiLevelType w:val="hybridMultilevel"/>
     <w:tmpl w:val="6F4A0A82"/>
@@ -9308,7 +11059,7 @@
       </w:pPr>
     </w:lvl>
   </w:abstractNum>
-  <w:abstractNum w:abstractNumId="26" w15:restartNumberingAfterBreak="0">
+  <w:abstractNum w:abstractNumId="34" w15:restartNumberingAfterBreak="0">
     <w:nsid w:val="7E611137"/>
     <w:multiLevelType w:val="hybridMultilevel"/>
     <w:tmpl w:val="2B0251AC"/>
@@ -9455,85 +11206,109 @@
     </w:lvl>
   </w:abstractNum>
   <w:num w:numId="1" w16cid:durableId="1643802394">
-    <w:abstractNumId w:val="2"/>
+    <w:abstractNumId w:val="3"/>
   </w:num>
   <w:num w:numId="2" w16cid:durableId="973021678">
+    <w:abstractNumId w:val="25"/>
+  </w:num>
+  <w:num w:numId="3" w16cid:durableId="1342588787">
+    <w:abstractNumId w:val="34"/>
+  </w:num>
+  <w:num w:numId="4" w16cid:durableId="1262955320">
+    <w:abstractNumId w:val="21"/>
+  </w:num>
+  <w:num w:numId="5" w16cid:durableId="84882306">
+    <w:abstractNumId w:val="7"/>
+  </w:num>
+  <w:num w:numId="6" w16cid:durableId="1066535305">
+    <w:abstractNumId w:val="15"/>
+  </w:num>
+  <w:num w:numId="7" w16cid:durableId="1657611090">
+    <w:abstractNumId w:val="33"/>
+  </w:num>
+  <w:num w:numId="8" w16cid:durableId="1319261926">
+    <w:abstractNumId w:val="31"/>
+  </w:num>
+  <w:num w:numId="9" w16cid:durableId="1163856619">
+    <w:abstractNumId w:val="22"/>
+  </w:num>
+  <w:num w:numId="10" w16cid:durableId="1555433889">
     <w:abstractNumId w:val="19"/>
   </w:num>
-  <w:num w:numId="3" w16cid:durableId="1342588787">
-    <w:abstractNumId w:val="26"/>
+  <w:num w:numId="11" w16cid:durableId="1141730200">
+    <w:abstractNumId w:val="29"/>
   </w:num>
-  <w:num w:numId="4" w16cid:durableId="1262955320">
-    <w:abstractNumId w:val="16"/>
-  </w:num>
-  <w:num w:numId="5" w16cid:durableId="84882306">
-    <w:abstractNumId w:val="4"/>
-  </w:num>
-  <w:num w:numId="6" w16cid:durableId="1066535305">
+  <w:num w:numId="12" w16cid:durableId="118184846">
     <w:abstractNumId w:val="10"/>
   </w:num>
-  <w:num w:numId="7" w16cid:durableId="1657611090">
-    <w:abstractNumId w:val="25"/>
+  <w:num w:numId="13" w16cid:durableId="665286383">
+    <w:abstractNumId w:val="20"/>
   </w:num>
-  <w:num w:numId="8" w16cid:durableId="1319261926">
-    <w:abstractNumId w:val="23"/>
+  <w:num w:numId="14" w16cid:durableId="1034575665">
+    <w:abstractNumId w:val="14"/>
   </w:num>
-  <w:num w:numId="9" w16cid:durableId="1163856619">
+  <w:num w:numId="15" w16cid:durableId="76295431">
+    <w:abstractNumId w:val="9"/>
+  </w:num>
+  <w:num w:numId="16" w16cid:durableId="1523519953">
+    <w:abstractNumId w:val="11"/>
+  </w:num>
+  <w:num w:numId="17" w16cid:durableId="1236358655">
     <w:abstractNumId w:val="17"/>
   </w:num>
-  <w:num w:numId="10" w16cid:durableId="1555433889">
-    <w:abstractNumId w:val="14"/>
-  </w:num>
-  <w:num w:numId="11" w16cid:durableId="1141730200">
-    <w:abstractNumId w:val="22"/>
-  </w:num>
-  <w:num w:numId="12" w16cid:durableId="118184846">
-    <w:abstractNumId w:val="6"/>
-  </w:num>
-  <w:num w:numId="13" w16cid:durableId="665286383">
-    <w:abstractNumId w:val="15"/>
-  </w:num>
-  <w:num w:numId="14" w16cid:durableId="1034575665">
-    <w:abstractNumId w:val="9"/>
-  </w:num>
-  <w:num w:numId="15" w16cid:durableId="76295431">
+  <w:num w:numId="18" w16cid:durableId="2013095770">
     <w:abstractNumId w:val="5"/>
   </w:num>
-  <w:num w:numId="16" w16cid:durableId="1523519953">
-    <w:abstractNumId w:val="7"/>
-  </w:num>
-  <w:num w:numId="17" w16cid:durableId="1236358655">
-    <w:abstractNumId w:val="12"/>
-  </w:num>
-  <w:num w:numId="18" w16cid:durableId="2013095770">
-    <w:abstractNumId w:val="3"/>
-  </w:num>
   <w:num w:numId="19" w16cid:durableId="1178619855">
-    <w:abstractNumId w:val="11"/>
+    <w:abstractNumId w:val="16"/>
   </w:num>
   <w:num w:numId="20" w16cid:durableId="336277631">
     <w:abstractNumId w:val="0"/>
   </w:num>
   <w:num w:numId="21" w16cid:durableId="1767578374">
+    <w:abstractNumId w:val="18"/>
+  </w:num>
+  <w:num w:numId="22" w16cid:durableId="24673902">
+    <w:abstractNumId w:val="28"/>
+  </w:num>
+  <w:num w:numId="23" w16cid:durableId="719521825">
+    <w:abstractNumId w:val="2"/>
+  </w:num>
+  <w:num w:numId="24" w16cid:durableId="772824024">
+    <w:abstractNumId w:val="32"/>
+  </w:num>
+  <w:num w:numId="25" w16cid:durableId="245303647">
+    <w:abstractNumId w:val="12"/>
+  </w:num>
+  <w:num w:numId="26" w16cid:durableId="955797934">
+    <w:abstractNumId w:val="26"/>
+  </w:num>
+  <w:num w:numId="27" w16cid:durableId="2044943741">
+    <w:abstractNumId w:val="23"/>
+  </w:num>
+  <w:num w:numId="28" w16cid:durableId="1251620495">
+    <w:abstractNumId w:val="27"/>
+  </w:num>
+  <w:num w:numId="29" w16cid:durableId="1136332236">
+    <w:abstractNumId w:val="30"/>
+  </w:num>
+  <w:num w:numId="30" w16cid:durableId="1553737740">
+    <w:abstractNumId w:val="1"/>
+  </w:num>
+  <w:num w:numId="31" w16cid:durableId="209464531">
+    <w:abstractNumId w:val="24"/>
+  </w:num>
+  <w:num w:numId="32" w16cid:durableId="1043671045">
+    <w:abstractNumId w:val="4"/>
+  </w:num>
+  <w:num w:numId="33" w16cid:durableId="446891909">
+    <w:abstractNumId w:val="8"/>
+  </w:num>
+  <w:num w:numId="34" w16cid:durableId="1247768754">
     <w:abstractNumId w:val="13"/>
   </w:num>
-  <w:num w:numId="22" w16cid:durableId="24673902">
-    <w:abstractNumId w:val="21"/>
-  </w:num>
-  <w:num w:numId="23" w16cid:durableId="719521825">
-    <w:abstractNumId w:val="1"/>
-  </w:num>
-  <w:num w:numId="24" w16cid:durableId="772824024">
-    <w:abstractNumId w:val="24"/>
-  </w:num>
-  <w:num w:numId="25" w16cid:durableId="245303647">
-    <w:abstractNumId w:val="8"/>
-  </w:num>
-  <w:num w:numId="26" w16cid:durableId="955797934">
-    <w:abstractNumId w:val="20"/>
-  </w:num>
-  <w:num w:numId="27" w16cid:durableId="2044943741">
-    <w:abstractNumId w:val="18"/>
+  <w:num w:numId="35" w16cid:durableId="1126972977">
+    <w:abstractNumId w:val="6"/>
   </w:num>
 </w:numbering>
 </file>
@@ -10152,6 +11927,45 @@
       <w:shd w:val="clear" w:color="auto" w:fill="E1DFDD"/>
     </w:rPr>
   </w:style>
+  <w:style w:type="paragraph" w:styleId="NormalWeb">
+    <w:name w:val="Normal (Web)"/>
+    <w:basedOn w:val="Normal"/>
+    <w:uiPriority w:val="99"/>
+    <w:unhideWhenUsed/>
+    <w:rsid w:val="006C6BB9"/>
+    <w:pPr>
+      <w:spacing w:before="100" w:beforeAutospacing="1" w:after="100" w:afterAutospacing="1" w:line="240" w:lineRule="auto"/>
+    </w:pPr>
+    <w:rPr>
+      <w:rFonts w:ascii="Tahoma" w:eastAsia="Times New Roman" w:hAnsi="Tahoma" w:cs="Tahoma"/>
+      <w:sz w:val="24"/>
+      <w:szCs w:val="24"/>
+    </w:rPr>
+  </w:style>
+  <w:style w:type="character" w:styleId="Strong">
+    <w:name w:val="Strong"/>
+    <w:basedOn w:val="DefaultParagraphFont"/>
+    <w:uiPriority w:val="22"/>
+    <w:qFormat/>
+    <w:rsid w:val="006C6BB9"/>
+    <w:rPr>
+      <w:b/>
+      <w:bCs/>
+    </w:rPr>
+  </w:style>
+  <w:style w:type="paragraph" w:customStyle="1" w:styleId="isselectedend">
+    <w:name w:val="isselectedend"/>
+    <w:basedOn w:val="Normal"/>
+    <w:rsid w:val="00BF3CFE"/>
+    <w:pPr>
+      <w:spacing w:before="100" w:beforeAutospacing="1" w:after="100" w:afterAutospacing="1" w:line="240" w:lineRule="auto"/>
+    </w:pPr>
+    <w:rPr>
+      <w:rFonts w:ascii="Tahoma" w:eastAsia="Times New Roman" w:hAnsi="Tahoma" w:cs="Tahoma"/>
+      <w:sz w:val="24"/>
+      <w:szCs w:val="24"/>
+    </w:rPr>
+  </w:style>
 </w:styles>
 </file>
 
